--- a/md/202202811315_李一坤_基于JavaEE的玻璃生产管理系统的设计与实现_毕业论文_03242024.docx
+++ b/md/202202811315_李一坤_基于JavaEE的玻璃生产管理系统的设计与实现_毕业论文_03242024.docx
@@ -77,21 +77,7 @@
         <w:rPr>
           <w:rFonts w:hint="eastAsia"/>
         </w:rPr>
-        <w:t>基于</w:t>
-      </w:r>
-      <w:proofErr w:type="spellStart"/>
-      <w:r>
-        <w:rPr>
-          <w:rFonts w:hint="eastAsia"/>
-        </w:rPr>
-        <w:t>JavaEE</w:t>
-      </w:r>
-      <w:proofErr w:type="spellEnd"/>
-      <w:r>
-        <w:rPr>
-          <w:rFonts w:hint="eastAsia"/>
-        </w:rPr>
-        <w:t>的玻璃生产管理系统的设计与实现</w:t>
+        <w:t>基于JavaEE的玻璃生产管理系统的设计与实现</w:t>
       </w:r>
       <w:r>
         <w:rPr>
@@ -272,21 +258,7 @@
         <w:rPr>
           <w:rFonts w:hint="eastAsia"/>
         </w:rPr>
-        <w:t xml:space="preserve"> 现阶段玻璃生产企业的仓储管理主要依赖人工登记与Excel表格进行物料出入库记录与库存统计。玻璃生产具有高温连续作业、原料配比精度要求高、产品规格多样化等特点，其仓储管理面临诸多挑战：在原料环节，石英砂、纯碱、石灰石等原料密度大、易受潮结块，传统手工记录难以实现批次追溯，原料质量波动直接影响玻璃成品透光率与强度；在半成品环节，玻璃原片规格繁多且易碎，不同厚度、尺寸的原片需分区存储，人工盘点效率低下且易造成原片损耗与混批问题；在成品环节，玻璃成品按规格、厚度、透光等级分类管理，传统管理模式下库存信息更新滞后，导致生产排程与库存数据脱节，易出现订单交付延迟或库存积压；在生产领料环节，玻璃熔化工序连续性强，原料断供将导致窑炉停机冷修，造成重大经济损失，而传统模式下缺乏库存预警机制，难以及时发现原料短缺风险；在质量追溯环节，玻璃气泡、结石、条纹等质量缺陷需追溯至原料批次与供应商，传统纸质单据查询效率低，质量问题定位困难。然而这种多平台割裂的传统仓储管理模式对于玻璃生产企业而言是相当繁杂的，导致流程碎片化，跨部门协调成本高，管理无序化，易造成库存数据偏差，信息滞后使得管理者因库存信息不透明陷入决策困境。为了解决目前玻璃生产企业仓储管理存在的流程复杂、管理无序的问题，本文基于 Spring Boot 和 </w:t>
-      </w:r>
-      <w:proofErr w:type="spellStart"/>
-      <w:r>
-        <w:rPr>
-          <w:rFonts w:hint="eastAsia"/>
-        </w:rPr>
-        <w:t>MyBatis</w:t>
-      </w:r>
-      <w:proofErr w:type="spellEnd"/>
-      <w:r>
-        <w:rPr>
-          <w:rFonts w:hint="eastAsia"/>
-        </w:rPr>
-        <w:t xml:space="preserve"> 框架，并结合 Maven 搭建的模块化设计实现了玻璃生产仓储管理系统。本系统将以标准化的仓储管理流程为基准，实现入库管理、出库管理、库存管理、调拨管理的信息一体化，包含基础数据管理、采购管理、生产管理、库存管理、调拨管理、统计分析等功能，并新增物料标签管理板块用于实现玻璃物料全程追溯与精准管理。</w:t>
+        <w:t xml:space="preserve"> 现阶段玻璃生产企业的仓储管理主要依赖人工登记与Excel表格进行物料出入库记录与库存统计。玻璃生产具有高温连续作业、原料配比精度要求高、产品规格多样化等特点，其仓储管理面临诸多挑战：在原料环节，石英砂、纯碱、石灰石等原料密度大、易受潮结块，传统手工记录难以实现批次追溯，原料质量波动直接影响玻璃成品透光率与强度；在半成品环节，玻璃原片规格繁多且易碎，不同厚度、尺寸的原片需分区存储，人工盘点效率低下且易造成原片损耗与混批问题；在成品环节，玻璃成品按规格、厚度、透光等级分类管理，传统管理模式下库存信息更新滞后，导致生产排程与库存数据脱节，易出现订单交付延迟或库存积压；在生产领料环节，玻璃熔化工序连续性强，原料断供将导致窑炉停机冷修，造成重大经济损失，而传统模式下缺乏库存预警机制，难以及时发现原料短缺风险；在质量追溯环节，玻璃气泡、结石、条纹等质量缺陷需追溯至原料批次与供应商，传统纸质单据查询效率低，质量问题定位困难。然而这种多平台割裂的传统仓储管理模式对于玻璃生产企业而言是相当繁杂的，导致流程碎片化，跨部门协调成本高，管理无序化，易造成库存数据偏差，信息滞后使得管理者因库存信息不透明陷入决策困境。为了解决目前玻璃生产企业仓储管理存在的流程复杂、管理无序的问题，本文基于 Spring Boot 和 MyBatis 框架，并结合 Maven 搭建的模块化设计实现了玻璃生产仓储管理系统。本系统将以标准化的仓储管理流程为基准，实现入库管理、出库管理、库存管理、调拨管理的信息一体化，包含基础数据管理、采购管理、生产管理、库存管理、调拨管理、统计分析等功能，并新增物料标签管理板块用于实现玻璃物料全程追溯与精准管理。</w:t>
       </w:r>
     </w:p>
     <w:p>
@@ -311,21 +283,7 @@
         <w:rPr>
           <w:rFonts w:hint="eastAsia"/>
         </w:rPr>
-        <w:t>Spring Boot；</w:t>
-      </w:r>
-      <w:proofErr w:type="spellStart"/>
-      <w:r>
-        <w:rPr>
-          <w:rFonts w:hint="eastAsia"/>
-        </w:rPr>
-        <w:t>MyBatis</w:t>
-      </w:r>
-      <w:proofErr w:type="spellEnd"/>
-      <w:r>
-        <w:rPr>
-          <w:rFonts w:hint="eastAsia"/>
-        </w:rPr>
-        <w:t>；玻璃生产；仓储管理；库存追溯</w:t>
+        <w:t>Spring Boot；MyBatis；玻璃生产；仓储管理；库存追溯</w:t>
       </w:r>
       <w:r>
         <w:rPr>
@@ -389,15 +347,7 @@
       </w:r>
       <w:r>
         <w:noBreakHyphen/>
-        <w:t xml:space="preserve">platform management model complicates workflows, increases coordination costs, and obscures inventory visibility, hampering operational decisions. To address these issues, this study develops a Glass Production Warehouse Management System based on Spring Boot and </w:t>
-      </w:r>
-      <w:proofErr w:type="spellStart"/>
-      <w:r>
-        <w:t>MyBatis</w:t>
-      </w:r>
-      <w:proofErr w:type="spellEnd"/>
-      <w:r>
-        <w:t>, implemented in a Maven</w:t>
+        <w:t>platform management model complicates workflows, increases coordination costs, and obscures inventory visibility, hampering operational decisions. To address these issues, this study develops a Glass Production Warehouse Management System based on Spring Boot and MyBatis, implemented in a Maven</w:t>
       </w:r>
       <w:r>
         <w:noBreakHyphen/>
@@ -425,15 +375,7 @@
         <w:t>：</w:t>
       </w:r>
       <w:r>
-        <w:t xml:space="preserve">Spring Boot; </w:t>
-      </w:r>
-      <w:proofErr w:type="spellStart"/>
-      <w:r>
-        <w:t>MyBatis</w:t>
-      </w:r>
-      <w:proofErr w:type="spellEnd"/>
-      <w:r>
-        <w:t>; Glass Production; Warehouse Management; Inventory Traceability.</w:t>
+        <w:t>Spring Boot; MyBatis; Glass Production; Warehouse Management; Inventory Traceability.</w:t>
       </w:r>
       <w:bookmarkEnd w:id="0"/>
     </w:p>
@@ -8560,7 +8502,7 @@
         <w:pStyle w:val="2"/>
         <w:rPr>
           <w:rStyle w:val="md-plain"/>
-          <w:rFonts w:ascii="PT Serif" w:hAnsi="PT Serif" w:hint="eastAsia"/>
+          <w:rFonts w:ascii="PT Serif" w:hAnsi="PT Serif"/>
           <w:color w:val="000000" w:themeColor="text1"/>
         </w:rPr>
       </w:pPr>
@@ -8580,7 +8522,7 @@
         <w:ind w:firstLineChars="200" w:firstLine="496"/>
         <w:rPr>
           <w:rStyle w:val="md-plain"/>
-          <w:rFonts w:ascii="PT Serif" w:hAnsi="PT Serif" w:hint="eastAsia"/>
+          <w:rFonts w:ascii="PT Serif" w:hAnsi="PT Serif"/>
           <w:color w:val="000000" w:themeColor="text1"/>
         </w:rPr>
       </w:pPr>
@@ -8675,9 +8617,6 @@
     <w:p>
       <w:pPr>
         <w:ind w:firstLineChars="200" w:firstLine="496"/>
-        <w:rPr>
-          <w:rFonts w:hint="eastAsia"/>
-        </w:rPr>
       </w:pPr>
       <w:r>
         <w:t>系统以“系统登录”作为所有业务的前置入口，确保了操作的安全性。在主用例框架下，采购员主要负责采购入库管理；生产计划员聚焦于生产领料管理；仓管员则统筹库存与调拨管理。此外，管理员负责基础数据维护与权限配置，为全系统提供底层支撑。统计与报表功能则作为公共模块，为各角色提供业务经营情况的汇总展示。通过主用例的统筹，系统构建了从基础配置到业务执行，再到结果分析的完整闭环，保障了仓储作业的有序进行</w:t>
@@ -9150,13 +9089,7 @@
     <w:p/>
     <w:p/>
     <w:p/>
-    <w:p>
-      <w:pPr>
-        <w:rPr>
-          <w:rFonts w:hint="eastAsia"/>
-        </w:rPr>
-      </w:pPr>
-    </w:p>
+    <w:p/>
     <w:p>
       <w:r>
         <w:br w:type="page"/>
@@ -9214,21 +9147,7 @@
         <w:rPr>
           <w:rFonts w:hint="eastAsia"/>
         </w:rPr>
-        <w:t xml:space="preserve">系统采用前后端分离架构。前端基于 Vue 与 Element UI 完成业务界面，包括入库/出库/退货/调拨单据录入、标签管理、扫码交互以及库存查询与统计展示。后端基于 Spring Boot 与 </w:t>
-      </w:r>
-      <w:proofErr w:type="spellStart"/>
-      <w:r>
-        <w:rPr>
-          <w:rFonts w:hint="eastAsia"/>
-        </w:rPr>
-        <w:t>MyBatis</w:t>
-      </w:r>
-      <w:proofErr w:type="spellEnd"/>
-      <w:r>
-        <w:rPr>
-          <w:rFonts w:hint="eastAsia"/>
-        </w:rPr>
-        <w:t xml:space="preserve"> 完成业务逻辑与数据访问，并通过事务控制保障库存一致性更新。数据库使用 MySQL，按基础数据、库存业务与系统管理进行表结构划分</w:t>
+        <w:t>系统采用前后端分离架构。前端基于 Vue 与 Element UI 完成业务界面，包括入库/出库/退货/调拨单据录入、标签管理、扫码交互以及库存查询与统计展示。后端基于 Spring Boot 与 MyBatis 完成业务逻辑与数据访问，并通过事务控制保障库存一致性更新。数据库使用 MySQL，按基础数据、库存业务与系统管理进行表结构划分</w:t>
       </w:r>
       <w:r>
         <w:rPr>
@@ -9341,7 +9260,7 @@
           <w:noProof/>
         </w:rPr>
         <w:drawing>
-          <wp:inline distT="0" distB="0" distL="0" distR="0" wp14:anchorId="5DBE3E8C" wp14:editId="2DDBE773">
+          <wp:inline distT="0" distB="0" distL="0" distR="0" wp14:anchorId="5DBE3E8C" wp14:editId="79908DB3">
             <wp:extent cx="5939790" cy="1751527"/>
             <wp:effectExtent l="0" t="0" r="3810" b="1270"/>
             <wp:docPr id="428190919" name="图片 10"/>
@@ -9871,203 +9790,7 @@
         <w:rPr>
           <w:rFonts w:hint="eastAsia"/>
         </w:rPr>
-        <w:t>分别为 BaseMat（物料类）、</w:t>
-      </w:r>
-      <w:proofErr w:type="spellStart"/>
-      <w:r>
-        <w:rPr>
-          <w:rFonts w:hint="eastAsia"/>
-        </w:rPr>
-        <w:t>BaseMatClass</w:t>
-      </w:r>
-      <w:proofErr w:type="spellEnd"/>
-      <w:r>
-        <w:rPr>
-          <w:rFonts w:hint="eastAsia"/>
-        </w:rPr>
-        <w:t>（物料分类类）、</w:t>
-      </w:r>
-      <w:proofErr w:type="spellStart"/>
-      <w:r>
-        <w:rPr>
-          <w:rFonts w:hint="eastAsia"/>
-        </w:rPr>
-        <w:t>BaseMatGroup</w:t>
-      </w:r>
-      <w:proofErr w:type="spellEnd"/>
-      <w:r>
-        <w:rPr>
-          <w:rFonts w:hint="eastAsia"/>
-        </w:rPr>
-        <w:t>（物料组类）、</w:t>
-      </w:r>
-      <w:proofErr w:type="spellStart"/>
-      <w:r>
-        <w:rPr>
-          <w:rFonts w:hint="eastAsia"/>
-        </w:rPr>
-        <w:t>BaseMatBom</w:t>
-      </w:r>
-      <w:proofErr w:type="spellEnd"/>
-      <w:r>
-        <w:rPr>
-          <w:rFonts w:hint="eastAsia"/>
-        </w:rPr>
-        <w:t>（物料BOM类）、</w:t>
-      </w:r>
-      <w:proofErr w:type="spellStart"/>
-      <w:r>
-        <w:rPr>
-          <w:rFonts w:hint="eastAsia"/>
-        </w:rPr>
-        <w:t>BaseWarehouse</w:t>
-      </w:r>
-      <w:proofErr w:type="spellEnd"/>
-      <w:r>
-        <w:rPr>
-          <w:rFonts w:hint="eastAsia"/>
-        </w:rPr>
-        <w:t>（仓库类）、</w:t>
-      </w:r>
-      <w:proofErr w:type="spellStart"/>
-      <w:r>
-        <w:rPr>
-          <w:rFonts w:hint="eastAsia"/>
-        </w:rPr>
-        <w:t>BaseLocation</w:t>
-      </w:r>
-      <w:proofErr w:type="spellEnd"/>
-      <w:r>
-        <w:rPr>
-          <w:rFonts w:hint="eastAsia"/>
-        </w:rPr>
-        <w:t>（货位类）、</w:t>
-      </w:r>
-      <w:proofErr w:type="spellStart"/>
-      <w:r>
-        <w:rPr>
-          <w:rFonts w:hint="eastAsia"/>
-        </w:rPr>
-        <w:t>BaseSupplier</w:t>
-      </w:r>
-      <w:proofErr w:type="spellEnd"/>
-      <w:r>
-        <w:rPr>
-          <w:rFonts w:hint="eastAsia"/>
-        </w:rPr>
-        <w:t>（供应商类）、</w:t>
-      </w:r>
-      <w:proofErr w:type="spellStart"/>
-      <w:r>
-        <w:rPr>
-          <w:rFonts w:hint="eastAsia"/>
-        </w:rPr>
-        <w:t>BaseWorkshop</w:t>
-      </w:r>
-      <w:proofErr w:type="spellEnd"/>
-      <w:r>
-        <w:rPr>
-          <w:rFonts w:hint="eastAsia"/>
-        </w:rPr>
-        <w:t>（车间类）、</w:t>
-      </w:r>
-      <w:proofErr w:type="spellStart"/>
-      <w:r>
-        <w:rPr>
-          <w:rFonts w:hint="eastAsia"/>
-        </w:rPr>
-        <w:t>StockInfo</w:t>
-      </w:r>
-      <w:proofErr w:type="spellEnd"/>
-      <w:r>
-        <w:rPr>
-          <w:rFonts w:hint="eastAsia"/>
-        </w:rPr>
-        <w:t>（库存信息类）、</w:t>
-      </w:r>
-      <w:proofErr w:type="spellStart"/>
-      <w:r>
-        <w:rPr>
-          <w:rFonts w:hint="eastAsia"/>
-        </w:rPr>
-        <w:t>StockMatLabel</w:t>
-      </w:r>
-      <w:proofErr w:type="spellEnd"/>
-      <w:r>
-        <w:rPr>
-          <w:rFonts w:hint="eastAsia"/>
-        </w:rPr>
-        <w:t>（物料标签类）、</w:t>
-      </w:r>
-      <w:proofErr w:type="spellStart"/>
-      <w:r>
-        <w:rPr>
-          <w:rFonts w:hint="eastAsia"/>
-        </w:rPr>
-        <w:t>StockInOrder</w:t>
-      </w:r>
-      <w:proofErr w:type="spellEnd"/>
-      <w:r>
-        <w:rPr>
-          <w:rFonts w:hint="eastAsia"/>
-        </w:rPr>
-        <w:t>（入库单类）、</w:t>
-      </w:r>
-      <w:proofErr w:type="spellStart"/>
-      <w:r>
-        <w:rPr>
-          <w:rFonts w:hint="eastAsia"/>
-        </w:rPr>
-        <w:t>StockOutOrder</w:t>
-      </w:r>
-      <w:proofErr w:type="spellEnd"/>
-      <w:r>
-        <w:rPr>
-          <w:rFonts w:hint="eastAsia"/>
-        </w:rPr>
-        <w:t>（出库单类）、</w:t>
-      </w:r>
-      <w:proofErr w:type="spellStart"/>
-      <w:r>
-        <w:rPr>
-          <w:rFonts w:hint="eastAsia"/>
-        </w:rPr>
-        <w:t>StockProdOrder</w:t>
-      </w:r>
-      <w:proofErr w:type="spellEnd"/>
-      <w:r>
-        <w:rPr>
-          <w:rFonts w:hint="eastAsia"/>
-        </w:rPr>
-        <w:t>（生产订单类）、</w:t>
-      </w:r>
-      <w:proofErr w:type="spellStart"/>
-      <w:r>
-        <w:rPr>
-          <w:rFonts w:hint="eastAsia"/>
-        </w:rPr>
-        <w:t>StockAllotOrder</w:t>
-      </w:r>
-      <w:proofErr w:type="spellEnd"/>
-      <w:r>
-        <w:rPr>
-          <w:rFonts w:hint="eastAsia"/>
-        </w:rPr>
-        <w:t>（调拨单类）、</w:t>
-      </w:r>
-      <w:proofErr w:type="spellStart"/>
-      <w:r>
-        <w:rPr>
-          <w:rFonts w:hint="eastAsia"/>
-        </w:rPr>
-        <w:t>StockRecord</w:t>
-      </w:r>
-      <w:proofErr w:type="spellEnd"/>
-      <w:r>
-        <w:rPr>
-          <w:rFonts w:hint="eastAsia"/>
-        </w:rPr>
-        <w:t>（库存流水类）</w:t>
+        <w:t>分别为 BaseMat（物料类）、BaseMatClass（物料分类类）、BaseMatGroup（物料组类）、BaseMatBom（物料BOM类）、BaseWarehouse（仓库类）、BaseLocation（货位类）、BaseSupplier（供应商类）、BaseWorkshop（车间类）、StockInfo（库存信息类）、StockMatLabel（物料标签类）、StockInOrder（入库单类）、StockOutOrder（出库单类）、StockProdOrder（生产订单类）、StockAllotOrder（调拨单类）、StockRecord（库存流水类）</w:t>
       </w:r>
       <w:r>
         <w:rPr>
@@ -10084,133 +9807,7 @@
         <w:rPr>
           <w:rFonts w:hint="eastAsia"/>
         </w:rPr>
-        <w:t xml:space="preserve">从用户登录仓储平台开始，用户的各类操作都需后端记录操作者的信息，并且返回给前端显示在页面上的信息也应携带用户信息。以 BaseMat（物料类）和 </w:t>
-      </w:r>
-      <w:proofErr w:type="spellStart"/>
-      <w:r>
-        <w:rPr>
-          <w:rFonts w:hint="eastAsia"/>
-        </w:rPr>
-        <w:t>StockInfo</w:t>
-      </w:r>
-      <w:proofErr w:type="spellEnd"/>
-      <w:r>
-        <w:rPr>
-          <w:rFonts w:hint="eastAsia"/>
-        </w:rPr>
-        <w:t xml:space="preserve">（库存信息类）以及 </w:t>
-      </w:r>
-      <w:proofErr w:type="spellStart"/>
-      <w:r>
-        <w:rPr>
-          <w:rFonts w:hint="eastAsia"/>
-        </w:rPr>
-        <w:t>StockMatLabel</w:t>
-      </w:r>
-      <w:proofErr w:type="spellEnd"/>
-      <w:r>
-        <w:rPr>
-          <w:rFonts w:hint="eastAsia"/>
-        </w:rPr>
-        <w:t xml:space="preserve">（物料标签类）为例，若物料螺丝已入库到一号仓库的A货位，在系统中就会生成相应的库存记录和物料标签，后台管理系统需要根据库存数量判断该物料是否需要进行补货提醒，这是仓储平台库存预警的合理逻辑。所以，BaseMat（物料类）依赖 </w:t>
-      </w:r>
-      <w:proofErr w:type="spellStart"/>
-      <w:r>
-        <w:rPr>
-          <w:rFonts w:hint="eastAsia"/>
-        </w:rPr>
-        <w:t>StockInfo</w:t>
-      </w:r>
-      <w:proofErr w:type="spellEnd"/>
-      <w:r>
-        <w:rPr>
-          <w:rFonts w:hint="eastAsia"/>
-        </w:rPr>
-        <w:t xml:space="preserve">（库存信息类）和 </w:t>
-      </w:r>
-      <w:proofErr w:type="spellStart"/>
-      <w:r>
-        <w:rPr>
-          <w:rFonts w:hint="eastAsia"/>
-        </w:rPr>
-        <w:t>StockMatLabel</w:t>
-      </w:r>
-      <w:proofErr w:type="spellEnd"/>
-      <w:r>
-        <w:rPr>
-          <w:rFonts w:hint="eastAsia"/>
-        </w:rPr>
-        <w:t xml:space="preserve">（物料标签类）。再看 BaseMat（物料类）与 </w:t>
-      </w:r>
-      <w:proofErr w:type="spellStart"/>
-      <w:r>
-        <w:rPr>
-          <w:rFonts w:hint="eastAsia"/>
-        </w:rPr>
-        <w:t>StockInOrder</w:t>
-      </w:r>
-      <w:proofErr w:type="spellEnd"/>
-      <w:r>
-        <w:rPr>
-          <w:rFonts w:hint="eastAsia"/>
-        </w:rPr>
-        <w:t xml:space="preserve">（入库单类），用户创建入库单后，展现在页面上的除了入库单信息，还应有入库物料的基本信息。因此，BaseMat（物料类）依赖 </w:t>
-      </w:r>
-      <w:proofErr w:type="spellStart"/>
-      <w:r>
-        <w:rPr>
-          <w:rFonts w:hint="eastAsia"/>
-        </w:rPr>
-        <w:t>StockInOrder</w:t>
-      </w:r>
-      <w:proofErr w:type="spellEnd"/>
-      <w:r>
-        <w:rPr>
-          <w:rFonts w:hint="eastAsia"/>
-        </w:rPr>
-        <w:t xml:space="preserve">（入库单类）。依此类推，用户在创建出库单、调拨单以及维护BOM时也是同样的情况，BaseMat（物料类）对 </w:t>
-      </w:r>
-      <w:proofErr w:type="spellStart"/>
-      <w:r>
-        <w:rPr>
-          <w:rFonts w:hint="eastAsia"/>
-        </w:rPr>
-        <w:t>StockOutOrder</w:t>
-      </w:r>
-      <w:proofErr w:type="spellEnd"/>
-      <w:r>
-        <w:rPr>
-          <w:rFonts w:hint="eastAsia"/>
-        </w:rPr>
-        <w:t>（出库单类）、</w:t>
-      </w:r>
-      <w:proofErr w:type="spellStart"/>
-      <w:r>
-        <w:rPr>
-          <w:rFonts w:hint="eastAsia"/>
-        </w:rPr>
-        <w:t>StockAllotOrder</w:t>
-      </w:r>
-      <w:proofErr w:type="spellEnd"/>
-      <w:r>
-        <w:rPr>
-          <w:rFonts w:hint="eastAsia"/>
-        </w:rPr>
-        <w:t xml:space="preserve">（调拨单类）以及 </w:t>
-      </w:r>
-      <w:proofErr w:type="spellStart"/>
-      <w:r>
-        <w:rPr>
-          <w:rFonts w:hint="eastAsia"/>
-        </w:rPr>
-        <w:t>BaseMatBom</w:t>
-      </w:r>
-      <w:proofErr w:type="spellEnd"/>
-      <w:r>
-        <w:rPr>
-          <w:rFonts w:hint="eastAsia"/>
-        </w:rPr>
-        <w:t>（物料BOM类）也分别存在关联关系。</w:t>
+        <w:t>从用户登录仓储平台开始，用户的各类操作都需后端记录操作者的信息，并且返回给前端显示在页面上的信息也应携带用户信息。以 BaseMat（物料类）和 StockInfo（库存信息类）以及 StockMatLabel（物料标签类）为例，若物料螺丝已入库到一号仓库的A货位，在系统中就会生成相应的库存记录和物料标签，后台管理系统需要根据库存数量判断该物料是否需要进行补货提醒，这是仓储平台库存预警的合理逻辑。所以，BaseMat（物料类）依赖 StockInfo（库存信息类）和 StockMatLabel（物料标签类）。再看 BaseMat（物料类）与 StockInOrder（入库单类），用户创建入库单后，展现在页面上的除了入库单信息，还应有入库物料的基本信息。因此，BaseMat（物料类）依赖 StockInOrder（入库单类）。依此类推，用户在创建出库单、调拨单以及维护BOM时也是同样的情况，BaseMat（物料类）对 StockOutOrder（出库单类）、StockAllotOrder（调拨单类）以及 BaseMatBom（物料BOM类）也分别存在关联关系。</w:t>
       </w:r>
     </w:p>
     <w:p>
@@ -10222,35 +9819,7 @@
           <w:rFonts w:hint="eastAsia"/>
         </w:rPr>
         <w:lastRenderedPageBreak/>
-        <w:t>用户在创建入库单时，除了基本的单据信息外，还必须选择入库仓库、供应商以及具体物料明细，用于清晰记录物料的来源和存放位置。 用户在平台查看出库单以及对应的生产订单时，一个出库单可能会关联多个物料标签的出库操作，这些出库明细如何正确匹配物料标签，需要从数据库拿着出库明细中的物料编码去比对相应的物料标签库存。这个过程中，</w:t>
-      </w:r>
-      <w:proofErr w:type="spellStart"/>
-      <w:r>
-        <w:rPr>
-          <w:rFonts w:hint="eastAsia"/>
-        </w:rPr>
-        <w:t>StockOutOrder</w:t>
-      </w:r>
-      <w:proofErr w:type="spellEnd"/>
-      <w:r>
-        <w:rPr>
-          <w:rFonts w:hint="eastAsia"/>
-        </w:rPr>
-        <w:t xml:space="preserve">（出库单类）依赖 </w:t>
-      </w:r>
-      <w:proofErr w:type="spellStart"/>
-      <w:r>
-        <w:rPr>
-          <w:rFonts w:hint="eastAsia"/>
-        </w:rPr>
-        <w:t>StockMatLabel</w:t>
-      </w:r>
-      <w:proofErr w:type="spellEnd"/>
-      <w:r>
-        <w:rPr>
-          <w:rFonts w:hint="eastAsia"/>
-        </w:rPr>
-        <w:t>（物料标签类）</w:t>
+        <w:t>用户在创建入库单时，除了基本的单据信息外，还必须选择入库仓库、供应商以及具体物料明细，用于清晰记录物料的来源和存放位置。 用户在平台查看出库单以及对应的生产订单时，一个出库单可能会关联多个物料标签的出库操作，这些出库明细如何正确匹配物料标签，需要从数据库拿着出库明细中的物料编码去比对相应的物料标签库存。这个过程中，StockOutOrder（出库单类）依赖 StockMatLabel（物料标签类）</w:t>
       </w:r>
       <w:r>
         <w:rPr>
@@ -10267,105 +9836,7 @@
         <w:rPr>
           <w:rFonts w:hint="eastAsia"/>
         </w:rPr>
-        <w:t xml:space="preserve">物料在入库时，需要仓管员选择目标仓库和货位以及供应商信息，提交的入库信息应及时显示在页面上，此时页面上物料的所属仓库和货位不应该是数据库里记录的相应编号，而应该去 </w:t>
-      </w:r>
-      <w:proofErr w:type="spellStart"/>
-      <w:r>
-        <w:rPr>
-          <w:rFonts w:hint="eastAsia"/>
-        </w:rPr>
-        <w:t>BaseWarehouse</w:t>
-      </w:r>
-      <w:proofErr w:type="spellEnd"/>
-      <w:r>
-        <w:rPr>
-          <w:rFonts w:hint="eastAsia"/>
-        </w:rPr>
-        <w:t>（仓库类）、</w:t>
-      </w:r>
-      <w:proofErr w:type="spellStart"/>
-      <w:r>
-        <w:rPr>
-          <w:rFonts w:hint="eastAsia"/>
-        </w:rPr>
-        <w:t>BaseLocation</w:t>
-      </w:r>
-      <w:proofErr w:type="spellEnd"/>
-      <w:r>
-        <w:rPr>
-          <w:rFonts w:hint="eastAsia"/>
-        </w:rPr>
-        <w:t>（货位类）、</w:t>
-      </w:r>
-      <w:proofErr w:type="spellStart"/>
-      <w:r>
-        <w:rPr>
-          <w:rFonts w:hint="eastAsia"/>
-        </w:rPr>
-        <w:t>BaseSupplier</w:t>
-      </w:r>
-      <w:proofErr w:type="spellEnd"/>
-      <w:r>
-        <w:rPr>
-          <w:rFonts w:hint="eastAsia"/>
-        </w:rPr>
-        <w:t>（供应商类）与之相对应的数据库表里查相应的仓库、货位、供应商记录，然后返回合适的物料入库信息的合适格式的信息。所以，</w:t>
-      </w:r>
-      <w:proofErr w:type="spellStart"/>
-      <w:r>
-        <w:rPr>
-          <w:rFonts w:hint="eastAsia"/>
-        </w:rPr>
-        <w:t>StockInOrder</w:t>
-      </w:r>
-      <w:proofErr w:type="spellEnd"/>
-      <w:r>
-        <w:rPr>
-          <w:rFonts w:hint="eastAsia"/>
-        </w:rPr>
-        <w:t xml:space="preserve">（入库单类）分别依赖 </w:t>
-      </w:r>
-      <w:proofErr w:type="spellStart"/>
-      <w:r>
-        <w:rPr>
-          <w:rFonts w:hint="eastAsia"/>
-        </w:rPr>
-        <w:t>BaseWarehouse</w:t>
-      </w:r>
-      <w:proofErr w:type="spellEnd"/>
-      <w:r>
-        <w:rPr>
-          <w:rFonts w:hint="eastAsia"/>
-        </w:rPr>
-        <w:t>（仓库类）、</w:t>
-      </w:r>
-      <w:proofErr w:type="spellStart"/>
-      <w:r>
-        <w:rPr>
-          <w:rFonts w:hint="eastAsia"/>
-        </w:rPr>
-        <w:t>BaseLocation</w:t>
-      </w:r>
-      <w:proofErr w:type="spellEnd"/>
-      <w:r>
-        <w:rPr>
-          <w:rFonts w:hint="eastAsia"/>
-        </w:rPr>
-        <w:t>（货位类）、</w:t>
-      </w:r>
-      <w:proofErr w:type="spellStart"/>
-      <w:r>
-        <w:rPr>
-          <w:rFonts w:hint="eastAsia"/>
-        </w:rPr>
-        <w:t>BaseSupplier</w:t>
-      </w:r>
-      <w:proofErr w:type="spellEnd"/>
-      <w:r>
-        <w:rPr>
-          <w:rFonts w:hint="eastAsia"/>
-        </w:rPr>
-        <w:t>（供应商类）和 BaseMat（物料类）。</w:t>
+        <w:t>物料在入库时，需要仓管员选择目标仓库和货位以及供应商信息，提交的入库信息应及时显示在页面上，此时页面上物料的所属仓库和货位不应该是数据库里记录的相应编号，而应该去 BaseWarehouse（仓库类）、BaseLocation（货位类）、BaseSupplier（供应商类）与之相对应的数据库表里查相应的仓库、货位、供应商记录，然后返回合适的物料入库信息的合适格式的信息。所以，StockInOrder（入库单类）分别依赖 BaseWarehouse（仓库类）、BaseLocation（货位类）、BaseSupplier（供应商类）和 BaseMat（物料类）。</w:t>
       </w:r>
     </w:p>
     <w:p>
@@ -10637,7 +10108,6 @@
         </w:rPr>
         <w:t>个核心实体类，分别是：</w:t>
       </w:r>
-      <w:proofErr w:type="spellStart"/>
       <w:r>
         <w:rPr>
           <w:rStyle w:val="md-plain"/>
@@ -10646,7 +10116,6 @@
         </w:rPr>
         <w:t>MatController</w:t>
       </w:r>
-      <w:proofErr w:type="spellEnd"/>
       <w:r>
         <w:rPr>
           <w:rStyle w:val="md-plain"/>
@@ -10655,7 +10124,6 @@
         </w:rPr>
         <w:t>（物料控制类）、</w:t>
       </w:r>
-      <w:proofErr w:type="spellStart"/>
       <w:r>
         <w:rPr>
           <w:rStyle w:val="md-plain"/>
@@ -10664,7 +10132,6 @@
         </w:rPr>
         <w:t>MatService</w:t>
       </w:r>
-      <w:proofErr w:type="spellEnd"/>
       <w:r>
         <w:rPr>
           <w:rStyle w:val="md-plain"/>
@@ -10673,7 +10140,6 @@
         </w:rPr>
         <w:t>（物料服务接口）、</w:t>
       </w:r>
-      <w:proofErr w:type="spellStart"/>
       <w:r>
         <w:rPr>
           <w:rStyle w:val="md-plain"/>
@@ -10682,7 +10148,6 @@
         </w:rPr>
         <w:t>MatServiceImpl</w:t>
       </w:r>
-      <w:proofErr w:type="spellEnd"/>
       <w:r>
         <w:rPr>
           <w:rStyle w:val="md-plain"/>
@@ -10707,7 +10172,6 @@
         </w:rPr>
         <w:t>类（物料信息）、</w:t>
       </w:r>
-      <w:proofErr w:type="spellStart"/>
       <w:r>
         <w:rPr>
           <w:rStyle w:val="md-plain"/>
@@ -10716,7 +10180,6 @@
         </w:rPr>
         <w:t>BaseMatClass</w:t>
       </w:r>
-      <w:proofErr w:type="spellEnd"/>
       <w:r>
         <w:rPr>
           <w:rStyle w:val="md-plain"/>
@@ -10725,7 +10188,6 @@
         </w:rPr>
         <w:t>类（物料分类）、</w:t>
       </w:r>
-      <w:proofErr w:type="spellStart"/>
       <w:r>
         <w:rPr>
           <w:rStyle w:val="md-plain"/>
@@ -10734,7 +10196,6 @@
         </w:rPr>
         <w:t>BaseMatGroup</w:t>
       </w:r>
-      <w:proofErr w:type="spellEnd"/>
       <w:r>
         <w:rPr>
           <w:rStyle w:val="md-plain"/>
@@ -10743,7 +10204,6 @@
         </w:rPr>
         <w:t>类（物料组）、</w:t>
       </w:r>
-      <w:proofErr w:type="spellStart"/>
       <w:r>
         <w:rPr>
           <w:rStyle w:val="md-plain"/>
@@ -10752,7 +10212,6 @@
         </w:rPr>
         <w:t>BaseMatBom</w:t>
       </w:r>
-      <w:proofErr w:type="spellEnd"/>
       <w:r>
         <w:rPr>
           <w:rStyle w:val="md-plain"/>
@@ -10777,7 +10236,6 @@
         </w:rPr>
         <w:t>）、</w:t>
       </w:r>
-      <w:proofErr w:type="spellStart"/>
       <w:r>
         <w:rPr>
           <w:rStyle w:val="md-plain"/>
@@ -10786,7 +10244,6 @@
         </w:rPr>
         <w:t>BaseWarehouse</w:t>
       </w:r>
-      <w:proofErr w:type="spellEnd"/>
       <w:r>
         <w:rPr>
           <w:rStyle w:val="md-plain"/>
@@ -10795,7 +10252,6 @@
         </w:rPr>
         <w:t>类（仓库信息）、</w:t>
       </w:r>
-      <w:proofErr w:type="spellStart"/>
       <w:r>
         <w:rPr>
           <w:rStyle w:val="md-plain"/>
@@ -10804,7 +10260,6 @@
         </w:rPr>
         <w:t>BaseLocation</w:t>
       </w:r>
-      <w:proofErr w:type="spellEnd"/>
       <w:r>
         <w:rPr>
           <w:rStyle w:val="md-plain"/>
@@ -10813,7 +10268,6 @@
         </w:rPr>
         <w:t>类（货位信息）、</w:t>
       </w:r>
-      <w:proofErr w:type="spellStart"/>
       <w:r>
         <w:rPr>
           <w:rStyle w:val="md-plain"/>
@@ -10822,7 +10276,6 @@
         </w:rPr>
         <w:t>BaseSupplier</w:t>
       </w:r>
-      <w:proofErr w:type="spellEnd"/>
       <w:r>
         <w:rPr>
           <w:rStyle w:val="md-plain"/>
@@ -10873,7 +10326,6 @@
         </w:rPr>
         <w:t>类包含</w:t>
       </w:r>
-      <w:proofErr w:type="spellStart"/>
       <w:r>
         <w:rPr>
           <w:rStyle w:val="md-plain"/>
@@ -10882,7 +10334,6 @@
         </w:rPr>
         <w:t>matCode</w:t>
       </w:r>
-      <w:proofErr w:type="spellEnd"/>
       <w:r>
         <w:rPr>
           <w:rStyle w:val="md-plain"/>
@@ -10891,7 +10342,6 @@
         </w:rPr>
         <w:t>（物料编码）、</w:t>
       </w:r>
-      <w:proofErr w:type="spellStart"/>
       <w:r>
         <w:rPr>
           <w:rStyle w:val="md-plain"/>
@@ -10900,7 +10350,6 @@
         </w:rPr>
         <w:t>matName</w:t>
       </w:r>
-      <w:proofErr w:type="spellEnd"/>
       <w:r>
         <w:rPr>
           <w:rStyle w:val="md-plain"/>
@@ -10909,7 +10358,6 @@
         </w:rPr>
         <w:t>（物料名称）、</w:t>
       </w:r>
-      <w:proofErr w:type="spellStart"/>
       <w:r>
         <w:rPr>
           <w:rStyle w:val="md-plain"/>
@@ -10918,7 +10366,6 @@
         </w:rPr>
         <w:t>figNum</w:t>
       </w:r>
-      <w:proofErr w:type="spellEnd"/>
       <w:r>
         <w:rPr>
           <w:rStyle w:val="md-plain"/>
@@ -10927,7 +10374,6 @@
         </w:rPr>
         <w:t>（图号）、</w:t>
       </w:r>
-      <w:proofErr w:type="spellStart"/>
       <w:r>
         <w:rPr>
           <w:rStyle w:val="md-plain"/>
@@ -10936,7 +10382,6 @@
         </w:rPr>
         <w:t>specModel</w:t>
       </w:r>
-      <w:proofErr w:type="spellEnd"/>
       <w:r>
         <w:rPr>
           <w:rStyle w:val="md-plain"/>
@@ -10945,7 +10390,6 @@
         </w:rPr>
         <w:t>（规格型号）、</w:t>
       </w:r>
-      <w:proofErr w:type="spellStart"/>
       <w:r>
         <w:rPr>
           <w:rStyle w:val="md-plain"/>
@@ -10954,7 +10398,6 @@
         </w:rPr>
         <w:t>matGroup</w:t>
       </w:r>
-      <w:proofErr w:type="spellEnd"/>
       <w:r>
         <w:rPr>
           <w:rStyle w:val="md-plain"/>
@@ -10963,7 +10406,6 @@
         </w:rPr>
         <w:t>（物料组编码，外键约束，关联物料组表）、</w:t>
       </w:r>
-      <w:proofErr w:type="spellStart"/>
       <w:r>
         <w:rPr>
           <w:rStyle w:val="md-plain"/>
@@ -10972,7 +10414,6 @@
         </w:rPr>
         <w:t>matClass</w:t>
       </w:r>
-      <w:proofErr w:type="spellEnd"/>
       <w:r>
         <w:rPr>
           <w:rStyle w:val="md-plain"/>
@@ -10997,7 +10438,6 @@
         </w:rPr>
         <w:t>（计量单位）、</w:t>
       </w:r>
-      <w:proofErr w:type="spellStart"/>
       <w:r>
         <w:rPr>
           <w:rStyle w:val="md-plain"/>
@@ -11006,7 +10446,6 @@
         </w:rPr>
         <w:t>safetyStock</w:t>
       </w:r>
-      <w:proofErr w:type="spellEnd"/>
       <w:r>
         <w:rPr>
           <w:rStyle w:val="md-plain"/>
@@ -11025,7 +10464,6 @@
           <w:color w:val="000000" w:themeColor="text1"/>
         </w:rPr>
       </w:pPr>
-      <w:proofErr w:type="spellStart"/>
       <w:r>
         <w:rPr>
           <w:rStyle w:val="md-plain"/>
@@ -11034,7 +10472,6 @@
         </w:rPr>
         <w:t>BaseMatClass</w:t>
       </w:r>
-      <w:proofErr w:type="spellEnd"/>
       <w:r>
         <w:rPr>
           <w:rStyle w:val="md-plain"/>
@@ -11043,7 +10480,6 @@
         </w:rPr>
         <w:t>类包含</w:t>
       </w:r>
-      <w:proofErr w:type="spellStart"/>
       <w:r>
         <w:rPr>
           <w:rStyle w:val="md-plain"/>
@@ -11052,7 +10488,6 @@
         </w:rPr>
         <w:t>classCode</w:t>
       </w:r>
-      <w:proofErr w:type="spellEnd"/>
       <w:r>
         <w:rPr>
           <w:rStyle w:val="md-plain"/>
@@ -11061,7 +10496,6 @@
         </w:rPr>
         <w:t>（分类编码）、</w:t>
       </w:r>
-      <w:proofErr w:type="spellStart"/>
       <w:r>
         <w:rPr>
           <w:rStyle w:val="md-plain"/>
@@ -11070,7 +10504,6 @@
         </w:rPr>
         <w:t>className</w:t>
       </w:r>
-      <w:proofErr w:type="spellEnd"/>
       <w:r>
         <w:rPr>
           <w:rStyle w:val="md-plain"/>
@@ -11079,7 +10512,6 @@
         </w:rPr>
         <w:t>（分类名称）、</w:t>
       </w:r>
-      <w:proofErr w:type="spellStart"/>
       <w:r>
         <w:rPr>
           <w:rStyle w:val="md-plain"/>
@@ -11088,7 +10520,6 @@
         </w:rPr>
         <w:t>parentCode</w:t>
       </w:r>
-      <w:proofErr w:type="spellEnd"/>
       <w:r>
         <w:rPr>
           <w:rStyle w:val="md-plain"/>
@@ -11097,7 +10528,6 @@
         </w:rPr>
         <w:t>（父分类编码）、</w:t>
       </w:r>
-      <w:proofErr w:type="spellStart"/>
       <w:r>
         <w:rPr>
           <w:rStyle w:val="md-plain"/>
@@ -11106,7 +10536,6 @@
         </w:rPr>
         <w:t>orderNum</w:t>
       </w:r>
-      <w:proofErr w:type="spellEnd"/>
       <w:r>
         <w:rPr>
           <w:rStyle w:val="md-plain"/>
@@ -11134,7 +10563,6 @@
           <w:color w:val="000000" w:themeColor="text1"/>
         </w:rPr>
       </w:pPr>
-      <w:proofErr w:type="spellStart"/>
       <w:r>
         <w:rPr>
           <w:rStyle w:val="md-plain"/>
@@ -11144,7 +10572,6 @@
         <w:lastRenderedPageBreak/>
         <w:t>BaseMatGroup</w:t>
       </w:r>
-      <w:proofErr w:type="spellEnd"/>
       <w:r>
         <w:rPr>
           <w:rStyle w:val="md-plain"/>
@@ -11153,7 +10580,6 @@
         </w:rPr>
         <w:t>类包含</w:t>
       </w:r>
-      <w:proofErr w:type="spellStart"/>
       <w:r>
         <w:rPr>
           <w:rStyle w:val="md-plain"/>
@@ -11162,7 +10588,6 @@
         </w:rPr>
         <w:t>groupCode</w:t>
       </w:r>
-      <w:proofErr w:type="spellEnd"/>
       <w:r>
         <w:rPr>
           <w:rStyle w:val="md-plain"/>
@@ -11171,7 +10596,6 @@
         </w:rPr>
         <w:t>（组别编码）、</w:t>
       </w:r>
-      <w:proofErr w:type="spellStart"/>
       <w:r>
         <w:rPr>
           <w:rStyle w:val="md-plain"/>
@@ -11180,7 +10604,6 @@
         </w:rPr>
         <w:t>groupName</w:t>
       </w:r>
-      <w:proofErr w:type="spellEnd"/>
       <w:r>
         <w:rPr>
           <w:rStyle w:val="md-plain"/>
@@ -11215,7 +10638,6 @@
           <w:color w:val="000000" w:themeColor="text1"/>
         </w:rPr>
       </w:pPr>
-      <w:proofErr w:type="spellStart"/>
       <w:r>
         <w:rPr>
           <w:rStyle w:val="md-plain"/>
@@ -11224,7 +10646,6 @@
         </w:rPr>
         <w:t>BaseMatBom</w:t>
       </w:r>
-      <w:proofErr w:type="spellEnd"/>
       <w:r>
         <w:rPr>
           <w:rStyle w:val="md-plain"/>
@@ -11233,7 +10654,6 @@
         </w:rPr>
         <w:t>类包含</w:t>
       </w:r>
-      <w:proofErr w:type="spellStart"/>
       <w:r>
         <w:rPr>
           <w:rStyle w:val="md-plain"/>
@@ -11242,7 +10662,6 @@
         </w:rPr>
         <w:t>parentMatCode</w:t>
       </w:r>
-      <w:proofErr w:type="spellEnd"/>
       <w:r>
         <w:rPr>
           <w:rStyle w:val="md-plain"/>
@@ -11251,7 +10670,6 @@
         </w:rPr>
         <w:t>（父物料编码，外键约束，关联物料表）、</w:t>
       </w:r>
-      <w:proofErr w:type="spellStart"/>
       <w:r>
         <w:rPr>
           <w:rStyle w:val="md-plain"/>
@@ -11260,7 +10678,6 @@
         </w:rPr>
         <w:t>matCode</w:t>
       </w:r>
-      <w:proofErr w:type="spellEnd"/>
       <w:r>
         <w:rPr>
           <w:rStyle w:val="md-plain"/>
@@ -11295,7 +10712,6 @@
           <w:color w:val="000000" w:themeColor="text1"/>
         </w:rPr>
       </w:pPr>
-      <w:proofErr w:type="spellStart"/>
       <w:r>
         <w:rPr>
           <w:rStyle w:val="md-plain"/>
@@ -11304,7 +10720,6 @@
         </w:rPr>
         <w:t>BaseWarehouse</w:t>
       </w:r>
-      <w:proofErr w:type="spellEnd"/>
       <w:r>
         <w:rPr>
           <w:rStyle w:val="md-plain"/>
@@ -11313,7 +10728,6 @@
         </w:rPr>
         <w:t>类包含</w:t>
       </w:r>
-      <w:proofErr w:type="spellStart"/>
       <w:r>
         <w:rPr>
           <w:rStyle w:val="md-plain"/>
@@ -11322,7 +10736,6 @@
         </w:rPr>
         <w:t>warehouseCode</w:t>
       </w:r>
-      <w:proofErr w:type="spellEnd"/>
       <w:r>
         <w:rPr>
           <w:rStyle w:val="md-plain"/>
@@ -11331,7 +10744,6 @@
         </w:rPr>
         <w:t>（仓库编码）、</w:t>
       </w:r>
-      <w:proofErr w:type="spellStart"/>
       <w:r>
         <w:rPr>
           <w:rStyle w:val="md-plain"/>
@@ -11340,7 +10752,6 @@
         </w:rPr>
         <w:t>warehouseName</w:t>
       </w:r>
-      <w:proofErr w:type="spellEnd"/>
       <w:r>
         <w:rPr>
           <w:rStyle w:val="md-plain"/>
@@ -11349,7 +10760,6 @@
         </w:rPr>
         <w:t>（仓库名称）、</w:t>
       </w:r>
-      <w:proofErr w:type="spellStart"/>
       <w:r>
         <w:rPr>
           <w:rStyle w:val="md-plain"/>
@@ -11358,7 +10768,6 @@
         </w:rPr>
         <w:t>warehouseType</w:t>
       </w:r>
-      <w:proofErr w:type="spellEnd"/>
       <w:r>
         <w:rPr>
           <w:rStyle w:val="md-plain"/>
@@ -11367,7 +10776,6 @@
         </w:rPr>
         <w:t>（仓库类型）、</w:t>
       </w:r>
-      <w:proofErr w:type="spellStart"/>
       <w:r>
         <w:rPr>
           <w:rStyle w:val="md-plain"/>
@@ -11376,7 +10784,6 @@
         </w:rPr>
         <w:t>warehouseKeeper</w:t>
       </w:r>
-      <w:proofErr w:type="spellEnd"/>
       <w:r>
         <w:rPr>
           <w:rStyle w:val="md-plain"/>
@@ -11395,7 +10802,6 @@
           <w:color w:val="000000" w:themeColor="text1"/>
         </w:rPr>
       </w:pPr>
-      <w:proofErr w:type="spellStart"/>
       <w:r>
         <w:rPr>
           <w:rStyle w:val="md-plain"/>
@@ -11404,7 +10810,6 @@
         </w:rPr>
         <w:t>BaseLocation</w:t>
       </w:r>
-      <w:proofErr w:type="spellEnd"/>
       <w:r>
         <w:rPr>
           <w:rStyle w:val="md-plain"/>
@@ -11413,7 +10818,6 @@
         </w:rPr>
         <w:t>类包含</w:t>
       </w:r>
-      <w:proofErr w:type="spellStart"/>
       <w:r>
         <w:rPr>
           <w:rStyle w:val="md-plain"/>
@@ -11422,7 +10826,6 @@
         </w:rPr>
         <w:t>locationCode</w:t>
       </w:r>
-      <w:proofErr w:type="spellEnd"/>
       <w:r>
         <w:rPr>
           <w:rStyle w:val="md-plain"/>
@@ -11431,7 +10834,6 @@
         </w:rPr>
         <w:t>（货位编码）、</w:t>
       </w:r>
-      <w:proofErr w:type="spellStart"/>
       <w:r>
         <w:rPr>
           <w:rStyle w:val="md-plain"/>
@@ -11440,7 +10842,6 @@
         </w:rPr>
         <w:t>locationName</w:t>
       </w:r>
-      <w:proofErr w:type="spellEnd"/>
       <w:r>
         <w:rPr>
           <w:rStyle w:val="md-plain"/>
@@ -11449,7 +10850,6 @@
         </w:rPr>
         <w:t>（货位名称）、</w:t>
       </w:r>
-      <w:proofErr w:type="spellStart"/>
       <w:r>
         <w:rPr>
           <w:rStyle w:val="md-plain"/>
@@ -11458,7 +10858,6 @@
         </w:rPr>
         <w:t>warehouseCode</w:t>
       </w:r>
-      <w:proofErr w:type="spellEnd"/>
       <w:r>
         <w:rPr>
           <w:rStyle w:val="md-plain"/>
@@ -11477,7 +10876,6 @@
           <w:color w:val="000000" w:themeColor="text1"/>
         </w:rPr>
       </w:pPr>
-      <w:proofErr w:type="spellStart"/>
       <w:r>
         <w:rPr>
           <w:rStyle w:val="md-plain"/>
@@ -11486,7 +10884,6 @@
         </w:rPr>
         <w:t>BaseSupplier</w:t>
       </w:r>
-      <w:proofErr w:type="spellEnd"/>
       <w:r>
         <w:rPr>
           <w:rStyle w:val="md-plain"/>
@@ -11495,7 +10892,6 @@
         </w:rPr>
         <w:t>类包含</w:t>
       </w:r>
-      <w:proofErr w:type="spellStart"/>
       <w:r>
         <w:rPr>
           <w:rStyle w:val="md-plain"/>
@@ -11504,7 +10900,6 @@
         </w:rPr>
         <w:t>supplierCode</w:t>
       </w:r>
-      <w:proofErr w:type="spellEnd"/>
       <w:r>
         <w:rPr>
           <w:rStyle w:val="md-plain"/>
@@ -11513,7 +10908,6 @@
         </w:rPr>
         <w:t>（供应商编码）、</w:t>
       </w:r>
-      <w:proofErr w:type="spellStart"/>
       <w:r>
         <w:rPr>
           <w:rStyle w:val="md-plain"/>
@@ -11522,7 +10916,6 @@
         </w:rPr>
         <w:t>supplierName</w:t>
       </w:r>
-      <w:proofErr w:type="spellEnd"/>
       <w:r>
         <w:rPr>
           <w:rStyle w:val="md-plain"/>
@@ -11656,7 +11049,6 @@
       <w:r>
         <w:t xml:space="preserve">表3-1 </w:t>
       </w:r>
-      <w:proofErr w:type="spellStart"/>
       <w:r>
         <w:rPr>
           <w:rStyle w:val="md-plain"/>
@@ -11666,7 +11058,6 @@
         </w:rPr>
         <w:t>base_mat</w:t>
       </w:r>
-      <w:proofErr w:type="spellEnd"/>
       <w:r>
         <w:t>表</w:t>
       </w:r>
@@ -11783,7 +11174,6 @@
                 <w:rFonts w:hint="default"/>
               </w:rPr>
             </w:pPr>
-            <w:proofErr w:type="spellStart"/>
             <w:r>
               <w:rPr>
                 <w:rStyle w:val="md-plain"/>
@@ -11793,7 +11183,6 @@
               </w:rPr>
               <w:t>mat_id</w:t>
             </w:r>
-            <w:proofErr w:type="spellEnd"/>
           </w:p>
         </w:tc>
         <w:tc>
@@ -11815,7 +11204,6 @@
                 <w:rFonts w:hint="default"/>
               </w:rPr>
             </w:pPr>
-            <w:proofErr w:type="spellStart"/>
             <w:r>
               <w:rPr>
                 <w:rStyle w:val="md-plain"/>
@@ -11825,7 +11213,6 @@
               </w:rPr>
               <w:t>bigint</w:t>
             </w:r>
-            <w:proofErr w:type="spellEnd"/>
           </w:p>
         </w:tc>
         <w:tc>
@@ -11882,7 +11269,6 @@
                 <w:rFonts w:hint="default"/>
               </w:rPr>
             </w:pPr>
-            <w:proofErr w:type="spellStart"/>
             <w:r>
               <w:rPr>
                 <w:rStyle w:val="md-plain"/>
@@ -11892,7 +11278,6 @@
               </w:rPr>
               <w:t>mat_code</w:t>
             </w:r>
-            <w:proofErr w:type="spellEnd"/>
           </w:p>
         </w:tc>
         <w:tc>
@@ -11988,7 +11373,6 @@
                 <w:rFonts w:hint="default"/>
               </w:rPr>
             </w:pPr>
-            <w:proofErr w:type="spellStart"/>
             <w:r>
               <w:rPr>
                 <w:rStyle w:val="md-plain"/>
@@ -11998,7 +11382,6 @@
               </w:rPr>
               <w:t>mat_name</w:t>
             </w:r>
-            <w:proofErr w:type="spellEnd"/>
           </w:p>
         </w:tc>
         <w:tc>
@@ -12088,7 +11471,6 @@
                 <w:szCs w:val="24"/>
               </w:rPr>
             </w:pPr>
-            <w:proofErr w:type="spellStart"/>
             <w:r>
               <w:rPr>
                 <w:rStyle w:val="md-plain"/>
@@ -12098,7 +11480,6 @@
               </w:rPr>
               <w:t>fig_num</w:t>
             </w:r>
-            <w:proofErr w:type="spellEnd"/>
           </w:p>
         </w:tc>
         <w:tc>
@@ -12188,7 +11569,6 @@
                 <w:szCs w:val="24"/>
               </w:rPr>
             </w:pPr>
-            <w:proofErr w:type="spellStart"/>
             <w:r>
               <w:rPr>
                 <w:rStyle w:val="md-plain"/>
@@ -12198,7 +11578,6 @@
               </w:rPr>
               <w:t>fg_code</w:t>
             </w:r>
-            <w:proofErr w:type="spellEnd"/>
           </w:p>
         </w:tc>
         <w:tc>
@@ -12294,7 +11673,6 @@
                 <w:szCs w:val="24"/>
               </w:rPr>
             </w:pPr>
-            <w:proofErr w:type="spellStart"/>
             <w:r>
               <w:rPr>
                 <w:rStyle w:val="md-plain"/>
@@ -12304,7 +11682,6 @@
               </w:rPr>
               <w:t>mat_group</w:t>
             </w:r>
-            <w:proofErr w:type="spellEnd"/>
           </w:p>
         </w:tc>
         <w:tc>
@@ -12394,7 +11771,6 @@
                 <w:szCs w:val="24"/>
               </w:rPr>
             </w:pPr>
-            <w:proofErr w:type="spellStart"/>
             <w:r>
               <w:rPr>
                 <w:rStyle w:val="md-plain"/>
@@ -12404,7 +11780,6 @@
               </w:rPr>
               <w:t>mat_class</w:t>
             </w:r>
-            <w:proofErr w:type="spellEnd"/>
           </w:p>
         </w:tc>
         <w:tc>
@@ -12494,7 +11869,6 @@
                 <w:szCs w:val="24"/>
               </w:rPr>
             </w:pPr>
-            <w:proofErr w:type="spellStart"/>
             <w:r>
               <w:rPr>
                 <w:rStyle w:val="md-plain"/>
@@ -12504,7 +11878,6 @@
               </w:rPr>
               <w:t>unit_code</w:t>
             </w:r>
-            <w:proofErr w:type="spellEnd"/>
           </w:p>
         </w:tc>
         <w:tc>
@@ -12594,7 +11967,6 @@
                 <w:szCs w:val="24"/>
               </w:rPr>
             </w:pPr>
-            <w:proofErr w:type="spellStart"/>
             <w:r>
               <w:rPr>
                 <w:rStyle w:val="md-plain"/>
@@ -12604,7 +11976,6 @@
               </w:rPr>
               <w:t>gross_weight</w:t>
             </w:r>
-            <w:proofErr w:type="spellEnd"/>
           </w:p>
         </w:tc>
         <w:tc>
@@ -12700,7 +12071,6 @@
                 <w:szCs w:val="24"/>
               </w:rPr>
             </w:pPr>
-            <w:proofErr w:type="spellStart"/>
             <w:r>
               <w:rPr>
                 <w:rStyle w:val="md-plain"/>
@@ -12710,7 +12080,6 @@
               </w:rPr>
               <w:t>safety_stock</w:t>
             </w:r>
-            <w:proofErr w:type="spellEnd"/>
           </w:p>
         </w:tc>
         <w:tc>
@@ -12800,7 +12169,6 @@
                 <w:szCs w:val="24"/>
               </w:rPr>
             </w:pPr>
-            <w:proofErr w:type="spellStart"/>
             <w:r>
               <w:rPr>
                 <w:rStyle w:val="md-plain"/>
@@ -12810,7 +12178,6 @@
               </w:rPr>
               <w:t>standard_price</w:t>
             </w:r>
-            <w:proofErr w:type="spellEnd"/>
           </w:p>
         </w:tc>
         <w:tc>
@@ -12906,7 +12273,6 @@
                 <w:szCs w:val="24"/>
               </w:rPr>
             </w:pPr>
-            <w:proofErr w:type="spellStart"/>
             <w:r>
               <w:rPr>
                 <w:rStyle w:val="md-plain"/>
@@ -12916,7 +12282,6 @@
               </w:rPr>
               <w:t>del_flag</w:t>
             </w:r>
-            <w:proofErr w:type="spellEnd"/>
           </w:p>
         </w:tc>
         <w:tc>
@@ -12999,7 +12364,6 @@
           <w:color w:val="000000" w:themeColor="text1"/>
         </w:rPr>
       </w:pPr>
-      <w:proofErr w:type="spellStart"/>
       <w:r>
         <w:rPr>
           <w:rStyle w:val="md-plain"/>
@@ -13008,7 +12372,6 @@
         </w:rPr>
         <w:t>base_mat</w:t>
       </w:r>
-      <w:proofErr w:type="spellEnd"/>
       <w:r>
         <w:rPr>
           <w:rStyle w:val="md-plain"/>
@@ -13017,7 +12380,6 @@
         </w:rPr>
         <w:t>表为物料信息表，字段包含物料基本属性，包括</w:t>
       </w:r>
-      <w:proofErr w:type="spellStart"/>
       <w:r>
         <w:rPr>
           <w:rStyle w:val="md-plain"/>
@@ -13026,7 +12388,6 @@
         </w:rPr>
         <w:t>mat_code</w:t>
       </w:r>
-      <w:proofErr w:type="spellEnd"/>
       <w:r>
         <w:rPr>
           <w:rStyle w:val="md-plain"/>
@@ -13035,7 +12396,6 @@
         </w:rPr>
         <w:t>（物料编码）、</w:t>
       </w:r>
-      <w:proofErr w:type="spellStart"/>
       <w:r>
         <w:rPr>
           <w:rStyle w:val="md-plain"/>
@@ -13044,7 +12404,6 @@
         </w:rPr>
         <w:t>mat_name</w:t>
       </w:r>
-      <w:proofErr w:type="spellEnd"/>
       <w:r>
         <w:rPr>
           <w:rStyle w:val="md-plain"/>
@@ -13053,7 +12412,6 @@
         </w:rPr>
         <w:t>（物料名称）、</w:t>
       </w:r>
-      <w:proofErr w:type="spellStart"/>
       <w:r>
         <w:rPr>
           <w:rStyle w:val="md-plain"/>
@@ -13062,7 +12420,6 @@
         </w:rPr>
         <w:t>fd_code</w:t>
       </w:r>
-      <w:proofErr w:type="spellEnd"/>
       <w:r>
         <w:rPr>
           <w:rStyle w:val="md-plain"/>
@@ -13071,7 +12428,6 @@
         </w:rPr>
         <w:t>（财务编码）、</w:t>
       </w:r>
-      <w:proofErr w:type="spellStart"/>
       <w:r>
         <w:rPr>
           <w:rStyle w:val="md-plain"/>
@@ -13080,7 +12436,6 @@
         </w:rPr>
         <w:t>fig_num</w:t>
       </w:r>
-      <w:proofErr w:type="spellEnd"/>
       <w:r>
         <w:rPr>
           <w:rStyle w:val="md-plain"/>
@@ -13089,7 +12444,6 @@
         </w:rPr>
         <w:t>（图号）、</w:t>
       </w:r>
-      <w:proofErr w:type="spellStart"/>
       <w:r>
         <w:rPr>
           <w:rStyle w:val="md-plain"/>
@@ -13098,7 +12452,6 @@
         </w:rPr>
         <w:t>mat_group</w:t>
       </w:r>
-      <w:proofErr w:type="spellEnd"/>
       <w:r>
         <w:rPr>
           <w:rStyle w:val="md-plain"/>
@@ -13107,7 +12460,6 @@
         </w:rPr>
         <w:t>（物料组）、</w:t>
       </w:r>
-      <w:proofErr w:type="spellStart"/>
       <w:r>
         <w:rPr>
           <w:rStyle w:val="md-plain"/>
@@ -13116,7 +12468,6 @@
         </w:rPr>
         <w:t>mat_class</w:t>
       </w:r>
-      <w:proofErr w:type="spellEnd"/>
       <w:r>
         <w:rPr>
           <w:rStyle w:val="md-plain"/>
@@ -13125,7 +12476,6 @@
         </w:rPr>
         <w:t>（分类）、</w:t>
       </w:r>
-      <w:proofErr w:type="spellStart"/>
       <w:r>
         <w:rPr>
           <w:rStyle w:val="md-plain"/>
@@ -13134,7 +12484,6 @@
         </w:rPr>
         <w:t>unit_code</w:t>
       </w:r>
-      <w:proofErr w:type="spellEnd"/>
       <w:r>
         <w:rPr>
           <w:rStyle w:val="md-plain"/>
@@ -13143,7 +12492,6 @@
         </w:rPr>
         <w:t>（基本单位）、</w:t>
       </w:r>
-      <w:proofErr w:type="spellStart"/>
       <w:r>
         <w:rPr>
           <w:rStyle w:val="md-plain"/>
@@ -13152,7 +12500,6 @@
         </w:rPr>
         <w:t>gross_weight</w:t>
       </w:r>
-      <w:proofErr w:type="spellEnd"/>
       <w:r>
         <w:rPr>
           <w:rStyle w:val="md-plain"/>
@@ -13161,7 +12508,6 @@
         </w:rPr>
         <w:t>（毛重）、</w:t>
       </w:r>
-      <w:proofErr w:type="spellStart"/>
       <w:r>
         <w:rPr>
           <w:rStyle w:val="md-plain"/>
@@ -13170,7 +12516,6 @@
         </w:rPr>
         <w:t>safety_stock</w:t>
       </w:r>
-      <w:proofErr w:type="spellEnd"/>
       <w:r>
         <w:rPr>
           <w:rStyle w:val="md-plain"/>
@@ -13179,7 +12524,6 @@
         </w:rPr>
         <w:t>（安全库存）、</w:t>
       </w:r>
-      <w:proofErr w:type="spellStart"/>
       <w:r>
         <w:rPr>
           <w:rStyle w:val="md-plain"/>
@@ -13188,7 +12532,6 @@
         </w:rPr>
         <w:t>standard_price</w:t>
       </w:r>
-      <w:proofErr w:type="spellEnd"/>
       <w:r>
         <w:rPr>
           <w:rStyle w:val="md-plain"/>
@@ -13197,7 +12540,6 @@
         </w:rPr>
         <w:t>（标准价）等。该表通过</w:t>
       </w:r>
-      <w:proofErr w:type="spellStart"/>
       <w:r>
         <w:rPr>
           <w:rStyle w:val="md-plain"/>
@@ -13206,7 +12548,6 @@
         </w:rPr>
         <w:t>mat_group</w:t>
       </w:r>
-      <w:proofErr w:type="spellEnd"/>
       <w:r>
         <w:rPr>
           <w:rStyle w:val="md-plain"/>
@@ -13215,7 +12556,6 @@
         </w:rPr>
         <w:t>和</w:t>
       </w:r>
-      <w:proofErr w:type="spellStart"/>
       <w:r>
         <w:rPr>
           <w:rStyle w:val="md-plain"/>
@@ -13224,7 +12564,6 @@
         </w:rPr>
         <w:t>mat_class</w:t>
       </w:r>
-      <w:proofErr w:type="spellEnd"/>
       <w:r>
         <w:rPr>
           <w:rStyle w:val="md-plain"/>
@@ -13233,7 +12572,6 @@
         </w:rPr>
         <w:t>字段分别关联物料组表和物料分类表，实现物料的分类管理；通过</w:t>
       </w:r>
-      <w:proofErr w:type="spellStart"/>
       <w:r>
         <w:rPr>
           <w:rStyle w:val="md-plain"/>
@@ -13242,7 +12580,6 @@
         </w:rPr>
         <w:t>safety_stock</w:t>
       </w:r>
-      <w:proofErr w:type="spellEnd"/>
       <w:r>
         <w:rPr>
           <w:rStyle w:val="md-plain"/>
@@ -13277,7 +12614,6 @@
       <w:r>
         <w:t xml:space="preserve"> </w:t>
       </w:r>
-      <w:proofErr w:type="spellStart"/>
       <w:r>
         <w:rPr>
           <w:rStyle w:val="md-plain"/>
@@ -13287,7 +12623,6 @@
         </w:rPr>
         <w:t>base_mat_bom</w:t>
       </w:r>
-      <w:proofErr w:type="spellEnd"/>
       <w:r>
         <w:t>表</w:t>
       </w:r>
@@ -13404,7 +12739,6 @@
                 <w:rFonts w:hint="default"/>
               </w:rPr>
             </w:pPr>
-            <w:proofErr w:type="spellStart"/>
             <w:r>
               <w:rPr>
                 <w:rStyle w:val="md-plain"/>
@@ -13414,7 +12748,6 @@
               </w:rPr>
               <w:t>bom_id</w:t>
             </w:r>
-            <w:proofErr w:type="spellEnd"/>
           </w:p>
         </w:tc>
         <w:tc>
@@ -13436,7 +12769,6 @@
                 <w:rFonts w:hint="default"/>
               </w:rPr>
             </w:pPr>
-            <w:proofErr w:type="spellStart"/>
             <w:r>
               <w:rPr>
                 <w:rStyle w:val="md-plain"/>
@@ -13446,7 +12778,6 @@
               </w:rPr>
               <w:t>bigint</w:t>
             </w:r>
-            <w:proofErr w:type="spellEnd"/>
           </w:p>
         </w:tc>
         <w:tc>
@@ -13503,7 +12834,6 @@
                 <w:rFonts w:hint="default"/>
               </w:rPr>
             </w:pPr>
-            <w:proofErr w:type="spellStart"/>
             <w:r>
               <w:rPr>
                 <w:rStyle w:val="md-plain"/>
@@ -13513,7 +12843,6 @@
               </w:rPr>
               <w:t>father_mat_code</w:t>
             </w:r>
-            <w:proofErr w:type="spellEnd"/>
           </w:p>
         </w:tc>
         <w:tc>
@@ -13600,7 +12929,6 @@
                 <w:rFonts w:hint="default"/>
               </w:rPr>
             </w:pPr>
-            <w:proofErr w:type="spellStart"/>
             <w:r>
               <w:rPr>
                 <w:rStyle w:val="md-plain"/>
@@ -13610,7 +12938,6 @@
               </w:rPr>
               <w:t>father_mat_num</w:t>
             </w:r>
-            <w:proofErr w:type="spellEnd"/>
           </w:p>
         </w:tc>
         <w:tc>
@@ -13700,7 +13027,6 @@
                 <w:szCs w:val="24"/>
               </w:rPr>
             </w:pPr>
-            <w:proofErr w:type="spellStart"/>
             <w:r>
               <w:rPr>
                 <w:rStyle w:val="md-plain"/>
@@ -13719,7 +13045,6 @@
               </w:rPr>
               <w:t>_no</w:t>
             </w:r>
-            <w:proofErr w:type="spellEnd"/>
           </w:p>
         </w:tc>
         <w:tc>
@@ -13815,7 +13140,6 @@
                 <w:szCs w:val="24"/>
               </w:rPr>
             </w:pPr>
-            <w:proofErr w:type="spellStart"/>
             <w:r>
               <w:rPr>
                 <w:rStyle w:val="md-plain"/>
@@ -13825,7 +13149,6 @@
               </w:rPr>
               <w:t>child_mat_code</w:t>
             </w:r>
-            <w:proofErr w:type="spellEnd"/>
           </w:p>
         </w:tc>
         <w:tc>
@@ -13915,7 +13238,6 @@
                 <w:szCs w:val="24"/>
               </w:rPr>
             </w:pPr>
-            <w:proofErr w:type="spellStart"/>
             <w:r>
               <w:rPr>
                 <w:rStyle w:val="md-plain"/>
@@ -13925,7 +13247,6 @@
               </w:rPr>
               <w:t>child_mat_num</w:t>
             </w:r>
-            <w:proofErr w:type="spellEnd"/>
           </w:p>
         </w:tc>
         <w:tc>
@@ -14015,7 +13336,6 @@
                 <w:szCs w:val="24"/>
               </w:rPr>
             </w:pPr>
-            <w:proofErr w:type="spellStart"/>
             <w:r>
               <w:rPr>
                 <w:rStyle w:val="md-plain"/>
@@ -14034,7 +13354,6 @@
               </w:rPr>
               <w:t>s_fictitious</w:t>
             </w:r>
-            <w:proofErr w:type="spellEnd"/>
           </w:p>
         </w:tc>
         <w:tc>
@@ -14123,7 +13442,6 @@
           <w:color w:val="000000" w:themeColor="text1"/>
         </w:rPr>
       </w:pPr>
-      <w:proofErr w:type="spellStart"/>
       <w:r>
         <w:rPr>
           <w:rStyle w:val="md-plain"/>
@@ -14132,7 +13450,6 @@
         </w:rPr>
         <w:t>base_mat_bom</w:t>
       </w:r>
-      <w:proofErr w:type="spellEnd"/>
       <w:r>
         <w:rPr>
           <w:rStyle w:val="md-plain"/>
@@ -14157,7 +13474,6 @@
         </w:rPr>
         <w:t>表，记录物料之间的组成关系。字段包括</w:t>
       </w:r>
-      <w:proofErr w:type="spellStart"/>
       <w:r>
         <w:rPr>
           <w:rStyle w:val="md-plain"/>
@@ -14166,7 +13482,6 @@
         </w:rPr>
         <w:t>father_mat_code</w:t>
       </w:r>
-      <w:proofErr w:type="spellEnd"/>
       <w:r>
         <w:rPr>
           <w:rStyle w:val="md-plain"/>
@@ -14175,7 +13490,6 @@
         </w:rPr>
         <w:t>（父物料编码）、</w:t>
       </w:r>
-      <w:proofErr w:type="spellStart"/>
       <w:r>
         <w:rPr>
           <w:rStyle w:val="md-plain"/>
@@ -14184,7 +13498,6 @@
         </w:rPr>
         <w:t>father_mat_num</w:t>
       </w:r>
-      <w:proofErr w:type="spellEnd"/>
       <w:r>
         <w:rPr>
           <w:rStyle w:val="md-plain"/>
@@ -14193,7 +13506,6 @@
         </w:rPr>
         <w:t>（父项数量）、</w:t>
       </w:r>
-      <w:proofErr w:type="spellStart"/>
       <w:r>
         <w:rPr>
           <w:rStyle w:val="md-plain"/>
@@ -14202,7 +13514,6 @@
         </w:rPr>
         <w:t>child_no</w:t>
       </w:r>
-      <w:proofErr w:type="spellEnd"/>
       <w:r>
         <w:rPr>
           <w:rStyle w:val="md-plain"/>
@@ -14211,7 +13522,6 @@
         </w:rPr>
         <w:t>（子项行项目号）、</w:t>
       </w:r>
-      <w:proofErr w:type="spellStart"/>
       <w:r>
         <w:rPr>
           <w:rStyle w:val="md-plain"/>
@@ -14220,7 +13530,6 @@
         </w:rPr>
         <w:t>child_mat_code</w:t>
       </w:r>
-      <w:proofErr w:type="spellEnd"/>
       <w:r>
         <w:rPr>
           <w:rStyle w:val="md-plain"/>
@@ -14229,7 +13538,6 @@
         </w:rPr>
         <w:t>（子项物料编码）、</w:t>
       </w:r>
-      <w:proofErr w:type="spellStart"/>
       <w:r>
         <w:rPr>
           <w:rStyle w:val="md-plain"/>
@@ -14238,7 +13546,6 @@
         </w:rPr>
         <w:t>child_mat_num</w:t>
       </w:r>
-      <w:proofErr w:type="spellEnd"/>
       <w:r>
         <w:rPr>
           <w:rStyle w:val="md-plain"/>
@@ -14247,7 +13554,6 @@
         </w:rPr>
         <w:t>（子项数量）、</w:t>
       </w:r>
-      <w:proofErr w:type="spellStart"/>
       <w:r>
         <w:rPr>
           <w:rStyle w:val="md-plain"/>
@@ -14256,7 +13562,6 @@
         </w:rPr>
         <w:t>is_fictitious</w:t>
       </w:r>
-      <w:proofErr w:type="spellEnd"/>
       <w:r>
         <w:rPr>
           <w:rStyle w:val="md-plain"/>
@@ -14307,7 +13612,6 @@
       <w:r>
         <w:t xml:space="preserve"> </w:t>
       </w:r>
-      <w:proofErr w:type="spellStart"/>
       <w:r>
         <w:rPr>
           <w:rStyle w:val="md-plain"/>
@@ -14317,7 +13621,6 @@
         </w:rPr>
         <w:t>base_warehouse</w:t>
       </w:r>
-      <w:proofErr w:type="spellEnd"/>
       <w:r>
         <w:t>表</w:t>
       </w:r>
@@ -14434,7 +13737,6 @@
                 <w:rFonts w:hint="default"/>
               </w:rPr>
             </w:pPr>
-            <w:proofErr w:type="spellStart"/>
             <w:r>
               <w:rPr>
                 <w:rStyle w:val="md-plain"/>
@@ -14444,7 +13746,6 @@
               </w:rPr>
               <w:t>warehouse_id</w:t>
             </w:r>
-            <w:proofErr w:type="spellEnd"/>
           </w:p>
         </w:tc>
         <w:tc>
@@ -14466,7 +13767,6 @@
                 <w:rFonts w:hint="default"/>
               </w:rPr>
             </w:pPr>
-            <w:proofErr w:type="spellStart"/>
             <w:r>
               <w:rPr>
                 <w:rStyle w:val="md-plain"/>
@@ -14476,7 +13776,6 @@
               </w:rPr>
               <w:t>bigint</w:t>
             </w:r>
-            <w:proofErr w:type="spellEnd"/>
           </w:p>
         </w:tc>
         <w:tc>
@@ -14533,7 +13832,6 @@
                 <w:rFonts w:hint="default"/>
               </w:rPr>
             </w:pPr>
-            <w:proofErr w:type="spellStart"/>
             <w:r>
               <w:rPr>
                 <w:rStyle w:val="md-plain"/>
@@ -14543,7 +13841,6 @@
               </w:rPr>
               <w:t>warehouse_code</w:t>
             </w:r>
-            <w:proofErr w:type="spellEnd"/>
           </w:p>
         </w:tc>
         <w:tc>
@@ -14630,7 +13927,6 @@
                 <w:rFonts w:hint="default"/>
               </w:rPr>
             </w:pPr>
-            <w:proofErr w:type="spellStart"/>
             <w:r>
               <w:rPr>
                 <w:rStyle w:val="md-plain"/>
@@ -14640,7 +13936,6 @@
               </w:rPr>
               <w:t>warehouse_name</w:t>
             </w:r>
-            <w:proofErr w:type="spellEnd"/>
           </w:p>
         </w:tc>
         <w:tc>
@@ -14730,7 +14025,6 @@
                 <w:szCs w:val="24"/>
               </w:rPr>
             </w:pPr>
-            <w:proofErr w:type="spellStart"/>
             <w:r>
               <w:rPr>
                 <w:rStyle w:val="md-plain"/>
@@ -14740,7 +14034,6 @@
               </w:rPr>
               <w:t>del_flag</w:t>
             </w:r>
-            <w:proofErr w:type="spellEnd"/>
           </w:p>
         </w:tc>
         <w:tc>
@@ -14823,7 +14116,6 @@
           <w:color w:val="000000" w:themeColor="text1"/>
         </w:rPr>
       </w:pPr>
-      <w:proofErr w:type="spellStart"/>
       <w:r>
         <w:rPr>
           <w:rStyle w:val="md-plain"/>
@@ -14832,7 +14124,6 @@
         </w:rPr>
         <w:t>base_warehouse</w:t>
       </w:r>
-      <w:proofErr w:type="spellEnd"/>
       <w:r>
         <w:rPr>
           <w:rStyle w:val="md-plain"/>
@@ -14841,7 +14132,6 @@
         </w:rPr>
         <w:t>表为仓库信息表，字段包含</w:t>
       </w:r>
-      <w:proofErr w:type="spellStart"/>
       <w:r>
         <w:rPr>
           <w:rStyle w:val="md-plain"/>
@@ -14850,7 +14140,6 @@
         </w:rPr>
         <w:t>warehouse_code</w:t>
       </w:r>
-      <w:proofErr w:type="spellEnd"/>
       <w:r>
         <w:rPr>
           <w:rStyle w:val="md-plain"/>
@@ -14859,7 +14148,6 @@
         </w:rPr>
         <w:t>（仓库编码）、</w:t>
       </w:r>
-      <w:proofErr w:type="spellStart"/>
       <w:r>
         <w:rPr>
           <w:rStyle w:val="md-plain"/>
@@ -14868,7 +14156,6 @@
         </w:rPr>
         <w:t>warehouse_name</w:t>
       </w:r>
-      <w:proofErr w:type="spellEnd"/>
       <w:r>
         <w:rPr>
           <w:rStyle w:val="md-plain"/>
@@ -15047,7 +14334,6 @@
         </w:rPr>
         <w:t>个核心实体类，分别是：</w:t>
       </w:r>
-      <w:proofErr w:type="spellStart"/>
       <w:r>
         <w:rPr>
           <w:rStyle w:val="md-plain"/>
@@ -15056,7 +14342,6 @@
         </w:rPr>
         <w:t>InOrderController</w:t>
       </w:r>
-      <w:proofErr w:type="spellEnd"/>
       <w:r>
         <w:rPr>
           <w:rStyle w:val="md-plain"/>
@@ -15065,7 +14350,6 @@
         </w:rPr>
         <w:t>（入库单控制类）、</w:t>
       </w:r>
-      <w:proofErr w:type="spellStart"/>
       <w:r>
         <w:rPr>
           <w:rStyle w:val="md-plain"/>
@@ -15074,7 +14358,6 @@
         </w:rPr>
         <w:t>InOrderService</w:t>
       </w:r>
-      <w:proofErr w:type="spellEnd"/>
       <w:r>
         <w:rPr>
           <w:rStyle w:val="md-plain"/>
@@ -15083,7 +14366,6 @@
         </w:rPr>
         <w:t>（入库单服务接口）、</w:t>
       </w:r>
-      <w:proofErr w:type="spellStart"/>
       <w:r>
         <w:rPr>
           <w:rStyle w:val="md-plain"/>
@@ -15092,7 +14374,6 @@
         </w:rPr>
         <w:t>InOrderServiceImpl</w:t>
       </w:r>
-      <w:proofErr w:type="spellEnd"/>
       <w:r>
         <w:rPr>
           <w:rStyle w:val="md-plain"/>
@@ -15101,7 +14382,6 @@
         </w:rPr>
         <w:t>（入库单服务实现类）、</w:t>
       </w:r>
-      <w:proofErr w:type="spellStart"/>
       <w:r>
         <w:rPr>
           <w:rStyle w:val="md-plain"/>
@@ -15110,7 +14390,6 @@
         </w:rPr>
         <w:t>StockInOrder</w:t>
       </w:r>
-      <w:proofErr w:type="spellEnd"/>
       <w:r>
         <w:rPr>
           <w:rStyle w:val="md-plain"/>
@@ -15119,7 +14398,6 @@
         </w:rPr>
         <w:t>类（入库单信息）、</w:t>
       </w:r>
-      <w:proofErr w:type="spellStart"/>
       <w:r>
         <w:rPr>
           <w:rStyle w:val="md-plain"/>
@@ -15128,7 +14406,6 @@
         </w:rPr>
         <w:t>StockInDetail</w:t>
       </w:r>
-      <w:proofErr w:type="spellEnd"/>
       <w:r>
         <w:rPr>
           <w:rStyle w:val="md-plain"/>
@@ -15137,7 +14414,6 @@
         </w:rPr>
         <w:t>类（入库明细）、</w:t>
       </w:r>
-      <w:proofErr w:type="spellStart"/>
       <w:r>
         <w:rPr>
           <w:rStyle w:val="md-plain"/>
@@ -15146,7 +14422,6 @@
         </w:rPr>
         <w:t>StockMatLabel</w:t>
       </w:r>
-      <w:proofErr w:type="spellEnd"/>
       <w:r>
         <w:rPr>
           <w:rStyle w:val="md-plain"/>
@@ -15171,7 +14446,6 @@
         </w:rPr>
         <w:t>类（物料信息）、</w:t>
       </w:r>
-      <w:proofErr w:type="spellStart"/>
       <w:r>
         <w:rPr>
           <w:rStyle w:val="md-plain"/>
@@ -15180,7 +14454,6 @@
         </w:rPr>
         <w:t>BaseWarehouse</w:t>
       </w:r>
-      <w:proofErr w:type="spellEnd"/>
       <w:r>
         <w:rPr>
           <w:rStyle w:val="md-plain"/>
@@ -15189,7 +14462,6 @@
         </w:rPr>
         <w:t>类（仓库信息）、</w:t>
       </w:r>
-      <w:proofErr w:type="spellStart"/>
       <w:r>
         <w:rPr>
           <w:rStyle w:val="md-plain"/>
@@ -15198,7 +14470,6 @@
         </w:rPr>
         <w:t>BaseLocation</w:t>
       </w:r>
-      <w:proofErr w:type="spellEnd"/>
       <w:r>
         <w:rPr>
           <w:rStyle w:val="md-plain"/>
@@ -15207,7 +14478,6 @@
         </w:rPr>
         <w:t>类（货位信息）、</w:t>
       </w:r>
-      <w:proofErr w:type="spellStart"/>
       <w:r>
         <w:rPr>
           <w:rStyle w:val="md-plain"/>
@@ -15216,7 +14486,6 @@
         </w:rPr>
         <w:t>BaseSupplier</w:t>
       </w:r>
-      <w:proofErr w:type="spellEnd"/>
       <w:r>
         <w:rPr>
           <w:rStyle w:val="md-plain"/>
@@ -15225,7 +14494,6 @@
         </w:rPr>
         <w:t>类（供应商信息）。其中</w:t>
       </w:r>
-      <w:proofErr w:type="spellStart"/>
       <w:r>
         <w:rPr>
           <w:rStyle w:val="md-plain"/>
@@ -15234,7 +14502,6 @@
         </w:rPr>
         <w:t>StockInOrder</w:t>
       </w:r>
-      <w:proofErr w:type="spellEnd"/>
       <w:r>
         <w:rPr>
           <w:rStyle w:val="md-plain"/>
@@ -15253,7 +14520,6 @@
           <w:color w:val="000000" w:themeColor="text1"/>
         </w:rPr>
       </w:pPr>
-      <w:proofErr w:type="spellStart"/>
       <w:r>
         <w:rPr>
           <w:rStyle w:val="md-plain"/>
@@ -15262,7 +14528,6 @@
         </w:rPr>
         <w:t>StockInOrder</w:t>
       </w:r>
-      <w:proofErr w:type="spellEnd"/>
       <w:r>
         <w:rPr>
           <w:rStyle w:val="md-plain"/>
@@ -15271,7 +14536,6 @@
         </w:rPr>
         <w:t>类包含</w:t>
       </w:r>
-      <w:proofErr w:type="spellStart"/>
       <w:r>
         <w:rPr>
           <w:rStyle w:val="md-plain"/>
@@ -15280,7 +14544,6 @@
         </w:rPr>
         <w:t>orderNo</w:t>
       </w:r>
-      <w:proofErr w:type="spellEnd"/>
       <w:r>
         <w:rPr>
           <w:rStyle w:val="md-plain"/>
@@ -15289,7 +14552,6 @@
         </w:rPr>
         <w:t>（入库单号）、</w:t>
       </w:r>
-      <w:proofErr w:type="spellStart"/>
       <w:r>
         <w:rPr>
           <w:rStyle w:val="md-plain"/>
@@ -15298,7 +14560,6 @@
         </w:rPr>
         <w:t>orderType</w:t>
       </w:r>
-      <w:proofErr w:type="spellEnd"/>
       <w:r>
         <w:rPr>
           <w:rStyle w:val="md-plain"/>
@@ -15307,7 +14568,6 @@
         </w:rPr>
         <w:t>（入库类型）、</w:t>
       </w:r>
-      <w:proofErr w:type="spellStart"/>
       <w:r>
         <w:rPr>
           <w:rStyle w:val="md-plain"/>
@@ -15316,7 +14576,6 @@
         </w:rPr>
         <w:t>warehouseCode</w:t>
       </w:r>
-      <w:proofErr w:type="spellEnd"/>
       <w:r>
         <w:rPr>
           <w:rStyle w:val="md-plain"/>
@@ -15325,7 +14584,6 @@
         </w:rPr>
         <w:t>（仓库编码，外键约束，关联仓库表）、</w:t>
       </w:r>
-      <w:proofErr w:type="spellStart"/>
       <w:r>
         <w:rPr>
           <w:rStyle w:val="md-plain"/>
@@ -15334,7 +14592,6 @@
         </w:rPr>
         <w:t>supplierCode</w:t>
       </w:r>
-      <w:proofErr w:type="spellEnd"/>
       <w:r>
         <w:rPr>
           <w:rStyle w:val="md-plain"/>
@@ -15343,7 +14600,6 @@
         </w:rPr>
         <w:t>（供应商编码，外键约束，关联供应商表）、</w:t>
       </w:r>
-      <w:proofErr w:type="spellStart"/>
       <w:r>
         <w:rPr>
           <w:rStyle w:val="md-plain"/>
@@ -15352,7 +14608,6 @@
         </w:rPr>
         <w:t>orderStatus</w:t>
       </w:r>
-      <w:proofErr w:type="spellEnd"/>
       <w:r>
         <w:rPr>
           <w:rStyle w:val="md-plain"/>
@@ -15361,7 +14616,6 @@
         </w:rPr>
         <w:t>（单据状态）、</w:t>
       </w:r>
-      <w:proofErr w:type="spellStart"/>
       <w:r>
         <w:rPr>
           <w:rStyle w:val="md-plain"/>
@@ -15370,7 +14624,6 @@
         </w:rPr>
         <w:t>warehouseKeeper</w:t>
       </w:r>
-      <w:proofErr w:type="spellEnd"/>
       <w:r>
         <w:rPr>
           <w:rStyle w:val="md-plain"/>
@@ -15389,7 +14642,6 @@
           <w:color w:val="000000" w:themeColor="text1"/>
         </w:rPr>
       </w:pPr>
-      <w:proofErr w:type="spellStart"/>
       <w:r>
         <w:rPr>
           <w:rStyle w:val="md-plain"/>
@@ -15398,7 +14650,6 @@
         </w:rPr>
         <w:t>StockInDetail</w:t>
       </w:r>
-      <w:proofErr w:type="spellEnd"/>
       <w:r>
         <w:rPr>
           <w:rStyle w:val="md-plain"/>
@@ -15407,7 +14658,6 @@
         </w:rPr>
         <w:t>类包含</w:t>
       </w:r>
-      <w:proofErr w:type="spellStart"/>
       <w:r>
         <w:rPr>
           <w:rStyle w:val="md-plain"/>
@@ -15416,7 +14666,6 @@
         </w:rPr>
         <w:t>orderNo</w:t>
       </w:r>
-      <w:proofErr w:type="spellEnd"/>
       <w:r>
         <w:rPr>
           <w:rStyle w:val="md-plain"/>
@@ -15425,7 +14674,6 @@
         </w:rPr>
         <w:t>（入库单号，外键约束，关联入库单表）、</w:t>
       </w:r>
-      <w:proofErr w:type="spellStart"/>
       <w:r>
         <w:rPr>
           <w:rStyle w:val="md-plain"/>
@@ -15434,7 +14682,6 @@
         </w:rPr>
         <w:t>matCode</w:t>
       </w:r>
-      <w:proofErr w:type="spellEnd"/>
       <w:r>
         <w:rPr>
           <w:rStyle w:val="md-plain"/>
@@ -15443,7 +14690,6 @@
         </w:rPr>
         <w:t>（物料编码，外键约束，关联物料表）、</w:t>
       </w:r>
-      <w:proofErr w:type="spellStart"/>
       <w:r>
         <w:rPr>
           <w:rStyle w:val="md-plain"/>
@@ -15452,7 +14698,6 @@
         </w:rPr>
         <w:t>locationCode</w:t>
       </w:r>
-      <w:proofErr w:type="spellEnd"/>
       <w:r>
         <w:rPr>
           <w:rStyle w:val="md-plain"/>
@@ -15461,7 +14706,6 @@
         </w:rPr>
         <w:t>（货位编码，外键约束，关联货位表）、</w:t>
       </w:r>
-      <w:proofErr w:type="spellStart"/>
       <w:r>
         <w:rPr>
           <w:rStyle w:val="md-plain"/>
@@ -15470,7 +14714,6 @@
         </w:rPr>
         <w:t>planQuantity</w:t>
       </w:r>
-      <w:proofErr w:type="spellEnd"/>
       <w:r>
         <w:rPr>
           <w:rStyle w:val="md-plain"/>
@@ -15479,7 +14722,6 @@
         </w:rPr>
         <w:t>（计划数量）、</w:t>
       </w:r>
-      <w:proofErr w:type="spellStart"/>
       <w:r>
         <w:rPr>
           <w:rStyle w:val="md-plain"/>
@@ -15488,7 +14730,6 @@
         </w:rPr>
         <w:t>actualQuantity</w:t>
       </w:r>
-      <w:proofErr w:type="spellEnd"/>
       <w:r>
         <w:rPr>
           <w:rStyle w:val="md-plain"/>
@@ -15497,7 +14738,6 @@
         </w:rPr>
         <w:t>（实际数量）、</w:t>
       </w:r>
-      <w:proofErr w:type="spellStart"/>
       <w:r>
         <w:rPr>
           <w:rStyle w:val="md-plain"/>
@@ -15506,7 +14746,6 @@
         </w:rPr>
         <w:t>batchNo</w:t>
       </w:r>
-      <w:proofErr w:type="spellEnd"/>
       <w:r>
         <w:rPr>
           <w:rStyle w:val="md-plain"/>
@@ -15525,7 +14764,6 @@
           <w:color w:val="000000" w:themeColor="text1"/>
         </w:rPr>
       </w:pPr>
-      <w:proofErr w:type="spellStart"/>
       <w:r>
         <w:rPr>
           <w:rStyle w:val="md-plain"/>
@@ -15534,7 +14772,6 @@
         </w:rPr>
         <w:t>StockMatLabel</w:t>
       </w:r>
-      <w:proofErr w:type="spellEnd"/>
       <w:r>
         <w:rPr>
           <w:rStyle w:val="md-plain"/>
@@ -15543,7 +14780,6 @@
         </w:rPr>
         <w:t>类包含</w:t>
       </w:r>
-      <w:proofErr w:type="spellStart"/>
       <w:r>
         <w:rPr>
           <w:rStyle w:val="md-plain"/>
@@ -15552,7 +14788,6 @@
         </w:rPr>
         <w:t>labelNo</w:t>
       </w:r>
-      <w:proofErr w:type="spellEnd"/>
       <w:r>
         <w:rPr>
           <w:rStyle w:val="md-plain"/>
@@ -15561,7 +14796,6 @@
         </w:rPr>
         <w:t>（标签编号）、</w:t>
       </w:r>
-      <w:proofErr w:type="spellStart"/>
       <w:r>
         <w:rPr>
           <w:rStyle w:val="md-plain"/>
@@ -15570,7 +14804,6 @@
         </w:rPr>
         <w:t>warehouseCode</w:t>
       </w:r>
-      <w:proofErr w:type="spellEnd"/>
       <w:r>
         <w:rPr>
           <w:rStyle w:val="md-plain"/>
@@ -15579,7 +14812,6 @@
         </w:rPr>
         <w:t>（仓库编码）、</w:t>
       </w:r>
-      <w:proofErr w:type="spellStart"/>
       <w:r>
         <w:rPr>
           <w:rStyle w:val="md-plain"/>
@@ -15588,7 +14820,6 @@
         </w:rPr>
         <w:t>locationCode</w:t>
       </w:r>
-      <w:proofErr w:type="spellEnd"/>
       <w:r>
         <w:rPr>
           <w:rStyle w:val="md-plain"/>
@@ -15597,7 +14828,6 @@
         </w:rPr>
         <w:t>（货位编码）、</w:t>
       </w:r>
-      <w:proofErr w:type="spellStart"/>
       <w:r>
         <w:rPr>
           <w:rStyle w:val="md-plain"/>
@@ -15606,7 +14836,6 @@
         </w:rPr>
         <w:t>matCode</w:t>
       </w:r>
-      <w:proofErr w:type="spellEnd"/>
       <w:r>
         <w:rPr>
           <w:rStyle w:val="md-plain"/>
@@ -15615,7 +14844,6 @@
         </w:rPr>
         <w:t>（物料编码）、</w:t>
       </w:r>
-      <w:proofErr w:type="spellStart"/>
       <w:r>
         <w:rPr>
           <w:rStyle w:val="md-plain"/>
@@ -15624,7 +14852,6 @@
         </w:rPr>
         <w:t>batchNo</w:t>
       </w:r>
-      <w:proofErr w:type="spellEnd"/>
       <w:r>
         <w:rPr>
           <w:rStyle w:val="md-plain"/>
@@ -15633,7 +14860,6 @@
         </w:rPr>
         <w:t>（批次号）、</w:t>
       </w:r>
-      <w:proofErr w:type="spellStart"/>
       <w:r>
         <w:rPr>
           <w:rStyle w:val="md-plain"/>
@@ -15642,7 +14868,6 @@
         </w:rPr>
         <w:t>supplierCode</w:t>
       </w:r>
-      <w:proofErr w:type="spellEnd"/>
       <w:r>
         <w:rPr>
           <w:rStyle w:val="md-plain"/>
@@ -15651,7 +14876,6 @@
         </w:rPr>
         <w:t>（供应商编码）、</w:t>
       </w:r>
-      <w:proofErr w:type="spellStart"/>
       <w:r>
         <w:rPr>
           <w:rStyle w:val="md-plain"/>
@@ -15660,7 +14884,6 @@
         </w:rPr>
         <w:t>labelQuantity</w:t>
       </w:r>
-      <w:proofErr w:type="spellEnd"/>
       <w:r>
         <w:rPr>
           <w:rStyle w:val="md-plain"/>
@@ -15669,7 +14892,6 @@
         </w:rPr>
         <w:t>（标签数量）、</w:t>
       </w:r>
-      <w:proofErr w:type="spellStart"/>
       <w:r>
         <w:rPr>
           <w:rStyle w:val="md-plain"/>
@@ -15678,7 +14900,6 @@
         </w:rPr>
         <w:t>usableQuantity</w:t>
       </w:r>
-      <w:proofErr w:type="spellEnd"/>
       <w:r>
         <w:rPr>
           <w:rStyle w:val="md-plain"/>
@@ -15687,7 +14908,6 @@
         </w:rPr>
         <w:t>（可用数量）、</w:t>
       </w:r>
-      <w:proofErr w:type="spellStart"/>
       <w:r>
         <w:rPr>
           <w:rStyle w:val="md-plain"/>
@@ -15696,7 +14916,6 @@
         </w:rPr>
         <w:t>inOrderNo</w:t>
       </w:r>
-      <w:proofErr w:type="spellEnd"/>
       <w:r>
         <w:rPr>
           <w:rStyle w:val="md-plain"/>
@@ -15705,7 +14924,6 @@
         </w:rPr>
         <w:t>（入库单号，外键约束，关联入库单表）、</w:t>
       </w:r>
-      <w:proofErr w:type="spellStart"/>
       <w:r>
         <w:rPr>
           <w:rStyle w:val="md-plain"/>
@@ -15714,7 +14932,6 @@
         </w:rPr>
         <w:t>inType</w:t>
       </w:r>
-      <w:proofErr w:type="spellEnd"/>
       <w:r>
         <w:rPr>
           <w:rStyle w:val="md-plain"/>
@@ -15818,7 +15035,6 @@
       <w:r>
         <w:t xml:space="preserve"> </w:t>
       </w:r>
-      <w:proofErr w:type="spellStart"/>
       <w:r>
         <w:rPr>
           <w:rStyle w:val="md-plain"/>
@@ -15828,7 +15044,6 @@
         </w:rPr>
         <w:t>stock_in_order</w:t>
       </w:r>
-      <w:proofErr w:type="spellEnd"/>
       <w:r>
         <w:t xml:space="preserve">表  </w:t>
       </w:r>
@@ -15945,7 +15160,6 @@
                 <w:rFonts w:hint="default"/>
               </w:rPr>
             </w:pPr>
-            <w:proofErr w:type="spellStart"/>
             <w:r>
               <w:rPr>
                 <w:rStyle w:val="md-plain"/>
@@ -15955,7 +15169,6 @@
               </w:rPr>
               <w:t>order_id</w:t>
             </w:r>
-            <w:proofErr w:type="spellEnd"/>
           </w:p>
         </w:tc>
         <w:tc>
@@ -15977,7 +15190,6 @@
                 <w:rFonts w:hint="default"/>
               </w:rPr>
             </w:pPr>
-            <w:proofErr w:type="spellStart"/>
             <w:r>
               <w:rPr>
                 <w:rStyle w:val="md-plain"/>
@@ -15987,7 +15199,6 @@
               </w:rPr>
               <w:t>bigint</w:t>
             </w:r>
-            <w:proofErr w:type="spellEnd"/>
           </w:p>
         </w:tc>
         <w:tc>
@@ -16044,7 +15255,6 @@
                 <w:rFonts w:hint="default"/>
               </w:rPr>
             </w:pPr>
-            <w:proofErr w:type="spellStart"/>
             <w:r>
               <w:rPr>
                 <w:rStyle w:val="md-plain"/>
@@ -16054,7 +15264,6 @@
               </w:rPr>
               <w:t>order_no</w:t>
             </w:r>
-            <w:proofErr w:type="spellEnd"/>
           </w:p>
         </w:tc>
         <w:tc>
@@ -16141,7 +15350,6 @@
                 <w:rFonts w:hint="default"/>
               </w:rPr>
             </w:pPr>
-            <w:proofErr w:type="spellStart"/>
             <w:r>
               <w:rPr>
                 <w:rStyle w:val="md-plain"/>
@@ -16151,7 +15359,6 @@
               </w:rPr>
               <w:t>order_type</w:t>
             </w:r>
-            <w:proofErr w:type="spellEnd"/>
           </w:p>
         </w:tc>
         <w:tc>
@@ -16241,7 +15448,6 @@
                 <w:szCs w:val="24"/>
               </w:rPr>
             </w:pPr>
-            <w:proofErr w:type="spellStart"/>
             <w:r>
               <w:rPr>
                 <w:rStyle w:val="md-plain"/>
@@ -16251,7 +15457,6 @@
               </w:rPr>
               <w:t>order_status</w:t>
             </w:r>
-            <w:proofErr w:type="spellEnd"/>
           </w:p>
         </w:tc>
         <w:tc>
@@ -16341,7 +15546,6 @@
                 <w:szCs w:val="24"/>
               </w:rPr>
             </w:pPr>
-            <w:proofErr w:type="spellStart"/>
             <w:r>
               <w:rPr>
                 <w:rStyle w:val="md-plain"/>
@@ -16351,7 +15555,6 @@
               </w:rPr>
               <w:t>check_status</w:t>
             </w:r>
-            <w:proofErr w:type="spellEnd"/>
           </w:p>
         </w:tc>
         <w:tc>
@@ -16441,7 +15644,6 @@
                 <w:szCs w:val="24"/>
               </w:rPr>
             </w:pPr>
-            <w:proofErr w:type="spellStart"/>
             <w:r>
               <w:rPr>
                 <w:rStyle w:val="md-plain"/>
@@ -16451,7 +15653,6 @@
               </w:rPr>
               <w:t>check_by</w:t>
             </w:r>
-            <w:proofErr w:type="spellEnd"/>
           </w:p>
         </w:tc>
         <w:tc>
@@ -16550,7 +15751,6 @@
                 <w:szCs w:val="24"/>
               </w:rPr>
             </w:pPr>
-            <w:proofErr w:type="spellStart"/>
             <w:r>
               <w:rPr>
                 <w:rStyle w:val="md-plain"/>
@@ -16560,7 +15760,6 @@
               </w:rPr>
               <w:t>del_flag</w:t>
             </w:r>
-            <w:proofErr w:type="spellEnd"/>
           </w:p>
         </w:tc>
         <w:tc>
@@ -16643,7 +15842,6 @@
           <w:color w:val="000000" w:themeColor="text1"/>
         </w:rPr>
       </w:pPr>
-      <w:proofErr w:type="spellStart"/>
       <w:r>
         <w:rPr>
           <w:rStyle w:val="md-plain"/>
@@ -16652,7 +15850,6 @@
         </w:rPr>
         <w:t>stock_in_order</w:t>
       </w:r>
-      <w:proofErr w:type="spellEnd"/>
       <w:r>
         <w:rPr>
           <w:rStyle w:val="md-plain"/>
@@ -16661,7 +15858,6 @@
         </w:rPr>
         <w:t>表为入库单表，字段包含</w:t>
       </w:r>
-      <w:proofErr w:type="spellStart"/>
       <w:r>
         <w:rPr>
           <w:rStyle w:val="md-plain"/>
@@ -16670,7 +15866,6 @@
         </w:rPr>
         <w:t>order_no</w:t>
       </w:r>
-      <w:proofErr w:type="spellEnd"/>
       <w:r>
         <w:rPr>
           <w:rStyle w:val="md-plain"/>
@@ -16679,7 +15874,6 @@
         </w:rPr>
         <w:t>（单据号）、</w:t>
       </w:r>
-      <w:proofErr w:type="spellStart"/>
       <w:r>
         <w:rPr>
           <w:rStyle w:val="md-plain"/>
@@ -16688,7 +15882,6 @@
         </w:rPr>
         <w:t>order_type</w:t>
       </w:r>
-      <w:proofErr w:type="spellEnd"/>
       <w:r>
         <w:rPr>
           <w:rStyle w:val="md-plain"/>
@@ -16697,7 +15890,6 @@
         </w:rPr>
         <w:t>（单据类型）、</w:t>
       </w:r>
-      <w:proofErr w:type="spellStart"/>
       <w:r>
         <w:rPr>
           <w:rStyle w:val="md-plain"/>
@@ -16706,7 +15898,6 @@
         </w:rPr>
         <w:t>order_status</w:t>
       </w:r>
-      <w:proofErr w:type="spellEnd"/>
       <w:r>
         <w:rPr>
           <w:rStyle w:val="md-plain"/>
@@ -16715,7 +15906,6 @@
         </w:rPr>
         <w:t>（单据状态）、</w:t>
       </w:r>
-      <w:proofErr w:type="spellStart"/>
       <w:r>
         <w:rPr>
           <w:rStyle w:val="md-plain"/>
@@ -16724,7 +15914,6 @@
         </w:rPr>
         <w:t>check_status</w:t>
       </w:r>
-      <w:proofErr w:type="spellEnd"/>
       <w:r>
         <w:rPr>
           <w:rStyle w:val="md-plain"/>
@@ -16733,7 +15922,6 @@
         </w:rPr>
         <w:t>（检验状态）、</w:t>
       </w:r>
-      <w:proofErr w:type="spellStart"/>
       <w:r>
         <w:rPr>
           <w:rStyle w:val="md-plain"/>
@@ -16742,7 +15930,6 @@
         </w:rPr>
         <w:t>check_by</w:t>
       </w:r>
-      <w:proofErr w:type="spellEnd"/>
       <w:r>
         <w:rPr>
           <w:rStyle w:val="md-plain"/>
@@ -16760,7 +15947,6 @@
         <w:lastRenderedPageBreak/>
         <w:t>员）等属性。</w:t>
       </w:r>
-      <w:proofErr w:type="spellStart"/>
       <w:r>
         <w:rPr>
           <w:rStyle w:val="md-plain"/>
@@ -16769,7 +15955,6 @@
         </w:rPr>
         <w:t>order_status</w:t>
       </w:r>
-      <w:proofErr w:type="spellEnd"/>
       <w:r>
         <w:rPr>
           <w:rStyle w:val="md-plain"/>
@@ -16804,7 +15989,6 @@
       <w:r>
         <w:t xml:space="preserve"> </w:t>
       </w:r>
-      <w:proofErr w:type="spellStart"/>
       <w:r>
         <w:rPr>
           <w:rStyle w:val="md-plain"/>
@@ -16814,7 +15998,6 @@
         </w:rPr>
         <w:t>stock_in_detail</w:t>
       </w:r>
-      <w:proofErr w:type="spellEnd"/>
       <w:r>
         <w:t xml:space="preserve">表 </w:t>
       </w:r>
@@ -16931,7 +16114,6 @@
                 <w:rFonts w:hint="default"/>
               </w:rPr>
             </w:pPr>
-            <w:proofErr w:type="spellStart"/>
             <w:r>
               <w:rPr>
                 <w:rStyle w:val="md-plain"/>
@@ -16941,7 +16123,6 @@
               </w:rPr>
               <w:t>detail_id</w:t>
             </w:r>
-            <w:proofErr w:type="spellEnd"/>
           </w:p>
         </w:tc>
         <w:tc>
@@ -16963,7 +16144,6 @@
                 <w:rFonts w:hint="default"/>
               </w:rPr>
             </w:pPr>
-            <w:proofErr w:type="spellStart"/>
             <w:r>
               <w:rPr>
                 <w:rStyle w:val="md-plain"/>
@@ -16973,7 +16153,6 @@
               </w:rPr>
               <w:t>bigint</w:t>
             </w:r>
-            <w:proofErr w:type="spellEnd"/>
           </w:p>
         </w:tc>
         <w:tc>
@@ -17030,7 +16209,6 @@
                 <w:rFonts w:hint="default"/>
               </w:rPr>
             </w:pPr>
-            <w:proofErr w:type="spellStart"/>
             <w:r>
               <w:rPr>
                 <w:rStyle w:val="md-plain"/>
@@ -17040,7 +16218,6 @@
               </w:rPr>
               <w:t>warehouse_code</w:t>
             </w:r>
-            <w:proofErr w:type="spellEnd"/>
           </w:p>
         </w:tc>
         <w:tc>
@@ -17127,7 +16304,6 @@
                 <w:rFonts w:hint="default"/>
               </w:rPr>
             </w:pPr>
-            <w:proofErr w:type="spellStart"/>
             <w:r>
               <w:rPr>
                 <w:rStyle w:val="md-plain"/>
@@ -17137,7 +16313,6 @@
               </w:rPr>
               <w:t>order_no</w:t>
             </w:r>
-            <w:proofErr w:type="spellEnd"/>
           </w:p>
         </w:tc>
         <w:tc>
@@ -17227,7 +16402,6 @@
                 <w:szCs w:val="24"/>
               </w:rPr>
             </w:pPr>
-            <w:proofErr w:type="spellStart"/>
             <w:r>
               <w:rPr>
                 <w:rStyle w:val="md-plain"/>
@@ -17237,7 +16411,6 @@
               </w:rPr>
               <w:t>mat_code</w:t>
             </w:r>
-            <w:proofErr w:type="spellEnd"/>
           </w:p>
         </w:tc>
         <w:tc>
@@ -17327,7 +16500,6 @@
                 <w:szCs w:val="24"/>
               </w:rPr>
             </w:pPr>
-            <w:proofErr w:type="spellStart"/>
             <w:r>
               <w:rPr>
                 <w:rStyle w:val="md-plain"/>
@@ -17337,7 +16509,6 @@
               </w:rPr>
               <w:t>mat_name</w:t>
             </w:r>
-            <w:proofErr w:type="spellEnd"/>
           </w:p>
         </w:tc>
         <w:tc>
@@ -17427,7 +16598,6 @@
                 <w:szCs w:val="24"/>
               </w:rPr>
             </w:pPr>
-            <w:proofErr w:type="spellStart"/>
             <w:r>
               <w:rPr>
                 <w:rStyle w:val="md-plain"/>
@@ -17437,7 +16607,6 @@
               </w:rPr>
               <w:t>fd_code</w:t>
             </w:r>
-            <w:proofErr w:type="spellEnd"/>
           </w:p>
         </w:tc>
         <w:tc>
@@ -17533,7 +16702,6 @@
                 <w:szCs w:val="24"/>
               </w:rPr>
             </w:pPr>
-            <w:proofErr w:type="spellStart"/>
             <w:r>
               <w:rPr>
                 <w:rStyle w:val="md-plain"/>
@@ -17561,7 +16729,6 @@
               </w:rPr>
               <w:t>_num</w:t>
             </w:r>
-            <w:proofErr w:type="spellEnd"/>
           </w:p>
         </w:tc>
         <w:tc>
@@ -17657,7 +16824,6 @@
                 <w:szCs w:val="24"/>
               </w:rPr>
             </w:pPr>
-            <w:proofErr w:type="spellStart"/>
             <w:r>
               <w:rPr>
                 <w:rStyle w:val="md-plain"/>
@@ -17685,7 +16851,6 @@
               </w:rPr>
               <w:t>_group</w:t>
             </w:r>
-            <w:proofErr w:type="spellEnd"/>
           </w:p>
         </w:tc>
         <w:tc>
@@ -17781,7 +16946,6 @@
                 <w:szCs w:val="24"/>
               </w:rPr>
             </w:pPr>
-            <w:proofErr w:type="spellStart"/>
             <w:r>
               <w:rPr>
                 <w:rStyle w:val="md-plain"/>
@@ -17809,7 +16973,6 @@
               </w:rPr>
               <w:t>_class</w:t>
             </w:r>
-            <w:proofErr w:type="spellEnd"/>
           </w:p>
         </w:tc>
         <w:tc>
@@ -17905,7 +17068,6 @@
                 <w:szCs w:val="24"/>
               </w:rPr>
             </w:pPr>
-            <w:proofErr w:type="spellStart"/>
             <w:r>
               <w:rPr>
                 <w:rStyle w:val="md-plain"/>
@@ -17915,7 +17077,6 @@
               </w:rPr>
               <w:t>unit_code</w:t>
             </w:r>
-            <w:proofErr w:type="spellEnd"/>
           </w:p>
         </w:tc>
         <w:tc>
@@ -18005,7 +17166,6 @@
                 <w:szCs w:val="24"/>
               </w:rPr>
             </w:pPr>
-            <w:proofErr w:type="spellStart"/>
             <w:r>
               <w:rPr>
                 <w:rStyle w:val="md-plain"/>
@@ -18033,7 +17193,6 @@
               </w:rPr>
               <w:t>_id</w:t>
             </w:r>
-            <w:proofErr w:type="spellEnd"/>
           </w:p>
         </w:tc>
         <w:tc>
@@ -18334,7 +17493,6 @@
                 <w:szCs w:val="24"/>
               </w:rPr>
             </w:pPr>
-            <w:proofErr w:type="spellStart"/>
             <w:r>
               <w:rPr>
                 <w:rStyle w:val="md-plain"/>
@@ -18344,7 +17502,6 @@
               </w:rPr>
               <w:t>qualified_quantity</w:t>
             </w:r>
-            <w:proofErr w:type="spellEnd"/>
           </w:p>
         </w:tc>
         <w:tc>
@@ -18440,7 +17597,6 @@
                 <w:szCs w:val="24"/>
               </w:rPr>
             </w:pPr>
-            <w:proofErr w:type="spellStart"/>
             <w:r>
               <w:rPr>
                 <w:rStyle w:val="md-plain"/>
@@ -18450,7 +17606,6 @@
               </w:rPr>
               <w:t>stock_in_quantity</w:t>
             </w:r>
-            <w:proofErr w:type="spellEnd"/>
           </w:p>
         </w:tc>
         <w:tc>
@@ -18540,7 +17695,6 @@
                 <w:szCs w:val="24"/>
               </w:rPr>
             </w:pPr>
-            <w:proofErr w:type="spellStart"/>
             <w:r>
               <w:rPr>
                 <w:rStyle w:val="md-plain"/>
@@ -18568,7 +17722,6 @@
               </w:rPr>
               <w:t>_price</w:t>
             </w:r>
-            <w:proofErr w:type="spellEnd"/>
           </w:p>
         </w:tc>
         <w:tc>
@@ -18664,7 +17817,6 @@
                 <w:szCs w:val="24"/>
               </w:rPr>
             </w:pPr>
-            <w:proofErr w:type="spellStart"/>
             <w:r>
               <w:rPr>
                 <w:rStyle w:val="md-plain"/>
@@ -18674,7 +17826,6 @@
               </w:rPr>
               <w:t>supplier_code</w:t>
             </w:r>
-            <w:proofErr w:type="spellEnd"/>
           </w:p>
         </w:tc>
         <w:tc>
@@ -18770,7 +17921,6 @@
                 <w:szCs w:val="24"/>
               </w:rPr>
             </w:pPr>
-            <w:proofErr w:type="spellStart"/>
             <w:r>
               <w:rPr>
                 <w:rStyle w:val="md-plain"/>
@@ -18789,7 +17939,6 @@
               </w:rPr>
               <w:t>name</w:t>
             </w:r>
-            <w:proofErr w:type="spellEnd"/>
           </w:p>
         </w:tc>
         <w:tc>
@@ -18885,7 +18034,6 @@
                 <w:szCs w:val="24"/>
               </w:rPr>
             </w:pPr>
-            <w:proofErr w:type="spellStart"/>
             <w:r>
               <w:rPr>
                 <w:rStyle w:val="md-plain"/>
@@ -18913,7 +18061,6 @@
               </w:rPr>
               <w:t>_time</w:t>
             </w:r>
-            <w:proofErr w:type="spellEnd"/>
           </w:p>
         </w:tc>
         <w:tc>
@@ -19002,7 +18149,6 @@
           <w:color w:val="000000" w:themeColor="text1"/>
         </w:rPr>
       </w:pPr>
-      <w:proofErr w:type="spellStart"/>
       <w:r>
         <w:rPr>
           <w:rStyle w:val="md-plain"/>
@@ -19011,7 +18157,6 @@
         </w:rPr>
         <w:t>stock_in_detail</w:t>
       </w:r>
-      <w:proofErr w:type="spellEnd"/>
       <w:r>
         <w:rPr>
           <w:rStyle w:val="md-plain"/>
@@ -19020,7 +18165,6 @@
         </w:rPr>
         <w:t>表为入库明细表，字段包括</w:t>
       </w:r>
-      <w:proofErr w:type="spellStart"/>
       <w:r>
         <w:rPr>
           <w:rStyle w:val="md-plain"/>
@@ -19029,7 +18173,6 @@
         </w:rPr>
         <w:t>order_no</w:t>
       </w:r>
-      <w:proofErr w:type="spellEnd"/>
       <w:r>
         <w:rPr>
           <w:rStyle w:val="md-plain"/>
@@ -19038,7 +18181,6 @@
         </w:rPr>
         <w:t>（入库单号）、</w:t>
       </w:r>
-      <w:proofErr w:type="spellStart"/>
       <w:r>
         <w:rPr>
           <w:rStyle w:val="md-plain"/>
@@ -19047,7 +18189,6 @@
         </w:rPr>
         <w:t>warehouse_code</w:t>
       </w:r>
-      <w:proofErr w:type="spellEnd"/>
       <w:r>
         <w:rPr>
           <w:rStyle w:val="md-plain"/>
@@ -19056,7 +18197,6 @@
         </w:rPr>
         <w:t>（仓库编码）、</w:t>
       </w:r>
-      <w:proofErr w:type="spellStart"/>
       <w:r>
         <w:rPr>
           <w:rStyle w:val="md-plain"/>
@@ -19065,7 +18205,6 @@
         </w:rPr>
         <w:t>line_no</w:t>
       </w:r>
-      <w:proofErr w:type="spellEnd"/>
       <w:r>
         <w:rPr>
           <w:rStyle w:val="md-plain"/>
@@ -19074,7 +18213,6 @@
         </w:rPr>
         <w:t>（行号）、</w:t>
       </w:r>
-      <w:proofErr w:type="spellStart"/>
       <w:r>
         <w:rPr>
           <w:rStyle w:val="md-plain"/>
@@ -19083,7 +18221,6 @@
         </w:rPr>
         <w:t>mat_code</w:t>
       </w:r>
-      <w:proofErr w:type="spellEnd"/>
       <w:r>
         <w:rPr>
           <w:rStyle w:val="md-plain"/>
@@ -19092,7 +18229,6 @@
         </w:rPr>
         <w:t>（物料编码）、</w:t>
       </w:r>
-      <w:proofErr w:type="spellStart"/>
       <w:r>
         <w:rPr>
           <w:rStyle w:val="md-plain"/>
@@ -19101,7 +18237,6 @@
         </w:rPr>
         <w:t>mat_name</w:t>
       </w:r>
-      <w:proofErr w:type="spellEnd"/>
       <w:r>
         <w:rPr>
           <w:rStyle w:val="md-plain"/>
@@ -19110,7 +18245,6 @@
         </w:rPr>
         <w:t>（物料名称）、</w:t>
       </w:r>
-      <w:proofErr w:type="spellStart"/>
       <w:r>
         <w:rPr>
           <w:rStyle w:val="md-plain"/>
@@ -19119,7 +18253,6 @@
         </w:rPr>
         <w:t>fd_code</w:t>
       </w:r>
-      <w:proofErr w:type="spellEnd"/>
       <w:r>
         <w:rPr>
           <w:rStyle w:val="md-plain"/>
@@ -19128,7 +18261,6 @@
         </w:rPr>
         <w:t>（财务编码）、</w:t>
       </w:r>
-      <w:proofErr w:type="spellStart"/>
       <w:r>
         <w:rPr>
           <w:rStyle w:val="md-plain"/>
@@ -19137,7 +18269,6 @@
         </w:rPr>
         <w:t>fig_num</w:t>
       </w:r>
-      <w:proofErr w:type="spellEnd"/>
       <w:r>
         <w:rPr>
           <w:rStyle w:val="md-plain"/>
@@ -19146,7 +18277,6 @@
         </w:rPr>
         <w:t>（图号）、</w:t>
       </w:r>
-      <w:proofErr w:type="spellStart"/>
       <w:r>
         <w:rPr>
           <w:rStyle w:val="md-plain"/>
@@ -19155,7 +18285,6 @@
         </w:rPr>
         <w:t>mat_group</w:t>
       </w:r>
-      <w:proofErr w:type="spellEnd"/>
       <w:r>
         <w:rPr>
           <w:rStyle w:val="md-plain"/>
@@ -19164,7 +18293,6 @@
         </w:rPr>
         <w:t>（物料组）、</w:t>
       </w:r>
-      <w:proofErr w:type="spellStart"/>
       <w:r>
         <w:rPr>
           <w:rStyle w:val="md-plain"/>
@@ -19173,7 +18301,6 @@
         </w:rPr>
         <w:t>mat_class</w:t>
       </w:r>
-      <w:proofErr w:type="spellEnd"/>
       <w:r>
         <w:rPr>
           <w:rStyle w:val="md-plain"/>
@@ -19182,7 +18309,6 @@
         </w:rPr>
         <w:t>（物料分类）、</w:t>
       </w:r>
-      <w:proofErr w:type="spellStart"/>
       <w:r>
         <w:rPr>
           <w:rStyle w:val="md-plain"/>
@@ -19191,7 +18317,6 @@
         </w:rPr>
         <w:t>unit_code</w:t>
       </w:r>
-      <w:proofErr w:type="spellEnd"/>
       <w:r>
         <w:rPr>
           <w:rStyle w:val="md-plain"/>
@@ -19200,7 +18325,6 @@
         </w:rPr>
         <w:t>（单位）、</w:t>
       </w:r>
-      <w:proofErr w:type="spellStart"/>
       <w:r>
         <w:rPr>
           <w:rStyle w:val="md-plain"/>
@@ -19209,7 +18333,6 @@
         </w:rPr>
         <w:t>label_id</w:t>
       </w:r>
-      <w:proofErr w:type="spellEnd"/>
       <w:r>
         <w:rPr>
           <w:rStyle w:val="md-plain"/>
@@ -19266,7 +18389,6 @@
         </w:rPr>
         <w:t>（数量）、</w:t>
       </w:r>
-      <w:proofErr w:type="spellStart"/>
       <w:r>
         <w:rPr>
           <w:rStyle w:val="md-plain"/>
@@ -19275,7 +18397,6 @@
         </w:rPr>
         <w:t>qualified_quantity</w:t>
       </w:r>
-      <w:proofErr w:type="spellEnd"/>
       <w:r>
         <w:rPr>
           <w:rStyle w:val="md-plain"/>
@@ -19284,7 +18405,6 @@
         </w:rPr>
         <w:t>（合格数量）、</w:t>
       </w:r>
-      <w:proofErr w:type="spellStart"/>
       <w:r>
         <w:rPr>
           <w:rStyle w:val="md-plain"/>
@@ -19293,7 +18413,6 @@
         </w:rPr>
         <w:t>stock_in_quantity</w:t>
       </w:r>
-      <w:proofErr w:type="spellEnd"/>
       <w:r>
         <w:rPr>
           <w:rStyle w:val="md-plain"/>
@@ -19302,7 +18421,6 @@
         </w:rPr>
         <w:t>（入库数量）、</w:t>
       </w:r>
-      <w:proofErr w:type="spellStart"/>
       <w:r>
         <w:rPr>
           <w:rStyle w:val="md-plain"/>
@@ -19311,7 +18429,6 @@
         </w:rPr>
         <w:t>unit_price</w:t>
       </w:r>
-      <w:proofErr w:type="spellEnd"/>
       <w:r>
         <w:rPr>
           <w:rStyle w:val="md-plain"/>
@@ -19320,7 +18437,6 @@
         </w:rPr>
         <w:t>（单价）、</w:t>
       </w:r>
-      <w:proofErr w:type="spellStart"/>
       <w:r>
         <w:rPr>
           <w:rStyle w:val="md-plain"/>
@@ -19329,7 +18445,6 @@
         </w:rPr>
         <w:t>supplier_code</w:t>
       </w:r>
-      <w:proofErr w:type="spellEnd"/>
       <w:r>
         <w:rPr>
           <w:rStyle w:val="md-plain"/>
@@ -19338,7 +18453,6 @@
         </w:rPr>
         <w:t>（供应商编码）、</w:t>
       </w:r>
-      <w:proofErr w:type="spellStart"/>
       <w:r>
         <w:rPr>
           <w:rStyle w:val="md-plain"/>
@@ -19347,7 +18461,6 @@
         </w:rPr>
         <w:t>supplier_name</w:t>
       </w:r>
-      <w:proofErr w:type="spellEnd"/>
       <w:r>
         <w:rPr>
           <w:rStyle w:val="md-plain"/>
@@ -19356,7 +18469,6 @@
         </w:rPr>
         <w:t>（供应商名称）、</w:t>
       </w:r>
-      <w:proofErr w:type="spellStart"/>
       <w:r>
         <w:rPr>
           <w:rStyle w:val="md-plain"/>
@@ -19365,7 +18477,6 @@
         </w:rPr>
         <w:t>prod_time</w:t>
       </w:r>
-      <w:proofErr w:type="spellEnd"/>
       <w:r>
         <w:rPr>
           <w:rStyle w:val="md-plain"/>
@@ -19374,7 +18485,6 @@
         </w:rPr>
         <w:t>（生产时间）等。该表通过</w:t>
       </w:r>
-      <w:proofErr w:type="spellStart"/>
       <w:r>
         <w:rPr>
           <w:rStyle w:val="md-plain"/>
@@ -19383,7 +18493,6 @@
         </w:rPr>
         <w:t>order_no</w:t>
       </w:r>
-      <w:proofErr w:type="spellEnd"/>
       <w:r>
         <w:rPr>
           <w:rStyle w:val="md-plain"/>
@@ -19392,7 +18501,6 @@
         </w:rPr>
         <w:t>关联入库单表，通过</w:t>
       </w:r>
-      <w:proofErr w:type="spellStart"/>
       <w:r>
         <w:rPr>
           <w:rStyle w:val="md-plain"/>
@@ -19401,7 +18509,6 @@
         </w:rPr>
         <w:t>mat_code</w:t>
       </w:r>
-      <w:proofErr w:type="spellEnd"/>
       <w:r>
         <w:rPr>
           <w:rStyle w:val="md-plain"/>
@@ -19437,7 +18544,6 @@
       <w:r>
         <w:t xml:space="preserve"> </w:t>
       </w:r>
-      <w:proofErr w:type="spellStart"/>
       <w:r>
         <w:rPr>
           <w:rStyle w:val="md-plain"/>
@@ -19456,7 +18562,6 @@
         </w:rPr>
         <w:t>l</w:t>
       </w:r>
-      <w:proofErr w:type="spellEnd"/>
       <w:r>
         <w:t>表</w:t>
       </w:r>
@@ -19573,7 +18678,6 @@
                 <w:rFonts w:hint="default"/>
               </w:rPr>
             </w:pPr>
-            <w:proofErr w:type="spellStart"/>
             <w:r>
               <w:rPr>
                 <w:rStyle w:val="md-plain"/>
@@ -19583,7 +18687,6 @@
               </w:rPr>
               <w:t>label_id</w:t>
             </w:r>
-            <w:proofErr w:type="spellEnd"/>
           </w:p>
         </w:tc>
         <w:tc>
@@ -19605,7 +18708,6 @@
                 <w:rFonts w:hint="default"/>
               </w:rPr>
             </w:pPr>
-            <w:proofErr w:type="spellStart"/>
             <w:r>
               <w:rPr>
                 <w:rStyle w:val="md-plain"/>
@@ -19615,7 +18717,6 @@
               </w:rPr>
               <w:t>bigint</w:t>
             </w:r>
-            <w:proofErr w:type="spellEnd"/>
           </w:p>
         </w:tc>
         <w:tc>
@@ -19672,7 +18773,6 @@
                 <w:rFonts w:hint="default"/>
               </w:rPr>
             </w:pPr>
-            <w:proofErr w:type="spellStart"/>
             <w:r>
               <w:rPr>
                 <w:rStyle w:val="md-plain"/>
@@ -19682,7 +18782,6 @@
               </w:rPr>
               <w:t>warehouse_code</w:t>
             </w:r>
-            <w:proofErr w:type="spellEnd"/>
           </w:p>
         </w:tc>
         <w:tc>
@@ -19769,7 +18868,6 @@
                 <w:rFonts w:hint="default"/>
               </w:rPr>
             </w:pPr>
-            <w:proofErr w:type="spellStart"/>
             <w:r>
               <w:rPr>
                 <w:rStyle w:val="md-plain"/>
@@ -19779,7 +18877,6 @@
               </w:rPr>
               <w:t>location_code</w:t>
             </w:r>
-            <w:proofErr w:type="spellEnd"/>
           </w:p>
         </w:tc>
         <w:tc>
@@ -19869,7 +18966,6 @@
                 <w:szCs w:val="24"/>
               </w:rPr>
             </w:pPr>
-            <w:proofErr w:type="spellStart"/>
             <w:r>
               <w:rPr>
                 <w:rStyle w:val="md-plain"/>
@@ -19879,7 +18975,6 @@
               </w:rPr>
               <w:t>Label_type</w:t>
             </w:r>
-            <w:proofErr w:type="spellEnd"/>
           </w:p>
         </w:tc>
         <w:tc>
@@ -19975,7 +19070,6 @@
                 <w:szCs w:val="24"/>
               </w:rPr>
             </w:pPr>
-            <w:proofErr w:type="spellStart"/>
             <w:r>
               <w:rPr>
                 <w:rStyle w:val="md-plain"/>
@@ -19985,7 +19079,6 @@
               </w:rPr>
               <w:t>mat_code</w:t>
             </w:r>
-            <w:proofErr w:type="spellEnd"/>
           </w:p>
         </w:tc>
         <w:tc>
@@ -20075,7 +19168,6 @@
                 <w:szCs w:val="24"/>
               </w:rPr>
             </w:pPr>
-            <w:proofErr w:type="spellStart"/>
             <w:r>
               <w:rPr>
                 <w:rStyle w:val="md-plain"/>
@@ -20085,7 +19177,6 @@
               </w:rPr>
               <w:t>mat_name</w:t>
             </w:r>
-            <w:proofErr w:type="spellEnd"/>
           </w:p>
         </w:tc>
         <w:tc>
@@ -20175,7 +19266,6 @@
                 <w:szCs w:val="24"/>
               </w:rPr>
             </w:pPr>
-            <w:proofErr w:type="spellStart"/>
             <w:r>
               <w:rPr>
                 <w:rStyle w:val="md-plain"/>
@@ -20194,7 +19284,6 @@
               </w:rPr>
               <w:t>_code</w:t>
             </w:r>
-            <w:proofErr w:type="spellEnd"/>
           </w:p>
         </w:tc>
         <w:tc>
@@ -20290,7 +19379,6 @@
                 <w:szCs w:val="24"/>
               </w:rPr>
             </w:pPr>
-            <w:proofErr w:type="spellStart"/>
             <w:r>
               <w:rPr>
                 <w:rStyle w:val="md-plain"/>
@@ -20309,7 +19397,6 @@
               </w:rPr>
               <w:t>_num</w:t>
             </w:r>
-            <w:proofErr w:type="spellEnd"/>
           </w:p>
         </w:tc>
         <w:tc>
@@ -20405,7 +19492,6 @@
                 <w:szCs w:val="24"/>
               </w:rPr>
             </w:pPr>
-            <w:proofErr w:type="spellStart"/>
             <w:r>
               <w:rPr>
                 <w:rStyle w:val="md-plain"/>
@@ -20433,7 +19519,6 @@
               </w:rPr>
               <w:t>_group</w:t>
             </w:r>
-            <w:proofErr w:type="spellEnd"/>
           </w:p>
         </w:tc>
         <w:tc>
@@ -20529,7 +19614,6 @@
                 <w:szCs w:val="24"/>
               </w:rPr>
             </w:pPr>
-            <w:proofErr w:type="spellStart"/>
             <w:r>
               <w:rPr>
                 <w:rStyle w:val="md-plain"/>
@@ -20557,7 +19641,6 @@
               </w:rPr>
               <w:t>_class</w:t>
             </w:r>
-            <w:proofErr w:type="spellEnd"/>
           </w:p>
         </w:tc>
         <w:tc>
@@ -20653,7 +19736,6 @@
                 <w:szCs w:val="24"/>
               </w:rPr>
             </w:pPr>
-            <w:proofErr w:type="spellStart"/>
             <w:r>
               <w:rPr>
                 <w:rStyle w:val="md-plain"/>
@@ -20672,7 +19754,6 @@
               </w:rPr>
               <w:t>_code</w:t>
             </w:r>
-            <w:proofErr w:type="spellEnd"/>
           </w:p>
         </w:tc>
         <w:tc>
@@ -20866,7 +19947,6 @@
                 <w:szCs w:val="24"/>
               </w:rPr>
             </w:pPr>
-            <w:proofErr w:type="spellStart"/>
             <w:r>
               <w:rPr>
                 <w:rStyle w:val="md-plain"/>
@@ -20876,7 +19956,6 @@
               </w:rPr>
               <w:t>supplier_code</w:t>
             </w:r>
-            <w:proofErr w:type="spellEnd"/>
           </w:p>
         </w:tc>
         <w:tc>
@@ -20966,7 +20045,6 @@
                 <w:szCs w:val="24"/>
               </w:rPr>
             </w:pPr>
-            <w:proofErr w:type="spellStart"/>
             <w:r>
               <w:rPr>
                 <w:rStyle w:val="md-plain"/>
@@ -20985,7 +20063,6 @@
               </w:rPr>
               <w:t>name</w:t>
             </w:r>
-            <w:proofErr w:type="spellEnd"/>
           </w:p>
         </w:tc>
         <w:tc>
@@ -21081,7 +20158,6 @@
                 <w:szCs w:val="24"/>
               </w:rPr>
             </w:pPr>
-            <w:proofErr w:type="spellStart"/>
             <w:r>
               <w:rPr>
                 <w:rStyle w:val="md-plain"/>
@@ -21100,7 +20176,6 @@
               </w:rPr>
               <w:t>_tiem</w:t>
             </w:r>
-            <w:proofErr w:type="spellEnd"/>
           </w:p>
         </w:tc>
         <w:tc>
@@ -21294,7 +20369,6 @@
                 <w:szCs w:val="24"/>
               </w:rPr>
             </w:pPr>
-            <w:proofErr w:type="spellStart"/>
             <w:r>
               <w:rPr>
                 <w:rStyle w:val="md-plain"/>
@@ -21304,7 +20378,6 @@
               </w:rPr>
               <w:t>usable_quantity</w:t>
             </w:r>
-            <w:proofErr w:type="spellEnd"/>
           </w:p>
         </w:tc>
         <w:tc>
@@ -21394,7 +20467,6 @@
                 <w:szCs w:val="24"/>
               </w:rPr>
             </w:pPr>
-            <w:proofErr w:type="spellStart"/>
             <w:r>
               <w:rPr>
                 <w:rStyle w:val="md-plain"/>
@@ -21404,7 +20476,6 @@
               </w:rPr>
               <w:t>received_quantity</w:t>
             </w:r>
-            <w:proofErr w:type="spellEnd"/>
           </w:p>
         </w:tc>
         <w:tc>
@@ -21509,7 +20580,6 @@
                 <w:szCs w:val="24"/>
               </w:rPr>
             </w:pPr>
-            <w:proofErr w:type="spellStart"/>
             <w:r>
               <w:rPr>
                 <w:rStyle w:val="md-plain"/>
@@ -21528,7 +20598,6 @@
               </w:rPr>
               <w:t>_price</w:t>
             </w:r>
-            <w:proofErr w:type="spellEnd"/>
           </w:p>
         </w:tc>
         <w:tc>
@@ -21624,7 +20693,6 @@
                 <w:szCs w:val="24"/>
               </w:rPr>
             </w:pPr>
-            <w:proofErr w:type="spellStart"/>
             <w:r>
               <w:rPr>
                 <w:rStyle w:val="md-plain"/>
@@ -21634,7 +20702,6 @@
               </w:rPr>
               <w:t>order_no</w:t>
             </w:r>
-            <w:proofErr w:type="spellEnd"/>
           </w:p>
         </w:tc>
         <w:tc>
@@ -21730,7 +20797,6 @@
                 <w:szCs w:val="24"/>
               </w:rPr>
             </w:pPr>
-            <w:proofErr w:type="spellStart"/>
             <w:r>
               <w:rPr>
                 <w:rStyle w:val="md-plain"/>
@@ -21740,7 +20806,6 @@
               </w:rPr>
               <w:t>order_type</w:t>
             </w:r>
-            <w:proofErr w:type="spellEnd"/>
           </w:p>
         </w:tc>
         <w:tc>
@@ -21836,7 +20901,6 @@
                 <w:szCs w:val="24"/>
               </w:rPr>
             </w:pPr>
-            <w:proofErr w:type="spellStart"/>
             <w:r>
               <w:rPr>
                 <w:rStyle w:val="md-plain"/>
@@ -21846,7 +20910,6 @@
               </w:rPr>
               <w:t>del_flag</w:t>
             </w:r>
-            <w:proofErr w:type="spellEnd"/>
           </w:p>
         </w:tc>
         <w:tc>
@@ -21935,7 +20998,6 @@
           <w:color w:val="000000" w:themeColor="text1"/>
         </w:rPr>
       </w:pPr>
-      <w:proofErr w:type="spellStart"/>
       <w:r>
         <w:rPr>
           <w:rStyle w:val="md-plain"/>
@@ -21944,7 +21006,6 @@
         </w:rPr>
         <w:t>stock_mat_label</w:t>
       </w:r>
-      <w:proofErr w:type="spellEnd"/>
       <w:r>
         <w:rPr>
           <w:rStyle w:val="md-plain"/>
@@ -21953,7 +21014,6 @@
         </w:rPr>
         <w:t>表为物料标签表，字段包括</w:t>
       </w:r>
-      <w:proofErr w:type="spellStart"/>
       <w:r>
         <w:rPr>
           <w:rStyle w:val="md-plain"/>
@@ -21962,7 +21022,6 @@
         </w:rPr>
         <w:t>label_id</w:t>
       </w:r>
-      <w:proofErr w:type="spellEnd"/>
       <w:r>
         <w:rPr>
           <w:rStyle w:val="md-plain"/>
@@ -21987,7 +21046,6 @@
         </w:rPr>
         <w:t>）、</w:t>
       </w:r>
-      <w:proofErr w:type="spellStart"/>
       <w:r>
         <w:rPr>
           <w:rStyle w:val="md-plain"/>
@@ -21996,7 +21054,6 @@
         </w:rPr>
         <w:t>warehouse_code</w:t>
       </w:r>
-      <w:proofErr w:type="spellEnd"/>
       <w:r>
         <w:rPr>
           <w:rStyle w:val="md-plain"/>
@@ -22005,7 +21062,6 @@
         </w:rPr>
         <w:t>（仓库编码）、</w:t>
       </w:r>
-      <w:proofErr w:type="spellStart"/>
       <w:r>
         <w:rPr>
           <w:rStyle w:val="md-plain"/>
@@ -22014,7 +21070,6 @@
         </w:rPr>
         <w:t>location_code</w:t>
       </w:r>
-      <w:proofErr w:type="spellEnd"/>
       <w:r>
         <w:rPr>
           <w:rStyle w:val="md-plain"/>
@@ -22023,7 +21078,6 @@
         </w:rPr>
         <w:t>（货位编码）、</w:t>
       </w:r>
-      <w:proofErr w:type="spellStart"/>
       <w:r>
         <w:rPr>
           <w:rStyle w:val="md-plain"/>
@@ -22032,7 +21086,6 @@
         </w:rPr>
         <w:t>label_type</w:t>
       </w:r>
-      <w:proofErr w:type="spellEnd"/>
       <w:r>
         <w:rPr>
           <w:rStyle w:val="md-plain"/>
@@ -22041,7 +21094,6 @@
         </w:rPr>
         <w:t>（标签类型）、</w:t>
       </w:r>
-      <w:proofErr w:type="spellStart"/>
       <w:r>
         <w:rPr>
           <w:rStyle w:val="md-plain"/>
@@ -22050,7 +21102,6 @@
         </w:rPr>
         <w:t>mat_code</w:t>
       </w:r>
-      <w:proofErr w:type="spellEnd"/>
       <w:r>
         <w:rPr>
           <w:rStyle w:val="md-plain"/>
@@ -22059,7 +21110,6 @@
         </w:rPr>
         <w:t>（物料编码）、</w:t>
       </w:r>
-      <w:proofErr w:type="spellStart"/>
       <w:r>
         <w:rPr>
           <w:rStyle w:val="md-plain"/>
@@ -22068,7 +21118,6 @@
         </w:rPr>
         <w:t>mat_name</w:t>
       </w:r>
-      <w:proofErr w:type="spellEnd"/>
       <w:r>
         <w:rPr>
           <w:rStyle w:val="md-plain"/>
@@ -22077,7 +21126,6 @@
         </w:rPr>
         <w:t>（物料描述）、</w:t>
       </w:r>
-      <w:proofErr w:type="spellStart"/>
       <w:r>
         <w:rPr>
           <w:rStyle w:val="md-plain"/>
@@ -22086,7 +21134,6 @@
         </w:rPr>
         <w:t>fd_code</w:t>
       </w:r>
-      <w:proofErr w:type="spellEnd"/>
       <w:r>
         <w:rPr>
           <w:rStyle w:val="md-plain"/>
@@ -22095,7 +21142,6 @@
         </w:rPr>
         <w:t>（财务编码）、</w:t>
       </w:r>
-      <w:proofErr w:type="spellStart"/>
       <w:r>
         <w:rPr>
           <w:rStyle w:val="md-plain"/>
@@ -22104,7 +21150,6 @@
         </w:rPr>
         <w:t>fig_num</w:t>
       </w:r>
-      <w:proofErr w:type="spellEnd"/>
       <w:r>
         <w:rPr>
           <w:rStyle w:val="md-plain"/>
@@ -22113,7 +21158,6 @@
         </w:rPr>
         <w:t>（图号）、</w:t>
       </w:r>
-      <w:proofErr w:type="spellStart"/>
       <w:r>
         <w:rPr>
           <w:rStyle w:val="md-plain"/>
@@ -22122,7 +21166,6 @@
         </w:rPr>
         <w:t>mat_group</w:t>
       </w:r>
-      <w:proofErr w:type="spellEnd"/>
       <w:r>
         <w:rPr>
           <w:rStyle w:val="md-plain"/>
@@ -22131,7 +21174,6 @@
         </w:rPr>
         <w:t>（物料组）、</w:t>
       </w:r>
-      <w:proofErr w:type="spellStart"/>
       <w:r>
         <w:rPr>
           <w:rStyle w:val="md-plain"/>
@@ -22140,7 +21182,6 @@
         </w:rPr>
         <w:t>mat_class</w:t>
       </w:r>
-      <w:proofErr w:type="spellEnd"/>
       <w:r>
         <w:rPr>
           <w:rStyle w:val="md-plain"/>
@@ -22149,7 +21190,6 @@
         </w:rPr>
         <w:t>（分类）、</w:t>
       </w:r>
-      <w:proofErr w:type="spellStart"/>
       <w:r>
         <w:rPr>
           <w:rStyle w:val="md-plain"/>
@@ -22158,7 +21198,6 @@
         </w:rPr>
         <w:t>unit_code</w:t>
       </w:r>
-      <w:proofErr w:type="spellEnd"/>
       <w:r>
         <w:rPr>
           <w:rStyle w:val="md-plain"/>
@@ -22183,7 +21222,6 @@
         </w:rPr>
         <w:t>（批次）、</w:t>
       </w:r>
-      <w:proofErr w:type="spellStart"/>
       <w:r>
         <w:rPr>
           <w:rStyle w:val="md-plain"/>
@@ -22192,7 +21230,6 @@
         </w:rPr>
         <w:t>supplier_code</w:t>
       </w:r>
-      <w:proofErr w:type="spellEnd"/>
       <w:r>
         <w:rPr>
           <w:rStyle w:val="md-plain"/>
@@ -22201,7 +21238,6 @@
         </w:rPr>
         <w:t>（供应商编码）、</w:t>
       </w:r>
-      <w:proofErr w:type="spellStart"/>
       <w:r>
         <w:rPr>
           <w:rStyle w:val="md-plain"/>
@@ -22210,7 +21246,6 @@
         </w:rPr>
         <w:t>supplier_name</w:t>
       </w:r>
-      <w:proofErr w:type="spellEnd"/>
       <w:r>
         <w:rPr>
           <w:rStyle w:val="md-plain"/>
@@ -22219,7 +21254,6 @@
         </w:rPr>
         <w:t>（供应商名称）、</w:t>
       </w:r>
-      <w:proofErr w:type="spellStart"/>
       <w:r>
         <w:rPr>
           <w:rStyle w:val="md-plain"/>
@@ -22228,7 +21262,6 @@
         </w:rPr>
         <w:t>prod_time</w:t>
       </w:r>
-      <w:proofErr w:type="spellEnd"/>
       <w:r>
         <w:rPr>
           <w:rStyle w:val="md-plain"/>
@@ -22253,7 +21286,6 @@
         </w:rPr>
         <w:t>（数量）、</w:t>
       </w:r>
-      <w:proofErr w:type="spellStart"/>
       <w:r>
         <w:rPr>
           <w:rStyle w:val="md-plain"/>
@@ -22262,7 +21294,6 @@
         </w:rPr>
         <w:t>usable_quantity</w:t>
       </w:r>
-      <w:proofErr w:type="spellEnd"/>
       <w:r>
         <w:rPr>
           <w:rStyle w:val="md-plain"/>
@@ -22271,7 +21302,6 @@
         </w:rPr>
         <w:t>（可用数量）、</w:t>
       </w:r>
-      <w:proofErr w:type="spellStart"/>
       <w:r>
         <w:rPr>
           <w:rStyle w:val="md-plain"/>
@@ -22280,7 +21310,6 @@
         </w:rPr>
         <w:t>received_quantity</w:t>
       </w:r>
-      <w:proofErr w:type="spellEnd"/>
       <w:r>
         <w:rPr>
           <w:rStyle w:val="md-plain"/>
@@ -22289,7 +21318,6 @@
         </w:rPr>
         <w:t>（已领取数量）、</w:t>
       </w:r>
-      <w:proofErr w:type="spellStart"/>
       <w:r>
         <w:rPr>
           <w:rStyle w:val="md-plain"/>
@@ -22298,7 +21326,6 @@
         </w:rPr>
         <w:t>unit_price</w:t>
       </w:r>
-      <w:proofErr w:type="spellEnd"/>
       <w:r>
         <w:rPr>
           <w:rStyle w:val="md-plain"/>
@@ -22307,7 +21334,6 @@
         </w:rPr>
         <w:t>（单价）、</w:t>
       </w:r>
-      <w:proofErr w:type="spellStart"/>
       <w:r>
         <w:rPr>
           <w:rStyle w:val="md-plain"/>
@@ -22316,7 +21342,6 @@
         </w:rPr>
         <w:t>order_no</w:t>
       </w:r>
-      <w:proofErr w:type="spellEnd"/>
       <w:r>
         <w:rPr>
           <w:rStyle w:val="md-plain"/>
@@ -22325,7 +21350,6 @@
         </w:rPr>
         <w:t>（入库单号）、</w:t>
       </w:r>
-      <w:proofErr w:type="spellStart"/>
       <w:r>
         <w:rPr>
           <w:rStyle w:val="md-plain"/>
@@ -22334,7 +21358,6 @@
         </w:rPr>
         <w:t>order_type</w:t>
       </w:r>
-      <w:proofErr w:type="spellEnd"/>
       <w:r>
         <w:rPr>
           <w:rStyle w:val="md-plain"/>
@@ -22343,7 +21366,6 @@
         </w:rPr>
         <w:t>（入库单类型）等。该表在入库确认时自动生成标签记录，</w:t>
       </w:r>
-      <w:proofErr w:type="spellStart"/>
       <w:r>
         <w:rPr>
           <w:rStyle w:val="md-plain"/>
@@ -22353,7 +21375,6 @@
         <w:lastRenderedPageBreak/>
         <w:t>usable_quantity</w:t>
       </w:r>
-      <w:proofErr w:type="spellEnd"/>
       <w:r>
         <w:rPr>
           <w:rStyle w:val="md-plain"/>
@@ -22362,7 +21383,6 @@
         </w:rPr>
         <w:t>字段记录标签的可用数量，</w:t>
       </w:r>
-      <w:proofErr w:type="spellStart"/>
       <w:r>
         <w:rPr>
           <w:rStyle w:val="md-plain"/>
@@ -22371,7 +21391,6 @@
         </w:rPr>
         <w:t>received_quantity</w:t>
       </w:r>
-      <w:proofErr w:type="spellEnd"/>
       <w:r>
         <w:rPr>
           <w:rStyle w:val="md-plain"/>
@@ -22504,7 +21523,6 @@
         </w:rPr>
         <w:t>个核心实体类，分别是：</w:t>
       </w:r>
-      <w:proofErr w:type="spellStart"/>
       <w:r>
         <w:rPr>
           <w:rStyle w:val="md-plain"/>
@@ -22513,7 +21531,6 @@
         </w:rPr>
         <w:t>OutOrderController</w:t>
       </w:r>
-      <w:proofErr w:type="spellEnd"/>
       <w:r>
         <w:rPr>
           <w:rStyle w:val="md-plain"/>
@@ -22522,7 +21539,6 @@
         </w:rPr>
         <w:t>（出库单控制类）、</w:t>
       </w:r>
-      <w:proofErr w:type="spellStart"/>
       <w:r>
         <w:rPr>
           <w:rStyle w:val="md-plain"/>
@@ -22531,7 +21547,6 @@
         </w:rPr>
         <w:t>OutOrderService</w:t>
       </w:r>
-      <w:proofErr w:type="spellEnd"/>
       <w:r>
         <w:rPr>
           <w:rStyle w:val="md-plain"/>
@@ -22540,7 +21555,6 @@
         </w:rPr>
         <w:t>（出库单服务接口）、</w:t>
       </w:r>
-      <w:proofErr w:type="spellStart"/>
       <w:r>
         <w:rPr>
           <w:rStyle w:val="md-plain"/>
@@ -22549,7 +21563,6 @@
         </w:rPr>
         <w:t>OutOrderServiceImpl</w:t>
       </w:r>
-      <w:proofErr w:type="spellEnd"/>
       <w:r>
         <w:rPr>
           <w:rStyle w:val="md-plain"/>
@@ -22558,7 +21571,6 @@
         </w:rPr>
         <w:t>（出库单服务实现类）、</w:t>
       </w:r>
-      <w:proofErr w:type="spellStart"/>
       <w:r>
         <w:rPr>
           <w:rStyle w:val="md-plain"/>
@@ -22567,7 +21579,6 @@
         </w:rPr>
         <w:t>StockOutOrder</w:t>
       </w:r>
-      <w:proofErr w:type="spellEnd"/>
       <w:r>
         <w:rPr>
           <w:rStyle w:val="md-plain"/>
@@ -22576,7 +21587,6 @@
         </w:rPr>
         <w:t>类（出库单信息）、</w:t>
       </w:r>
-      <w:proofErr w:type="spellStart"/>
       <w:r>
         <w:rPr>
           <w:rStyle w:val="md-plain"/>
@@ -22585,7 +21595,6 @@
         </w:rPr>
         <w:t>StockOutDetail</w:t>
       </w:r>
-      <w:proofErr w:type="spellEnd"/>
       <w:r>
         <w:rPr>
           <w:rStyle w:val="md-plain"/>
@@ -22594,7 +21603,6 @@
         </w:rPr>
         <w:t>类（出库明细）、</w:t>
       </w:r>
-      <w:proofErr w:type="spellStart"/>
       <w:r>
         <w:rPr>
           <w:rStyle w:val="md-plain"/>
@@ -22603,7 +21611,6 @@
         </w:rPr>
         <w:t>StockProdOrder</w:t>
       </w:r>
-      <w:proofErr w:type="spellEnd"/>
       <w:r>
         <w:rPr>
           <w:rStyle w:val="md-plain"/>
@@ -22612,7 +21619,6 @@
         </w:rPr>
         <w:t>类（生产订单）、</w:t>
       </w:r>
-      <w:proofErr w:type="spellStart"/>
       <w:r>
         <w:rPr>
           <w:rStyle w:val="md-plain"/>
@@ -22621,7 +21627,6 @@
         </w:rPr>
         <w:t>StockMatLabel</w:t>
       </w:r>
-      <w:proofErr w:type="spellEnd"/>
       <w:r>
         <w:rPr>
           <w:rStyle w:val="md-plain"/>
@@ -22646,7 +21651,6 @@
         </w:rPr>
         <w:t>类（物料信息）、</w:t>
       </w:r>
-      <w:proofErr w:type="spellStart"/>
       <w:r>
         <w:rPr>
           <w:rStyle w:val="md-plain"/>
@@ -22655,7 +21659,6 @@
         </w:rPr>
         <w:t>BaseWarehouse</w:t>
       </w:r>
-      <w:proofErr w:type="spellEnd"/>
       <w:r>
         <w:rPr>
           <w:rStyle w:val="md-plain"/>
@@ -22664,7 +21667,6 @@
         </w:rPr>
         <w:t>类（仓库信息）、</w:t>
       </w:r>
-      <w:proofErr w:type="spellStart"/>
       <w:r>
         <w:rPr>
           <w:rStyle w:val="md-plain"/>
@@ -22673,7 +21675,6 @@
         </w:rPr>
         <w:t>BaseLocation</w:t>
       </w:r>
-      <w:proofErr w:type="spellEnd"/>
       <w:r>
         <w:rPr>
           <w:rStyle w:val="md-plain"/>
@@ -22682,7 +21683,6 @@
         </w:rPr>
         <w:t>类（货位信息）、</w:t>
       </w:r>
-      <w:proofErr w:type="spellStart"/>
       <w:r>
         <w:rPr>
           <w:rStyle w:val="md-plain"/>
@@ -22691,7 +21691,6 @@
         </w:rPr>
         <w:t>BaseWorkshop</w:t>
       </w:r>
-      <w:proofErr w:type="spellEnd"/>
       <w:r>
         <w:rPr>
           <w:rStyle w:val="md-plain"/>
@@ -22700,7 +21699,6 @@
         </w:rPr>
         <w:t>类（车间信息）。其中</w:t>
       </w:r>
-      <w:proofErr w:type="spellStart"/>
       <w:r>
         <w:rPr>
           <w:rStyle w:val="md-plain"/>
@@ -22709,7 +21707,6 @@
         </w:rPr>
         <w:t>StockOutOrder</w:t>
       </w:r>
-      <w:proofErr w:type="spellEnd"/>
       <w:r>
         <w:rPr>
           <w:rStyle w:val="md-plain"/>
@@ -22728,7 +21725,6 @@
           <w:color w:val="000000" w:themeColor="text1"/>
         </w:rPr>
       </w:pPr>
-      <w:proofErr w:type="spellStart"/>
       <w:r>
         <w:rPr>
           <w:rStyle w:val="md-plain"/>
@@ -22737,7 +21733,6 @@
         </w:rPr>
         <w:t>StockOutOrder</w:t>
       </w:r>
-      <w:proofErr w:type="spellEnd"/>
       <w:r>
         <w:rPr>
           <w:rStyle w:val="md-plain"/>
@@ -22746,7 +21741,6 @@
         </w:rPr>
         <w:t>类包含</w:t>
       </w:r>
-      <w:proofErr w:type="spellStart"/>
       <w:r>
         <w:rPr>
           <w:rStyle w:val="md-plain"/>
@@ -22755,7 +21749,6 @@
         </w:rPr>
         <w:t>orderNo</w:t>
       </w:r>
-      <w:proofErr w:type="spellEnd"/>
       <w:r>
         <w:rPr>
           <w:rStyle w:val="md-plain"/>
@@ -22764,7 +21757,6 @@
         </w:rPr>
         <w:t>（出库单号）、</w:t>
       </w:r>
-      <w:proofErr w:type="spellStart"/>
       <w:r>
         <w:rPr>
           <w:rStyle w:val="md-plain"/>
@@ -22773,7 +21765,6 @@
         </w:rPr>
         <w:t>orderType</w:t>
       </w:r>
-      <w:proofErr w:type="spellEnd"/>
       <w:r>
         <w:rPr>
           <w:rStyle w:val="md-plain"/>
@@ -22782,7 +21773,6 @@
         </w:rPr>
         <w:t>（出库类型）、</w:t>
       </w:r>
-      <w:proofErr w:type="spellStart"/>
       <w:r>
         <w:rPr>
           <w:rStyle w:val="md-plain"/>
@@ -22791,7 +21781,6 @@
         </w:rPr>
         <w:t>prodOrderNo</w:t>
       </w:r>
-      <w:proofErr w:type="spellEnd"/>
       <w:r>
         <w:rPr>
           <w:rStyle w:val="md-plain"/>
@@ -22800,7 +21789,6 @@
         </w:rPr>
         <w:t>（生产订单号，外键约束，关联生产订单表）、</w:t>
       </w:r>
-      <w:proofErr w:type="spellStart"/>
       <w:r>
         <w:rPr>
           <w:rStyle w:val="md-plain"/>
@@ -22809,7 +21797,6 @@
         </w:rPr>
         <w:t>warehouseCode</w:t>
       </w:r>
-      <w:proofErr w:type="spellEnd"/>
       <w:r>
         <w:rPr>
           <w:rStyle w:val="md-plain"/>
@@ -22818,7 +21805,6 @@
         </w:rPr>
         <w:t>（仓库编码，外键约束，关联仓库表）、</w:t>
       </w:r>
-      <w:proofErr w:type="spellStart"/>
       <w:r>
         <w:rPr>
           <w:rStyle w:val="md-plain"/>
@@ -22827,7 +21813,6 @@
         </w:rPr>
         <w:t>workshopCode</w:t>
       </w:r>
-      <w:proofErr w:type="spellEnd"/>
       <w:r>
         <w:rPr>
           <w:rStyle w:val="md-plain"/>
@@ -22836,7 +21821,6 @@
         </w:rPr>
         <w:t>（车间编码，外键约束，关联车间表）、</w:t>
       </w:r>
-      <w:proofErr w:type="spellStart"/>
       <w:r>
         <w:rPr>
           <w:rStyle w:val="md-plain"/>
@@ -22845,7 +21829,6 @@
         </w:rPr>
         <w:t>orderStatus</w:t>
       </w:r>
-      <w:proofErr w:type="spellEnd"/>
       <w:r>
         <w:rPr>
           <w:rStyle w:val="md-plain"/>
@@ -22854,7 +21837,6 @@
         </w:rPr>
         <w:t>（单据状态）、</w:t>
       </w:r>
-      <w:proofErr w:type="spellStart"/>
       <w:r>
         <w:rPr>
           <w:rStyle w:val="md-plain"/>
@@ -22863,7 +21845,6 @@
         </w:rPr>
         <w:t>warehouseKeeper</w:t>
       </w:r>
-      <w:proofErr w:type="spellEnd"/>
       <w:r>
         <w:rPr>
           <w:rStyle w:val="md-plain"/>
@@ -22882,7 +21863,6 @@
           <w:color w:val="000000" w:themeColor="text1"/>
         </w:rPr>
       </w:pPr>
-      <w:proofErr w:type="spellStart"/>
       <w:r>
         <w:rPr>
           <w:rStyle w:val="md-plain"/>
@@ -22891,7 +21871,6 @@
         </w:rPr>
         <w:t>StockOutDetail</w:t>
       </w:r>
-      <w:proofErr w:type="spellEnd"/>
       <w:r>
         <w:rPr>
           <w:rStyle w:val="md-plain"/>
@@ -22900,7 +21879,6 @@
         </w:rPr>
         <w:t>类包含</w:t>
       </w:r>
-      <w:proofErr w:type="spellStart"/>
       <w:r>
         <w:rPr>
           <w:rStyle w:val="md-plain"/>
@@ -22909,7 +21887,6 @@
         </w:rPr>
         <w:t>orderNo</w:t>
       </w:r>
-      <w:proofErr w:type="spellEnd"/>
       <w:r>
         <w:rPr>
           <w:rStyle w:val="md-plain"/>
@@ -22918,7 +21895,6 @@
         </w:rPr>
         <w:t>（出库单号，外键约束，关联出库单表）、</w:t>
       </w:r>
-      <w:proofErr w:type="spellStart"/>
       <w:r>
         <w:rPr>
           <w:rStyle w:val="md-plain"/>
@@ -22927,7 +21903,6 @@
         </w:rPr>
         <w:t>matCode</w:t>
       </w:r>
-      <w:proofErr w:type="spellEnd"/>
       <w:r>
         <w:rPr>
           <w:rStyle w:val="md-plain"/>
@@ -22936,7 +21911,6 @@
         </w:rPr>
         <w:t>（物料编码，外键约束，关联物料表）、</w:t>
       </w:r>
-      <w:proofErr w:type="spellStart"/>
       <w:r>
         <w:rPr>
           <w:rStyle w:val="md-plain"/>
@@ -22945,7 +21919,6 @@
         </w:rPr>
         <w:t>locationCode</w:t>
       </w:r>
-      <w:proofErr w:type="spellEnd"/>
       <w:r>
         <w:rPr>
           <w:rStyle w:val="md-plain"/>
@@ -22954,7 +21927,6 @@
         </w:rPr>
         <w:t>（货位编码，外键约束，关联货位表）、</w:t>
       </w:r>
-      <w:proofErr w:type="spellStart"/>
       <w:r>
         <w:rPr>
           <w:rStyle w:val="md-plain"/>
@@ -22963,7 +21935,6 @@
         </w:rPr>
         <w:t>planQuantity</w:t>
       </w:r>
-      <w:proofErr w:type="spellEnd"/>
       <w:r>
         <w:rPr>
           <w:rStyle w:val="md-plain"/>
@@ -22972,7 +21943,6 @@
         </w:rPr>
         <w:t>（计划数量）、</w:t>
       </w:r>
-      <w:proofErr w:type="spellStart"/>
       <w:r>
         <w:rPr>
           <w:rStyle w:val="md-plain"/>
@@ -22981,7 +21951,6 @@
         </w:rPr>
         <w:t>actualQuantity</w:t>
       </w:r>
-      <w:proofErr w:type="spellEnd"/>
       <w:r>
         <w:rPr>
           <w:rStyle w:val="md-plain"/>
@@ -22990,7 +21959,6 @@
         </w:rPr>
         <w:t>（实际数量）、</w:t>
       </w:r>
-      <w:proofErr w:type="spellStart"/>
       <w:r>
         <w:rPr>
           <w:rStyle w:val="md-plain"/>
@@ -22999,7 +21967,6 @@
         </w:rPr>
         <w:t>batchNo</w:t>
       </w:r>
-      <w:proofErr w:type="spellEnd"/>
       <w:r>
         <w:rPr>
           <w:rStyle w:val="md-plain"/>
@@ -23018,7 +21985,6 @@
           <w:color w:val="000000" w:themeColor="text1"/>
         </w:rPr>
       </w:pPr>
-      <w:proofErr w:type="spellStart"/>
       <w:r>
         <w:rPr>
           <w:rStyle w:val="md-plain"/>
@@ -23027,7 +21993,6 @@
         </w:rPr>
         <w:t>StockProdOrder</w:t>
       </w:r>
-      <w:proofErr w:type="spellEnd"/>
       <w:r>
         <w:rPr>
           <w:rStyle w:val="md-plain"/>
@@ -23036,7 +22001,6 @@
         </w:rPr>
         <w:t>类包含</w:t>
       </w:r>
-      <w:proofErr w:type="spellStart"/>
       <w:r>
         <w:rPr>
           <w:rStyle w:val="md-plain"/>
@@ -23045,7 +22009,6 @@
         </w:rPr>
         <w:t>prodOrderNo</w:t>
       </w:r>
-      <w:proofErr w:type="spellEnd"/>
       <w:r>
         <w:rPr>
           <w:rStyle w:val="md-plain"/>
@@ -23054,7 +22017,6 @@
         </w:rPr>
         <w:t>（生产订单号）、</w:t>
       </w:r>
-      <w:proofErr w:type="spellStart"/>
       <w:r>
         <w:rPr>
           <w:rStyle w:val="md-plain"/>
@@ -23063,7 +22025,6 @@
         </w:rPr>
         <w:t>prodMatCode</w:t>
       </w:r>
-      <w:proofErr w:type="spellEnd"/>
       <w:r>
         <w:rPr>
           <w:rStyle w:val="md-plain"/>
@@ -23072,7 +22033,6 @@
         </w:rPr>
         <w:t>（生产物料编码，外键约束，关联物料表）、</w:t>
       </w:r>
-      <w:proofErr w:type="spellStart"/>
       <w:r>
         <w:rPr>
           <w:rStyle w:val="md-plain"/>
@@ -23081,7 +22041,6 @@
         </w:rPr>
         <w:t>prodQuantity</w:t>
       </w:r>
-      <w:proofErr w:type="spellEnd"/>
       <w:r>
         <w:rPr>
           <w:rStyle w:val="md-plain"/>
@@ -23090,7 +22049,6 @@
         </w:rPr>
         <w:t>（生产数量）、</w:t>
       </w:r>
-      <w:proofErr w:type="spellStart"/>
       <w:r>
         <w:rPr>
           <w:rStyle w:val="md-plain"/>
@@ -23099,7 +22057,6 @@
         </w:rPr>
         <w:t>workshopCode</w:t>
       </w:r>
-      <w:proofErr w:type="spellEnd"/>
       <w:r>
         <w:rPr>
           <w:rStyle w:val="md-plain"/>
@@ -23108,7 +22065,6 @@
         </w:rPr>
         <w:t>（车间编码，外键约束，关联车间表）、</w:t>
       </w:r>
-      <w:proofErr w:type="spellStart"/>
       <w:r>
         <w:rPr>
           <w:rStyle w:val="md-plain"/>
@@ -23117,7 +22073,6 @@
         </w:rPr>
         <w:t>planStartDate</w:t>
       </w:r>
-      <w:proofErr w:type="spellEnd"/>
       <w:r>
         <w:rPr>
           <w:rStyle w:val="md-plain"/>
@@ -23126,7 +22081,6 @@
         </w:rPr>
         <w:t>（计划开始日期）、</w:t>
       </w:r>
-      <w:proofErr w:type="spellStart"/>
       <w:r>
         <w:rPr>
           <w:rStyle w:val="md-plain"/>
@@ -23135,7 +22089,6 @@
         </w:rPr>
         <w:t>planEndDate</w:t>
       </w:r>
-      <w:proofErr w:type="spellEnd"/>
       <w:r>
         <w:rPr>
           <w:rStyle w:val="md-plain"/>
@@ -23144,7 +22097,6 @@
         </w:rPr>
         <w:t>（计划结束日期）、</w:t>
       </w:r>
-      <w:proofErr w:type="spellStart"/>
       <w:r>
         <w:rPr>
           <w:rStyle w:val="md-plain"/>
@@ -23153,7 +22105,6 @@
         </w:rPr>
         <w:t>orderStatus</w:t>
       </w:r>
-      <w:proofErr w:type="spellEnd"/>
       <w:r>
         <w:rPr>
           <w:rStyle w:val="md-plain"/>
@@ -23256,7 +22207,6 @@
       <w:r>
         <w:t xml:space="preserve"> </w:t>
       </w:r>
-      <w:proofErr w:type="spellStart"/>
       <w:r>
         <w:rPr>
           <w:rStyle w:val="md-plain"/>
@@ -23266,7 +22216,6 @@
         </w:rPr>
         <w:t>stock_out_order</w:t>
       </w:r>
-      <w:proofErr w:type="spellEnd"/>
       <w:r>
         <w:t>信息表</w:t>
       </w:r>
@@ -23383,7 +22332,6 @@
                 <w:rFonts w:hint="default"/>
               </w:rPr>
             </w:pPr>
-            <w:proofErr w:type="spellStart"/>
             <w:r>
               <w:rPr>
                 <w:rStyle w:val="md-plain"/>
@@ -23393,7 +22341,6 @@
               </w:rPr>
               <w:t>order_id</w:t>
             </w:r>
-            <w:proofErr w:type="spellEnd"/>
           </w:p>
         </w:tc>
         <w:tc>
@@ -23415,7 +22362,6 @@
                 <w:rFonts w:hint="default"/>
               </w:rPr>
             </w:pPr>
-            <w:proofErr w:type="spellStart"/>
             <w:r>
               <w:rPr>
                 <w:rStyle w:val="md-plain"/>
@@ -23425,7 +22371,6 @@
               </w:rPr>
               <w:t>bigint</w:t>
             </w:r>
-            <w:proofErr w:type="spellEnd"/>
           </w:p>
         </w:tc>
         <w:tc>
@@ -23482,7 +22427,6 @@
                 <w:rFonts w:hint="default"/>
               </w:rPr>
             </w:pPr>
-            <w:proofErr w:type="spellStart"/>
             <w:r>
               <w:rPr>
                 <w:rStyle w:val="md-plain"/>
@@ -23492,7 +22436,6 @@
               </w:rPr>
               <w:t>order_no</w:t>
             </w:r>
-            <w:proofErr w:type="spellEnd"/>
           </w:p>
         </w:tc>
         <w:tc>
@@ -23579,7 +22522,6 @@
                 <w:rFonts w:hint="default"/>
               </w:rPr>
             </w:pPr>
-            <w:proofErr w:type="spellStart"/>
             <w:r>
               <w:rPr>
                 <w:rStyle w:val="md-plain"/>
@@ -23589,7 +22531,6 @@
               </w:rPr>
               <w:t>order_type</w:t>
             </w:r>
-            <w:proofErr w:type="spellEnd"/>
           </w:p>
         </w:tc>
         <w:tc>
@@ -23679,7 +22620,6 @@
                 <w:szCs w:val="24"/>
               </w:rPr>
             </w:pPr>
-            <w:proofErr w:type="spellStart"/>
             <w:r>
               <w:rPr>
                 <w:rStyle w:val="md-plain"/>
@@ -23689,7 +22629,6 @@
               </w:rPr>
               <w:t>prod_order_no</w:t>
             </w:r>
-            <w:proofErr w:type="spellEnd"/>
           </w:p>
         </w:tc>
         <w:tc>
@@ -23779,7 +22718,6 @@
                 <w:szCs w:val="24"/>
               </w:rPr>
             </w:pPr>
-            <w:proofErr w:type="spellStart"/>
             <w:r>
               <w:rPr>
                 <w:rStyle w:val="md-plain"/>
@@ -23789,7 +22727,6 @@
               </w:rPr>
               <w:t>warehouse_code</w:t>
             </w:r>
-            <w:proofErr w:type="spellEnd"/>
           </w:p>
         </w:tc>
         <w:tc>
@@ -23879,7 +22816,6 @@
                 <w:szCs w:val="24"/>
               </w:rPr>
             </w:pPr>
-            <w:proofErr w:type="spellStart"/>
             <w:r>
               <w:rPr>
                 <w:rStyle w:val="md-plain"/>
@@ -23889,7 +22825,6 @@
               </w:rPr>
               <w:t>workshop_code</w:t>
             </w:r>
-            <w:proofErr w:type="spellEnd"/>
           </w:p>
         </w:tc>
         <w:tc>
@@ -23979,7 +22914,6 @@
                 <w:szCs w:val="24"/>
               </w:rPr>
             </w:pPr>
-            <w:proofErr w:type="spellStart"/>
             <w:r>
               <w:rPr>
                 <w:rStyle w:val="md-plain"/>
@@ -23990,7 +22924,6 @@
               <w:lastRenderedPageBreak/>
               <w:t>order_reason</w:t>
             </w:r>
-            <w:proofErr w:type="spellEnd"/>
           </w:p>
         </w:tc>
         <w:tc>
@@ -24086,7 +23019,6 @@
                 <w:szCs w:val="24"/>
               </w:rPr>
             </w:pPr>
-            <w:proofErr w:type="spellStart"/>
             <w:r>
               <w:rPr>
                 <w:rStyle w:val="md-plain"/>
@@ -24096,7 +23028,6 @@
               </w:rPr>
               <w:t>mat_code</w:t>
             </w:r>
-            <w:proofErr w:type="spellEnd"/>
           </w:p>
         </w:tc>
         <w:tc>
@@ -24192,7 +23123,6 @@
                 <w:szCs w:val="24"/>
               </w:rPr>
             </w:pPr>
-            <w:proofErr w:type="spellStart"/>
             <w:r>
               <w:rPr>
                 <w:rStyle w:val="md-plain"/>
@@ -24202,7 +23132,6 @@
               </w:rPr>
               <w:t>mat_name</w:t>
             </w:r>
-            <w:proofErr w:type="spellEnd"/>
           </w:p>
         </w:tc>
         <w:tc>
@@ -24402,7 +23331,6 @@
                 <w:szCs w:val="24"/>
               </w:rPr>
             </w:pPr>
-            <w:proofErr w:type="spellStart"/>
             <w:r>
               <w:rPr>
                 <w:rStyle w:val="md-plain"/>
@@ -24412,7 +23340,6 @@
               </w:rPr>
               <w:t>order_status</w:t>
             </w:r>
-            <w:proofErr w:type="spellEnd"/>
           </w:p>
         </w:tc>
         <w:tc>
@@ -24502,7 +23429,6 @@
                 <w:szCs w:val="24"/>
               </w:rPr>
             </w:pPr>
-            <w:proofErr w:type="spellStart"/>
             <w:r>
               <w:rPr>
                 <w:rStyle w:val="md-plain"/>
@@ -24512,7 +23438,6 @@
               </w:rPr>
               <w:t>warehouse_keeper</w:t>
             </w:r>
-            <w:proofErr w:type="spellEnd"/>
           </w:p>
         </w:tc>
         <w:tc>
@@ -24602,7 +23527,6 @@
                 <w:szCs w:val="24"/>
               </w:rPr>
             </w:pPr>
-            <w:proofErr w:type="spellStart"/>
             <w:r>
               <w:rPr>
                 <w:rStyle w:val="md-plain"/>
@@ -24612,7 +23536,6 @@
               </w:rPr>
               <w:t>del_flag</w:t>
             </w:r>
-            <w:proofErr w:type="spellEnd"/>
           </w:p>
         </w:tc>
         <w:tc>
@@ -24695,7 +23618,6 @@
           <w:color w:val="000000" w:themeColor="text1"/>
         </w:rPr>
       </w:pPr>
-      <w:proofErr w:type="spellStart"/>
       <w:r>
         <w:rPr>
           <w:rStyle w:val="md-plain"/>
@@ -24704,7 +23626,6 @@
         </w:rPr>
         <w:t>stock_out_order</w:t>
       </w:r>
-      <w:proofErr w:type="spellEnd"/>
       <w:r>
         <w:rPr>
           <w:rStyle w:val="md-plain"/>
@@ -24713,7 +23634,6 @@
         </w:rPr>
         <w:t>表为出库单表，字段包含</w:t>
       </w:r>
-      <w:proofErr w:type="spellStart"/>
       <w:r>
         <w:rPr>
           <w:rStyle w:val="md-plain"/>
@@ -24722,7 +23642,6 @@
         </w:rPr>
         <w:t>order_no</w:t>
       </w:r>
-      <w:proofErr w:type="spellEnd"/>
       <w:r>
         <w:rPr>
           <w:rStyle w:val="md-plain"/>
@@ -24731,7 +23650,6 @@
         </w:rPr>
         <w:t>（单据号）、</w:t>
       </w:r>
-      <w:proofErr w:type="spellStart"/>
       <w:r>
         <w:rPr>
           <w:rStyle w:val="md-plain"/>
@@ -24740,7 +23658,6 @@
         </w:rPr>
         <w:t>order_type</w:t>
       </w:r>
-      <w:proofErr w:type="spellEnd"/>
       <w:r>
         <w:rPr>
           <w:rStyle w:val="md-plain"/>
@@ -24749,7 +23666,6 @@
         </w:rPr>
         <w:t>（单据类型）、</w:t>
       </w:r>
-      <w:proofErr w:type="spellStart"/>
       <w:r>
         <w:rPr>
           <w:rStyle w:val="md-plain"/>
@@ -24758,7 +23674,6 @@
         </w:rPr>
         <w:t>prod_order_no</w:t>
       </w:r>
-      <w:proofErr w:type="spellEnd"/>
       <w:r>
         <w:rPr>
           <w:rStyle w:val="md-plain"/>
@@ -24767,7 +23682,6 @@
         </w:rPr>
         <w:t>（生产订单号）、</w:t>
       </w:r>
-      <w:proofErr w:type="spellStart"/>
       <w:r>
         <w:rPr>
           <w:rStyle w:val="md-plain"/>
@@ -24776,7 +23690,6 @@
         </w:rPr>
         <w:t>warehouse_code</w:t>
       </w:r>
-      <w:proofErr w:type="spellEnd"/>
       <w:r>
         <w:rPr>
           <w:rStyle w:val="md-plain"/>
@@ -24785,7 +23698,6 @@
         </w:rPr>
         <w:t>（仓库编码）、</w:t>
       </w:r>
-      <w:proofErr w:type="spellStart"/>
       <w:r>
         <w:rPr>
           <w:rStyle w:val="md-plain"/>
@@ -24794,7 +23706,6 @@
         </w:rPr>
         <w:t>workshop_code</w:t>
       </w:r>
-      <w:proofErr w:type="spellEnd"/>
       <w:r>
         <w:rPr>
           <w:rStyle w:val="md-plain"/>
@@ -24803,7 +23714,6 @@
         </w:rPr>
         <w:t>（车间编码）、</w:t>
       </w:r>
-      <w:proofErr w:type="spellStart"/>
       <w:r>
         <w:rPr>
           <w:rStyle w:val="md-plain"/>
@@ -24812,7 +23722,6 @@
         </w:rPr>
         <w:t>order_reason</w:t>
       </w:r>
-      <w:proofErr w:type="spellEnd"/>
       <w:r>
         <w:rPr>
           <w:rStyle w:val="md-plain"/>
@@ -24821,7 +23730,6 @@
         </w:rPr>
         <w:t>（原因）、</w:t>
       </w:r>
-      <w:proofErr w:type="spellStart"/>
       <w:r>
         <w:rPr>
           <w:rStyle w:val="md-plain"/>
@@ -24830,7 +23738,6 @@
         </w:rPr>
         <w:t>mat_code</w:t>
       </w:r>
-      <w:proofErr w:type="spellEnd"/>
       <w:r>
         <w:rPr>
           <w:rStyle w:val="md-plain"/>
@@ -24839,7 +23746,6 @@
         </w:rPr>
         <w:t>（物料编码）、</w:t>
       </w:r>
-      <w:proofErr w:type="spellStart"/>
       <w:r>
         <w:rPr>
           <w:rStyle w:val="md-plain"/>
@@ -24848,7 +23754,6 @@
         </w:rPr>
         <w:t>mat_name</w:t>
       </w:r>
-      <w:proofErr w:type="spellEnd"/>
       <w:r>
         <w:rPr>
           <w:rStyle w:val="md-plain"/>
@@ -24873,7 +23778,6 @@
         </w:rPr>
         <w:t>（数量）、</w:t>
       </w:r>
-      <w:proofErr w:type="spellStart"/>
       <w:r>
         <w:rPr>
           <w:rStyle w:val="md-plain"/>
@@ -24882,7 +23786,6 @@
         </w:rPr>
         <w:t>order_status</w:t>
       </w:r>
-      <w:proofErr w:type="spellEnd"/>
       <w:r>
         <w:rPr>
           <w:rStyle w:val="md-plain"/>
@@ -24891,7 +23794,6 @@
         </w:rPr>
         <w:t>（单据状态）、</w:t>
       </w:r>
-      <w:proofErr w:type="spellStart"/>
       <w:r>
         <w:rPr>
           <w:rStyle w:val="md-plain"/>
@@ -24900,7 +23802,6 @@
         </w:rPr>
         <w:t>warehouse_keeper</w:t>
       </w:r>
-      <w:proofErr w:type="spellEnd"/>
       <w:r>
         <w:rPr>
           <w:rStyle w:val="md-plain"/>
@@ -24909,7 +23810,6 @@
         </w:rPr>
         <w:t>（库管员）等。该表通过</w:t>
       </w:r>
-      <w:proofErr w:type="spellStart"/>
       <w:r>
         <w:rPr>
           <w:rStyle w:val="md-plain"/>
@@ -24918,7 +23818,6 @@
         </w:rPr>
         <w:t>prod_order_no</w:t>
       </w:r>
-      <w:proofErr w:type="spellEnd"/>
       <w:r>
         <w:rPr>
           <w:rStyle w:val="md-plain"/>
@@ -24927,7 +23826,6 @@
         </w:rPr>
         <w:t>关联生产订单表，通过</w:t>
       </w:r>
-      <w:proofErr w:type="spellStart"/>
       <w:r>
         <w:rPr>
           <w:rStyle w:val="md-plain"/>
@@ -24936,7 +23834,6 @@
         </w:rPr>
         <w:t>warehouse_code</w:t>
       </w:r>
-      <w:proofErr w:type="spellEnd"/>
       <w:r>
         <w:rPr>
           <w:rStyle w:val="md-plain"/>
@@ -24945,7 +23842,6 @@
         </w:rPr>
         <w:t>关联仓库表，通过</w:t>
       </w:r>
-      <w:proofErr w:type="spellStart"/>
       <w:r>
         <w:rPr>
           <w:rStyle w:val="md-plain"/>
@@ -24954,7 +23850,6 @@
         </w:rPr>
         <w:t>workshop_code</w:t>
       </w:r>
-      <w:proofErr w:type="spellEnd"/>
       <w:r>
         <w:rPr>
           <w:rStyle w:val="md-plain"/>
@@ -24999,7 +23894,6 @@
       <w:r>
         <w:t xml:space="preserve">表3-5 </w:t>
       </w:r>
-      <w:proofErr w:type="spellStart"/>
       <w:r>
         <w:rPr>
           <w:rStyle w:val="md-plain"/>
@@ -25027,7 +23921,6 @@
         </w:rPr>
         <w:t>_detail</w:t>
       </w:r>
-      <w:proofErr w:type="spellEnd"/>
       <w:r>
         <w:t xml:space="preserve">表 </w:t>
       </w:r>
@@ -25144,7 +24037,6 @@
                 <w:rFonts w:hint="default"/>
               </w:rPr>
             </w:pPr>
-            <w:proofErr w:type="spellStart"/>
             <w:r>
               <w:rPr>
                 <w:rStyle w:val="md-plain"/>
@@ -25154,7 +24046,6 @@
               </w:rPr>
               <w:t>detail_id</w:t>
             </w:r>
-            <w:proofErr w:type="spellEnd"/>
           </w:p>
         </w:tc>
         <w:tc>
@@ -25176,7 +24067,6 @@
                 <w:rFonts w:hint="default"/>
               </w:rPr>
             </w:pPr>
-            <w:proofErr w:type="spellStart"/>
             <w:r>
               <w:rPr>
                 <w:rStyle w:val="md-plain"/>
@@ -25186,7 +24076,6 @@
               </w:rPr>
               <w:t>bigint</w:t>
             </w:r>
-            <w:proofErr w:type="spellEnd"/>
           </w:p>
         </w:tc>
         <w:tc>
@@ -25243,7 +24132,6 @@
                 <w:rFonts w:hint="default"/>
               </w:rPr>
             </w:pPr>
-            <w:proofErr w:type="spellStart"/>
             <w:r>
               <w:rPr>
                 <w:rStyle w:val="md-plain"/>
@@ -25253,7 +24141,6 @@
               </w:rPr>
               <w:t>warehouse_code</w:t>
             </w:r>
-            <w:proofErr w:type="spellEnd"/>
           </w:p>
         </w:tc>
         <w:tc>
@@ -25343,7 +24230,6 @@
                 <w:szCs w:val="24"/>
               </w:rPr>
             </w:pPr>
-            <w:proofErr w:type="spellStart"/>
             <w:r>
               <w:rPr>
                 <w:rStyle w:val="md-plain"/>
@@ -25353,7 +24239,6 @@
               </w:rPr>
               <w:t>location_code</w:t>
             </w:r>
-            <w:proofErr w:type="spellEnd"/>
           </w:p>
         </w:tc>
         <w:tc>
@@ -25449,7 +24334,6 @@
                 <w:szCs w:val="24"/>
               </w:rPr>
             </w:pPr>
-            <w:proofErr w:type="spellStart"/>
             <w:r>
               <w:rPr>
                 <w:rStyle w:val="md-plain"/>
@@ -25459,7 +24343,6 @@
               </w:rPr>
               <w:t>prod_order_no</w:t>
             </w:r>
-            <w:proofErr w:type="spellEnd"/>
           </w:p>
         </w:tc>
         <w:tc>
@@ -25552,7 +24435,6 @@
                 <w:rFonts w:hint="default"/>
               </w:rPr>
             </w:pPr>
-            <w:proofErr w:type="spellStart"/>
             <w:r>
               <w:rPr>
                 <w:rStyle w:val="md-plain"/>
@@ -25562,7 +24444,6 @@
               </w:rPr>
               <w:t>order_no</w:t>
             </w:r>
-            <w:proofErr w:type="spellEnd"/>
           </w:p>
         </w:tc>
         <w:tc>
@@ -25661,7 +24542,6 @@
                 <w:szCs w:val="24"/>
               </w:rPr>
             </w:pPr>
-            <w:proofErr w:type="spellStart"/>
             <w:r>
               <w:rPr>
                 <w:rStyle w:val="md-plain"/>
@@ -25671,7 +24551,6 @@
               </w:rPr>
               <w:t>line_no</w:t>
             </w:r>
-            <w:proofErr w:type="spellEnd"/>
           </w:p>
         </w:tc>
         <w:tc>
@@ -25767,7 +24646,6 @@
                 <w:szCs w:val="24"/>
               </w:rPr>
             </w:pPr>
-            <w:proofErr w:type="spellStart"/>
             <w:r>
               <w:rPr>
                 <w:rStyle w:val="md-plain"/>
@@ -25777,7 +24655,6 @@
               </w:rPr>
               <w:t>mat_code</w:t>
             </w:r>
-            <w:proofErr w:type="spellEnd"/>
           </w:p>
         </w:tc>
         <w:tc>
@@ -25867,7 +24744,6 @@
                 <w:szCs w:val="24"/>
               </w:rPr>
             </w:pPr>
-            <w:proofErr w:type="spellStart"/>
             <w:r>
               <w:rPr>
                 <w:rStyle w:val="md-plain"/>
@@ -25877,7 +24753,6 @@
               </w:rPr>
               <w:t>mat_name</w:t>
             </w:r>
-            <w:proofErr w:type="spellEnd"/>
           </w:p>
         </w:tc>
         <w:tc>
@@ -25967,7 +24842,6 @@
                 <w:szCs w:val="24"/>
               </w:rPr>
             </w:pPr>
-            <w:proofErr w:type="spellStart"/>
             <w:r>
               <w:rPr>
                 <w:rStyle w:val="md-plain"/>
@@ -25977,7 +24851,6 @@
               </w:rPr>
               <w:t>fd_code</w:t>
             </w:r>
-            <w:proofErr w:type="spellEnd"/>
           </w:p>
         </w:tc>
         <w:tc>
@@ -26073,7 +24946,6 @@
                 <w:szCs w:val="24"/>
               </w:rPr>
             </w:pPr>
-            <w:proofErr w:type="spellStart"/>
             <w:r>
               <w:rPr>
                 <w:rStyle w:val="md-plain"/>
@@ -26083,7 +24955,6 @@
               </w:rPr>
               <w:t>fig_num</w:t>
             </w:r>
-            <w:proofErr w:type="spellEnd"/>
           </w:p>
         </w:tc>
         <w:tc>
@@ -26179,7 +25050,6 @@
                 <w:szCs w:val="24"/>
               </w:rPr>
             </w:pPr>
-            <w:proofErr w:type="spellStart"/>
             <w:r>
               <w:rPr>
                 <w:rStyle w:val="md-plain"/>
@@ -26189,7 +25059,6 @@
               </w:rPr>
               <w:t>mat_group</w:t>
             </w:r>
-            <w:proofErr w:type="spellEnd"/>
           </w:p>
         </w:tc>
         <w:tc>
@@ -26285,7 +25154,6 @@
                 <w:szCs w:val="24"/>
               </w:rPr>
             </w:pPr>
-            <w:proofErr w:type="spellStart"/>
             <w:r>
               <w:rPr>
                 <w:rStyle w:val="md-plain"/>
@@ -26295,7 +25163,6 @@
               </w:rPr>
               <w:t>mat_class</w:t>
             </w:r>
-            <w:proofErr w:type="spellEnd"/>
           </w:p>
         </w:tc>
         <w:tc>
@@ -26587,7 +25454,6 @@
                 <w:szCs w:val="24"/>
               </w:rPr>
             </w:pPr>
-            <w:proofErr w:type="spellStart"/>
             <w:r>
               <w:rPr>
                 <w:rStyle w:val="md-plain"/>
@@ -26598,7 +25464,6 @@
               <w:lastRenderedPageBreak/>
               <w:t>received_quantity</w:t>
             </w:r>
-            <w:proofErr w:type="spellEnd"/>
           </w:p>
         </w:tc>
         <w:tc>
@@ -26688,7 +25553,6 @@
                 <w:szCs w:val="24"/>
               </w:rPr>
             </w:pPr>
-            <w:proofErr w:type="spellStart"/>
             <w:r>
               <w:rPr>
                 <w:rStyle w:val="md-plain"/>
@@ -26698,7 +25562,6 @@
               </w:rPr>
               <w:t>unit_code</w:t>
             </w:r>
-            <w:proofErr w:type="spellEnd"/>
           </w:p>
         </w:tc>
         <w:tc>
@@ -26794,7 +25657,6 @@
                 <w:szCs w:val="24"/>
               </w:rPr>
             </w:pPr>
-            <w:proofErr w:type="spellStart"/>
             <w:r>
               <w:rPr>
                 <w:rStyle w:val="md-plain"/>
@@ -26804,7 +25666,6 @@
               </w:rPr>
               <w:t>workshop_code</w:t>
             </w:r>
-            <w:proofErr w:type="spellEnd"/>
           </w:p>
         </w:tc>
         <w:tc>
@@ -26900,7 +25761,6 @@
                 <w:szCs w:val="24"/>
               </w:rPr>
             </w:pPr>
-            <w:proofErr w:type="spellStart"/>
             <w:r>
               <w:rPr>
                 <w:rStyle w:val="md-plain"/>
@@ -26910,7 +25770,6 @@
               </w:rPr>
               <w:t>del_flag</w:t>
             </w:r>
-            <w:proofErr w:type="spellEnd"/>
           </w:p>
         </w:tc>
         <w:tc>
@@ -26999,7 +25858,6 @@
           <w:color w:val="000000" w:themeColor="text1"/>
         </w:rPr>
       </w:pPr>
-      <w:proofErr w:type="spellStart"/>
       <w:r>
         <w:rPr>
           <w:rStyle w:val="md-plain"/>
@@ -27008,7 +25866,6 @@
         </w:rPr>
         <w:t>stock_out_detail</w:t>
       </w:r>
-      <w:proofErr w:type="spellEnd"/>
       <w:r>
         <w:rPr>
           <w:rStyle w:val="md-plain"/>
@@ -27017,7 +25874,6 @@
         </w:rPr>
         <w:t>表为出库明细表，字段包括</w:t>
       </w:r>
-      <w:proofErr w:type="spellStart"/>
       <w:r>
         <w:rPr>
           <w:rStyle w:val="md-plain"/>
@@ -27026,7 +25882,6 @@
         </w:rPr>
         <w:t>order_no</w:t>
       </w:r>
-      <w:proofErr w:type="spellEnd"/>
       <w:r>
         <w:rPr>
           <w:rStyle w:val="md-plain"/>
@@ -27035,7 +25890,6 @@
         </w:rPr>
         <w:t>（出库单号）、</w:t>
       </w:r>
-      <w:proofErr w:type="spellStart"/>
       <w:r>
         <w:rPr>
           <w:rStyle w:val="md-plain"/>
@@ -27044,7 +25898,6 @@
         </w:rPr>
         <w:t>prod_order_no</w:t>
       </w:r>
-      <w:proofErr w:type="spellEnd"/>
       <w:r>
         <w:rPr>
           <w:rStyle w:val="md-plain"/>
@@ -27053,7 +25906,6 @@
         </w:rPr>
         <w:t>（生产订单号）、</w:t>
       </w:r>
-      <w:proofErr w:type="spellStart"/>
       <w:r>
         <w:rPr>
           <w:rStyle w:val="md-plain"/>
@@ -27062,7 +25914,6 @@
         </w:rPr>
         <w:t>warehouse_code</w:t>
       </w:r>
-      <w:proofErr w:type="spellEnd"/>
       <w:r>
         <w:rPr>
           <w:rStyle w:val="md-plain"/>
@@ -27071,7 +25922,6 @@
         </w:rPr>
         <w:t>（仓库编码）、</w:t>
       </w:r>
-      <w:proofErr w:type="spellStart"/>
       <w:r>
         <w:rPr>
           <w:rStyle w:val="md-plain"/>
@@ -27080,7 +25930,6 @@
         </w:rPr>
         <w:t>workshop_code</w:t>
       </w:r>
-      <w:proofErr w:type="spellEnd"/>
       <w:r>
         <w:rPr>
           <w:rStyle w:val="md-plain"/>
@@ -27089,7 +25938,6 @@
         </w:rPr>
         <w:t>（车间编码）、</w:t>
       </w:r>
-      <w:proofErr w:type="spellStart"/>
       <w:r>
         <w:rPr>
           <w:rStyle w:val="md-plain"/>
@@ -27098,7 +25946,6 @@
         </w:rPr>
         <w:t>location_code</w:t>
       </w:r>
-      <w:proofErr w:type="spellEnd"/>
       <w:r>
         <w:rPr>
           <w:rStyle w:val="md-plain"/>
@@ -27107,7 +25954,6 @@
         </w:rPr>
         <w:t>（货位编码）、</w:t>
       </w:r>
-      <w:proofErr w:type="spellStart"/>
       <w:r>
         <w:rPr>
           <w:rStyle w:val="md-plain"/>
@@ -27116,7 +25962,6 @@
         </w:rPr>
         <w:t>mat_code</w:t>
       </w:r>
-      <w:proofErr w:type="spellEnd"/>
       <w:r>
         <w:rPr>
           <w:rStyle w:val="md-plain"/>
@@ -27125,7 +25970,6 @@
         </w:rPr>
         <w:t>（物料编码）、</w:t>
       </w:r>
-      <w:proofErr w:type="spellStart"/>
       <w:r>
         <w:rPr>
           <w:rStyle w:val="md-plain"/>
@@ -27134,7 +25978,6 @@
         </w:rPr>
         <w:t>mat_name</w:t>
       </w:r>
-      <w:proofErr w:type="spellEnd"/>
       <w:r>
         <w:rPr>
           <w:rStyle w:val="md-plain"/>
@@ -27143,7 +25986,6 @@
         </w:rPr>
         <w:t>（物料名称）、</w:t>
       </w:r>
-      <w:proofErr w:type="spellStart"/>
       <w:r>
         <w:rPr>
           <w:rStyle w:val="md-plain"/>
@@ -27152,7 +25994,6 @@
         </w:rPr>
         <w:t>fd_code</w:t>
       </w:r>
-      <w:proofErr w:type="spellEnd"/>
       <w:r>
         <w:rPr>
           <w:rStyle w:val="md-plain"/>
@@ -27161,7 +26002,6 @@
         </w:rPr>
         <w:t>（财务编码）、</w:t>
       </w:r>
-      <w:proofErr w:type="spellStart"/>
       <w:r>
         <w:rPr>
           <w:rStyle w:val="md-plain"/>
@@ -27170,7 +26010,6 @@
         </w:rPr>
         <w:t>fig_num</w:t>
       </w:r>
-      <w:proofErr w:type="spellEnd"/>
       <w:r>
         <w:rPr>
           <w:rStyle w:val="md-plain"/>
@@ -27179,7 +26018,6 @@
         </w:rPr>
         <w:t>（图号）、</w:t>
       </w:r>
-      <w:proofErr w:type="spellStart"/>
       <w:r>
         <w:rPr>
           <w:rStyle w:val="md-plain"/>
@@ -27188,7 +26026,6 @@
         </w:rPr>
         <w:t>mat_group</w:t>
       </w:r>
-      <w:proofErr w:type="spellEnd"/>
       <w:r>
         <w:rPr>
           <w:rStyle w:val="md-plain"/>
@@ -27197,7 +26034,6 @@
         </w:rPr>
         <w:t>（物料组）、</w:t>
       </w:r>
-      <w:proofErr w:type="spellStart"/>
       <w:r>
         <w:rPr>
           <w:rStyle w:val="md-plain"/>
@@ -27206,7 +26042,6 @@
         </w:rPr>
         <w:t>mat_class</w:t>
       </w:r>
-      <w:proofErr w:type="spellEnd"/>
       <w:r>
         <w:rPr>
           <w:rStyle w:val="md-plain"/>
@@ -27247,7 +26082,6 @@
         </w:rPr>
         <w:t>（数量）、</w:t>
       </w:r>
-      <w:proofErr w:type="spellStart"/>
       <w:r>
         <w:rPr>
           <w:rStyle w:val="md-plain"/>
@@ -27256,7 +26090,6 @@
         </w:rPr>
         <w:t>received_quantity</w:t>
       </w:r>
-      <w:proofErr w:type="spellEnd"/>
       <w:r>
         <w:rPr>
           <w:rStyle w:val="md-plain"/>
@@ -27265,7 +26098,6 @@
         </w:rPr>
         <w:t>（已领数量）、</w:t>
       </w:r>
-      <w:proofErr w:type="spellStart"/>
       <w:r>
         <w:rPr>
           <w:rStyle w:val="md-plain"/>
@@ -27274,7 +26106,6 @@
         </w:rPr>
         <w:t>unit_code</w:t>
       </w:r>
-      <w:proofErr w:type="spellEnd"/>
       <w:r>
         <w:rPr>
           <w:rStyle w:val="md-plain"/>
@@ -27283,7 +26114,6 @@
         </w:rPr>
         <w:t>（单位）等。该表通过</w:t>
       </w:r>
-      <w:proofErr w:type="spellStart"/>
       <w:r>
         <w:rPr>
           <w:rStyle w:val="md-plain"/>
@@ -27292,7 +26122,6 @@
         </w:rPr>
         <w:t>order_no</w:t>
       </w:r>
-      <w:proofErr w:type="spellEnd"/>
       <w:r>
         <w:rPr>
           <w:rStyle w:val="md-plain"/>
@@ -27301,7 +26130,6 @@
         </w:rPr>
         <w:t>关联出库单表，通过</w:t>
       </w:r>
-      <w:proofErr w:type="spellStart"/>
       <w:r>
         <w:rPr>
           <w:rStyle w:val="md-plain"/>
@@ -27310,7 +26138,6 @@
         </w:rPr>
         <w:t>mat_code</w:t>
       </w:r>
-      <w:proofErr w:type="spellEnd"/>
       <w:r>
         <w:rPr>
           <w:rStyle w:val="md-plain"/>
@@ -27345,7 +26172,6 @@
       <w:r>
         <w:t xml:space="preserve"> </w:t>
       </w:r>
-      <w:proofErr w:type="spellStart"/>
       <w:r>
         <w:rPr>
           <w:rStyle w:val="md-plain"/>
@@ -27355,7 +26181,6 @@
         </w:rPr>
         <w:t>stock_prod_order</w:t>
       </w:r>
-      <w:proofErr w:type="spellEnd"/>
       <w:r>
         <w:t>表</w:t>
       </w:r>
@@ -27472,7 +26297,6 @@
                 <w:rFonts w:hint="default"/>
               </w:rPr>
             </w:pPr>
-            <w:proofErr w:type="spellStart"/>
             <w:r>
               <w:rPr>
                 <w:rStyle w:val="md-plain"/>
@@ -27482,7 +26306,6 @@
               </w:rPr>
               <w:t>order_id</w:t>
             </w:r>
-            <w:proofErr w:type="spellEnd"/>
           </w:p>
         </w:tc>
         <w:tc>
@@ -27504,7 +26327,6 @@
                 <w:rFonts w:hint="default"/>
               </w:rPr>
             </w:pPr>
-            <w:proofErr w:type="spellStart"/>
             <w:r>
               <w:rPr>
                 <w:rStyle w:val="md-plain"/>
@@ -27514,7 +26336,6 @@
               </w:rPr>
               <w:t>bigint</w:t>
             </w:r>
-            <w:proofErr w:type="spellEnd"/>
           </w:p>
         </w:tc>
         <w:tc>
@@ -27571,7 +26392,6 @@
                 <w:rFonts w:hint="default"/>
               </w:rPr>
             </w:pPr>
-            <w:proofErr w:type="spellStart"/>
             <w:r>
               <w:rPr>
                 <w:rStyle w:val="md-plain"/>
@@ -27581,7 +26401,6 @@
               </w:rPr>
               <w:t>order_no</w:t>
             </w:r>
-            <w:proofErr w:type="spellEnd"/>
           </w:p>
         </w:tc>
         <w:tc>
@@ -27668,7 +26487,6 @@
                 <w:rFonts w:hint="default"/>
               </w:rPr>
             </w:pPr>
-            <w:proofErr w:type="spellStart"/>
             <w:r>
               <w:rPr>
                 <w:rStyle w:val="md-plain"/>
@@ -27678,7 +26496,6 @@
               </w:rPr>
               <w:t>work_no</w:t>
             </w:r>
-            <w:proofErr w:type="spellEnd"/>
           </w:p>
         </w:tc>
         <w:tc>
@@ -27768,7 +26585,6 @@
                 <w:szCs w:val="24"/>
               </w:rPr>
             </w:pPr>
-            <w:proofErr w:type="spellStart"/>
             <w:r>
               <w:rPr>
                 <w:rStyle w:val="md-plain"/>
@@ -27778,7 +26594,6 @@
               </w:rPr>
               <w:t>mat_code</w:t>
             </w:r>
-            <w:proofErr w:type="spellEnd"/>
           </w:p>
         </w:tc>
         <w:tc>
@@ -27868,7 +26683,6 @@
                 <w:szCs w:val="24"/>
               </w:rPr>
             </w:pPr>
-            <w:proofErr w:type="spellStart"/>
             <w:r>
               <w:rPr>
                 <w:rStyle w:val="md-plain"/>
@@ -27878,7 +26692,6 @@
               </w:rPr>
               <w:t>mat_name</w:t>
             </w:r>
-            <w:proofErr w:type="spellEnd"/>
           </w:p>
         </w:tc>
         <w:tc>
@@ -27968,7 +26781,6 @@
                 <w:szCs w:val="24"/>
               </w:rPr>
             </w:pPr>
-            <w:proofErr w:type="spellStart"/>
             <w:r>
               <w:rPr>
                 <w:rStyle w:val="md-plain"/>
@@ -27978,7 +26790,6 @@
               </w:rPr>
               <w:t>workshop_code</w:t>
             </w:r>
-            <w:proofErr w:type="spellEnd"/>
           </w:p>
         </w:tc>
         <w:tc>
@@ -28166,7 +26977,6 @@
                 <w:szCs w:val="24"/>
               </w:rPr>
             </w:pPr>
-            <w:proofErr w:type="spellStart"/>
             <w:r>
               <w:rPr>
                 <w:rStyle w:val="md-plain"/>
@@ -28176,7 +26986,6 @@
               </w:rPr>
               <w:t>order_status</w:t>
             </w:r>
-            <w:proofErr w:type="spellEnd"/>
           </w:p>
         </w:tc>
         <w:tc>
@@ -28266,7 +27075,6 @@
                 <w:szCs w:val="24"/>
               </w:rPr>
             </w:pPr>
-            <w:proofErr w:type="spellStart"/>
             <w:r>
               <w:rPr>
                 <w:rStyle w:val="md-plain"/>
@@ -28276,7 +27084,6 @@
               </w:rPr>
               <w:t>del_flag</w:t>
             </w:r>
-            <w:proofErr w:type="spellEnd"/>
           </w:p>
         </w:tc>
         <w:tc>
@@ -28365,7 +27172,6 @@
           <w:color w:val="000000" w:themeColor="text1"/>
         </w:rPr>
       </w:pPr>
-      <w:proofErr w:type="spellStart"/>
       <w:r>
         <w:rPr>
           <w:rStyle w:val="md-plain"/>
@@ -28374,7 +27180,6 @@
         </w:rPr>
         <w:t>stock_prod_order</w:t>
       </w:r>
-      <w:proofErr w:type="spellEnd"/>
       <w:r>
         <w:rPr>
           <w:rStyle w:val="md-plain"/>
@@ -28383,7 +27188,6 @@
         </w:rPr>
         <w:t>表为生产订单表，字段包括</w:t>
       </w:r>
-      <w:proofErr w:type="spellStart"/>
       <w:r>
         <w:rPr>
           <w:rStyle w:val="md-plain"/>
@@ -28392,7 +27196,6 @@
         </w:rPr>
         <w:t>order_no</w:t>
       </w:r>
-      <w:proofErr w:type="spellEnd"/>
       <w:r>
         <w:rPr>
           <w:rStyle w:val="md-plain"/>
@@ -28401,7 +27204,6 @@
         </w:rPr>
         <w:t>（单据号）、</w:t>
       </w:r>
-      <w:proofErr w:type="spellStart"/>
       <w:r>
         <w:rPr>
           <w:rStyle w:val="md-plain"/>
@@ -28410,7 +27212,6 @@
         </w:rPr>
         <w:t>work_no</w:t>
       </w:r>
-      <w:proofErr w:type="spellEnd"/>
       <w:r>
         <w:rPr>
           <w:rStyle w:val="md-plain"/>
@@ -28419,7 +27220,6 @@
         </w:rPr>
         <w:t>（工令号）、</w:t>
       </w:r>
-      <w:proofErr w:type="spellStart"/>
       <w:r>
         <w:rPr>
           <w:rStyle w:val="md-plain"/>
@@ -28428,7 +27228,6 @@
         </w:rPr>
         <w:t>mat_code</w:t>
       </w:r>
-      <w:proofErr w:type="spellEnd"/>
       <w:r>
         <w:rPr>
           <w:rStyle w:val="md-plain"/>
@@ -28437,7 +27236,6 @@
         </w:rPr>
         <w:t>（物料编码）、</w:t>
       </w:r>
-      <w:proofErr w:type="spellStart"/>
       <w:r>
         <w:rPr>
           <w:rStyle w:val="md-plain"/>
@@ -28446,7 +27244,6 @@
         </w:rPr>
         <w:t>mat_name</w:t>
       </w:r>
-      <w:proofErr w:type="spellEnd"/>
       <w:r>
         <w:rPr>
           <w:rStyle w:val="md-plain"/>
@@ -28455,7 +27252,6 @@
         </w:rPr>
         <w:t>（物料名称）、</w:t>
       </w:r>
-      <w:proofErr w:type="spellStart"/>
       <w:r>
         <w:rPr>
           <w:rStyle w:val="md-plain"/>
@@ -28464,7 +27260,6 @@
         </w:rPr>
         <w:t>workshop_code</w:t>
       </w:r>
-      <w:proofErr w:type="spellEnd"/>
       <w:r>
         <w:rPr>
           <w:rStyle w:val="md-plain"/>
@@ -28489,7 +27284,6 @@
         </w:rPr>
         <w:t>（数量）、</w:t>
       </w:r>
-      <w:proofErr w:type="spellStart"/>
       <w:r>
         <w:rPr>
           <w:rStyle w:val="md-plain"/>
@@ -28498,7 +27292,6 @@
         </w:rPr>
         <w:t>order_status</w:t>
       </w:r>
-      <w:proofErr w:type="spellEnd"/>
       <w:r>
         <w:rPr>
           <w:rStyle w:val="md-plain"/>
@@ -28649,7 +27442,6 @@
         </w:rPr>
         <w:t>个核心实体类，分别是：</w:t>
       </w:r>
-      <w:proofErr w:type="spellStart"/>
       <w:r>
         <w:rPr>
           <w:rStyle w:val="md-plain"/>
@@ -28658,7 +27450,6 @@
         </w:rPr>
         <w:t>StockInfoController</w:t>
       </w:r>
-      <w:proofErr w:type="spellEnd"/>
       <w:r>
         <w:rPr>
           <w:rStyle w:val="md-plain"/>
@@ -28667,7 +27458,6 @@
         </w:rPr>
         <w:t>（库存信息控制类）、</w:t>
       </w:r>
-      <w:proofErr w:type="spellStart"/>
       <w:r>
         <w:rPr>
           <w:rStyle w:val="md-plain"/>
@@ -28676,7 +27466,6 @@
         </w:rPr>
         <w:t>StockInfoService</w:t>
       </w:r>
-      <w:proofErr w:type="spellEnd"/>
       <w:r>
         <w:rPr>
           <w:rStyle w:val="md-plain"/>
@@ -28685,7 +27474,6 @@
         </w:rPr>
         <w:t>（库存信息服务接口）、</w:t>
       </w:r>
-      <w:proofErr w:type="spellStart"/>
       <w:r>
         <w:rPr>
           <w:rStyle w:val="md-plain"/>
@@ -28694,7 +27482,6 @@
         </w:rPr>
         <w:t>StockInfoServiceImpl</w:t>
       </w:r>
-      <w:proofErr w:type="spellEnd"/>
       <w:r>
         <w:rPr>
           <w:rStyle w:val="md-plain"/>
@@ -28703,7 +27490,6 @@
         </w:rPr>
         <w:t>（库存信息服务实现类）、</w:t>
       </w:r>
-      <w:proofErr w:type="spellStart"/>
       <w:r>
         <w:rPr>
           <w:rStyle w:val="md-plain"/>
@@ -28712,7 +27498,6 @@
         </w:rPr>
         <w:t>AllotOrderController</w:t>
       </w:r>
-      <w:proofErr w:type="spellEnd"/>
       <w:r>
         <w:rPr>
           <w:rStyle w:val="md-plain"/>
@@ -28721,7 +27506,6 @@
         </w:rPr>
         <w:t>（调拨单控制类）、</w:t>
       </w:r>
-      <w:proofErr w:type="spellStart"/>
       <w:r>
         <w:rPr>
           <w:rStyle w:val="md-plain"/>
@@ -28730,7 +27514,6 @@
         </w:rPr>
         <w:t>AllotOrderService</w:t>
       </w:r>
-      <w:proofErr w:type="spellEnd"/>
       <w:r>
         <w:rPr>
           <w:rStyle w:val="md-plain"/>
@@ -28739,7 +27522,6 @@
         </w:rPr>
         <w:t>（调拨单服务接口）、</w:t>
       </w:r>
-      <w:proofErr w:type="spellStart"/>
       <w:r>
         <w:rPr>
           <w:rStyle w:val="md-plain"/>
@@ -28748,7 +27530,6 @@
         </w:rPr>
         <w:t>AllotOrderServiceImpl</w:t>
       </w:r>
-      <w:proofErr w:type="spellEnd"/>
       <w:r>
         <w:rPr>
           <w:rStyle w:val="md-plain"/>
@@ -28757,7 +27538,6 @@
         </w:rPr>
         <w:t>（调拨单服务实现类）、</w:t>
       </w:r>
-      <w:proofErr w:type="spellStart"/>
       <w:r>
         <w:rPr>
           <w:rStyle w:val="md-plain"/>
@@ -28766,7 +27546,6 @@
         </w:rPr>
         <w:t>StockInfo</w:t>
       </w:r>
-      <w:proofErr w:type="spellEnd"/>
       <w:r>
         <w:rPr>
           <w:rStyle w:val="md-plain"/>
@@ -28775,7 +27554,6 @@
         </w:rPr>
         <w:t>类（库存信息）、</w:t>
       </w:r>
-      <w:proofErr w:type="spellStart"/>
       <w:r>
         <w:rPr>
           <w:rStyle w:val="md-plain"/>
@@ -28784,7 +27562,6 @@
         </w:rPr>
         <w:t>StockRecord</w:t>
       </w:r>
-      <w:proofErr w:type="spellEnd"/>
       <w:r>
         <w:rPr>
           <w:rStyle w:val="md-plain"/>
@@ -28793,7 +27570,6 @@
         </w:rPr>
         <w:t>类（库存流水）、</w:t>
       </w:r>
-      <w:proofErr w:type="spellStart"/>
       <w:r>
         <w:rPr>
           <w:rStyle w:val="md-plain"/>
@@ -28802,7 +27578,6 @@
         </w:rPr>
         <w:t>StockAllotOrder</w:t>
       </w:r>
-      <w:proofErr w:type="spellEnd"/>
       <w:r>
         <w:rPr>
           <w:rStyle w:val="md-plain"/>
@@ -28811,7 +27586,6 @@
         </w:rPr>
         <w:t>类（调拨单信息）、</w:t>
       </w:r>
-      <w:proofErr w:type="spellStart"/>
       <w:r>
         <w:rPr>
           <w:rStyle w:val="md-plain"/>
@@ -28820,7 +27594,6 @@
         </w:rPr>
         <w:t>StockAllotDetail</w:t>
       </w:r>
-      <w:proofErr w:type="spellEnd"/>
       <w:r>
         <w:rPr>
           <w:rStyle w:val="md-plain"/>
@@ -28829,7 +27602,6 @@
         </w:rPr>
         <w:t>类（调拨明细）。其中</w:t>
       </w:r>
-      <w:proofErr w:type="spellStart"/>
       <w:r>
         <w:rPr>
           <w:rStyle w:val="md-plain"/>
@@ -28838,7 +27610,6 @@
         </w:rPr>
         <w:t>StockInfo</w:t>
       </w:r>
-      <w:proofErr w:type="spellEnd"/>
       <w:r>
         <w:rPr>
           <w:rStyle w:val="md-plain"/>
@@ -28847,7 +27618,6 @@
         </w:rPr>
         <w:t>和</w:t>
       </w:r>
-      <w:proofErr w:type="spellStart"/>
       <w:r>
         <w:rPr>
           <w:rStyle w:val="md-plain"/>
@@ -28856,7 +27626,6 @@
         </w:rPr>
         <w:t>StockAllotOrder</w:t>
       </w:r>
-      <w:proofErr w:type="spellEnd"/>
       <w:r>
         <w:rPr>
           <w:rStyle w:val="md-plain"/>
@@ -28875,7 +27644,6 @@
           <w:color w:val="000000" w:themeColor="text1"/>
         </w:rPr>
       </w:pPr>
-      <w:proofErr w:type="spellStart"/>
       <w:r>
         <w:rPr>
           <w:rStyle w:val="md-plain"/>
@@ -28884,7 +27652,6 @@
         </w:rPr>
         <w:t>StockInfo</w:t>
       </w:r>
-      <w:proofErr w:type="spellEnd"/>
       <w:r>
         <w:rPr>
           <w:rStyle w:val="md-plain"/>
@@ -28893,7 +27660,6 @@
         </w:rPr>
         <w:t>类包含</w:t>
       </w:r>
-      <w:proofErr w:type="spellStart"/>
       <w:r>
         <w:rPr>
           <w:rStyle w:val="md-plain"/>
@@ -28902,7 +27668,6 @@
         </w:rPr>
         <w:t>warehouseCode</w:t>
       </w:r>
-      <w:proofErr w:type="spellEnd"/>
       <w:r>
         <w:rPr>
           <w:rStyle w:val="md-plain"/>
@@ -28911,7 +27676,6 @@
         </w:rPr>
         <w:t>（仓库编码，外键约束，关联仓库表）、</w:t>
       </w:r>
-      <w:proofErr w:type="spellStart"/>
       <w:r>
         <w:rPr>
           <w:rStyle w:val="md-plain"/>
@@ -28920,7 +27684,6 @@
         </w:rPr>
         <w:t>locationCode</w:t>
       </w:r>
-      <w:proofErr w:type="spellEnd"/>
       <w:r>
         <w:rPr>
           <w:rStyle w:val="md-plain"/>
@@ -28929,7 +27692,6 @@
         </w:rPr>
         <w:t>（货位编码，外键约束，关联货位表）、</w:t>
       </w:r>
-      <w:proofErr w:type="spellStart"/>
       <w:r>
         <w:rPr>
           <w:rStyle w:val="md-plain"/>
@@ -28938,7 +27700,6 @@
         </w:rPr>
         <w:t>matCode</w:t>
       </w:r>
-      <w:proofErr w:type="spellEnd"/>
       <w:r>
         <w:rPr>
           <w:rStyle w:val="md-plain"/>
@@ -28947,7 +27708,6 @@
         </w:rPr>
         <w:t>（物料编码，外键约束，关联物料表）、</w:t>
       </w:r>
-      <w:proofErr w:type="spellStart"/>
       <w:r>
         <w:rPr>
           <w:rStyle w:val="md-plain"/>
@@ -28956,7 +27716,6 @@
         </w:rPr>
         <w:t>batchNo</w:t>
       </w:r>
-      <w:proofErr w:type="spellEnd"/>
       <w:r>
         <w:rPr>
           <w:rStyle w:val="md-plain"/>
@@ -28981,7 +27740,6 @@
         </w:rPr>
         <w:t>（库存数量）、</w:t>
       </w:r>
-      <w:proofErr w:type="spellStart"/>
       <w:r>
         <w:rPr>
           <w:rStyle w:val="md-plain"/>
@@ -28990,7 +27748,6 @@
         </w:rPr>
         <w:t>supplierCode</w:t>
       </w:r>
-      <w:proofErr w:type="spellEnd"/>
       <w:r>
         <w:rPr>
           <w:rStyle w:val="md-plain"/>
@@ -29009,7 +27766,6 @@
           <w:color w:val="000000" w:themeColor="text1"/>
         </w:rPr>
       </w:pPr>
-      <w:proofErr w:type="spellStart"/>
       <w:r>
         <w:rPr>
           <w:rStyle w:val="md-plain"/>
@@ -29018,7 +27774,6 @@
         </w:rPr>
         <w:t>StockRecord</w:t>
       </w:r>
-      <w:proofErr w:type="spellEnd"/>
       <w:r>
         <w:rPr>
           <w:rStyle w:val="md-plain"/>
@@ -29027,7 +27782,6 @@
         </w:rPr>
         <w:t>类包含</w:t>
       </w:r>
-      <w:proofErr w:type="spellStart"/>
       <w:r>
         <w:rPr>
           <w:rStyle w:val="md-plain"/>
@@ -29036,7 +27790,6 @@
         </w:rPr>
         <w:t>warehouseCode</w:t>
       </w:r>
-      <w:proofErr w:type="spellEnd"/>
       <w:r>
         <w:rPr>
           <w:rStyle w:val="md-plain"/>
@@ -29045,7 +27798,6 @@
         </w:rPr>
         <w:t>（仓库编码）、</w:t>
       </w:r>
-      <w:proofErr w:type="spellStart"/>
       <w:r>
         <w:rPr>
           <w:rStyle w:val="md-plain"/>
@@ -29054,7 +27806,6 @@
         </w:rPr>
         <w:t>locationCode</w:t>
       </w:r>
-      <w:proofErr w:type="spellEnd"/>
       <w:r>
         <w:rPr>
           <w:rStyle w:val="md-plain"/>
@@ -29063,7 +27814,6 @@
         </w:rPr>
         <w:t>（货位编码）、</w:t>
       </w:r>
-      <w:proofErr w:type="spellStart"/>
       <w:r>
         <w:rPr>
           <w:rStyle w:val="md-plain"/>
@@ -29072,7 +27822,6 @@
         </w:rPr>
         <w:t>labelId</w:t>
       </w:r>
-      <w:proofErr w:type="spellEnd"/>
       <w:r>
         <w:rPr>
           <w:rStyle w:val="md-plain"/>
@@ -29097,7 +27846,6 @@
         </w:rPr>
         <w:t>）、</w:t>
       </w:r>
-      <w:proofErr w:type="spellStart"/>
       <w:r>
         <w:rPr>
           <w:rStyle w:val="md-plain"/>
@@ -29106,7 +27854,6 @@
         </w:rPr>
         <w:t>recordType</w:t>
       </w:r>
-      <w:proofErr w:type="spellEnd"/>
       <w:r>
         <w:rPr>
           <w:rStyle w:val="md-plain"/>
@@ -29115,7 +27862,6 @@
         </w:rPr>
         <w:t>（流水类型）、</w:t>
       </w:r>
-      <w:proofErr w:type="spellStart"/>
       <w:r>
         <w:rPr>
           <w:rStyle w:val="md-plain"/>
@@ -29124,7 +27870,6 @@
         </w:rPr>
         <w:t>matCode</w:t>
       </w:r>
-      <w:proofErr w:type="spellEnd"/>
       <w:r>
         <w:rPr>
           <w:rStyle w:val="md-plain"/>
@@ -29133,7 +27878,6 @@
         </w:rPr>
         <w:t>（物料编码）、</w:t>
       </w:r>
-      <w:proofErr w:type="spellStart"/>
       <w:r>
         <w:rPr>
           <w:rStyle w:val="md-plain"/>
@@ -29142,7 +27886,6 @@
         </w:rPr>
         <w:t>batchNo</w:t>
       </w:r>
-      <w:proofErr w:type="spellEnd"/>
       <w:r>
         <w:rPr>
           <w:rStyle w:val="md-plain"/>
@@ -29167,7 +27910,6 @@
         </w:rPr>
         <w:t>（变动数量）、</w:t>
       </w:r>
-      <w:proofErr w:type="spellStart"/>
       <w:r>
         <w:rPr>
           <w:rStyle w:val="md-plain"/>
@@ -29176,7 +27918,6 @@
         </w:rPr>
         <w:t>orderNo</w:t>
       </w:r>
-      <w:proofErr w:type="spellEnd"/>
       <w:r>
         <w:rPr>
           <w:rStyle w:val="md-plain"/>
@@ -29185,7 +27926,6 @@
         </w:rPr>
         <w:t>（关联单号）、</w:t>
       </w:r>
-      <w:proofErr w:type="spellStart"/>
       <w:r>
         <w:rPr>
           <w:rStyle w:val="md-plain"/>
@@ -29194,7 +27934,6 @@
         </w:rPr>
         <w:t>supplierCode</w:t>
       </w:r>
-      <w:proofErr w:type="spellEnd"/>
       <w:r>
         <w:rPr>
           <w:rStyle w:val="md-plain"/>
@@ -29203,7 +27942,6 @@
         </w:rPr>
         <w:t>（供应商编码）、</w:t>
       </w:r>
-      <w:proofErr w:type="spellStart"/>
       <w:r>
         <w:rPr>
           <w:rStyle w:val="md-plain"/>
@@ -29212,7 +27950,6 @@
         </w:rPr>
         <w:t>workshopCode</w:t>
       </w:r>
-      <w:proofErr w:type="spellEnd"/>
       <w:r>
         <w:rPr>
           <w:rStyle w:val="md-plain"/>
@@ -29231,7 +27968,6 @@
           <w:color w:val="000000" w:themeColor="text1"/>
         </w:rPr>
       </w:pPr>
-      <w:proofErr w:type="spellStart"/>
       <w:r>
         <w:rPr>
           <w:rStyle w:val="md-plain"/>
@@ -29240,7 +27976,6 @@
         </w:rPr>
         <w:t>StockAllotOrder</w:t>
       </w:r>
-      <w:proofErr w:type="spellEnd"/>
       <w:r>
         <w:rPr>
           <w:rStyle w:val="md-plain"/>
@@ -29249,7 +27984,6 @@
         </w:rPr>
         <w:t>类包含</w:t>
       </w:r>
-      <w:proofErr w:type="spellStart"/>
       <w:r>
         <w:rPr>
           <w:rStyle w:val="md-plain"/>
@@ -29258,7 +27992,6 @@
         </w:rPr>
         <w:t>allotNo</w:t>
       </w:r>
-      <w:proofErr w:type="spellEnd"/>
       <w:r>
         <w:rPr>
           <w:rStyle w:val="md-plain"/>
@@ -29267,7 +28000,6 @@
         </w:rPr>
         <w:t>（调拨单号）、</w:t>
       </w:r>
-      <w:proofErr w:type="spellStart"/>
       <w:r>
         <w:rPr>
           <w:rStyle w:val="md-plain"/>
@@ -29276,7 +28008,6 @@
         </w:rPr>
         <w:t>fromWarehouseCode</w:t>
       </w:r>
-      <w:proofErr w:type="spellEnd"/>
       <w:r>
         <w:rPr>
           <w:rStyle w:val="md-plain"/>
@@ -29285,7 +28016,6 @@
         </w:rPr>
         <w:t>（调出仓库编码，外键约束，关联仓库表）、</w:t>
       </w:r>
-      <w:proofErr w:type="spellStart"/>
       <w:r>
         <w:rPr>
           <w:rStyle w:val="md-plain"/>
@@ -29294,7 +28024,6 @@
         </w:rPr>
         <w:t>fromLocationCode</w:t>
       </w:r>
-      <w:proofErr w:type="spellEnd"/>
       <w:r>
         <w:rPr>
           <w:rStyle w:val="md-plain"/>
@@ -29303,7 +28032,6 @@
         </w:rPr>
         <w:t>（调出货位编码）、</w:t>
       </w:r>
-      <w:proofErr w:type="spellStart"/>
       <w:r>
         <w:rPr>
           <w:rStyle w:val="md-plain"/>
@@ -29312,7 +28040,6 @@
         </w:rPr>
         <w:t>toWarehouseCode</w:t>
       </w:r>
-      <w:proofErr w:type="spellEnd"/>
       <w:r>
         <w:rPr>
           <w:rStyle w:val="md-plain"/>
@@ -29321,7 +28048,6 @@
         </w:rPr>
         <w:t>（调入仓库编码，外键约束，关联仓库表）、</w:t>
       </w:r>
-      <w:proofErr w:type="spellStart"/>
       <w:r>
         <w:rPr>
           <w:rStyle w:val="md-plain"/>
@@ -29330,7 +28056,6 @@
         </w:rPr>
         <w:t>toLocationCode</w:t>
       </w:r>
-      <w:proofErr w:type="spellEnd"/>
       <w:r>
         <w:rPr>
           <w:rStyle w:val="md-plain"/>
@@ -29339,7 +28064,6 @@
         </w:rPr>
         <w:t>（调入货位编码）、</w:t>
       </w:r>
-      <w:proofErr w:type="spellStart"/>
       <w:r>
         <w:rPr>
           <w:rStyle w:val="md-plain"/>
@@ -29348,7 +28072,6 @@
         </w:rPr>
         <w:t>allotStatus</w:t>
       </w:r>
-      <w:proofErr w:type="spellEnd"/>
       <w:r>
         <w:rPr>
           <w:rStyle w:val="md-plain"/>
@@ -29357,7 +28080,6 @@
         </w:rPr>
         <w:t>（调拨状态）、</w:t>
       </w:r>
-      <w:proofErr w:type="spellStart"/>
       <w:r>
         <w:rPr>
           <w:rStyle w:val="md-plain"/>
@@ -29366,7 +28088,6 @@
         </w:rPr>
         <w:t>allotProgress</w:t>
       </w:r>
-      <w:proofErr w:type="spellEnd"/>
       <w:r>
         <w:rPr>
           <w:rStyle w:val="md-plain"/>
@@ -29385,7 +28106,6 @@
           <w:color w:val="000000" w:themeColor="text1"/>
         </w:rPr>
       </w:pPr>
-      <w:proofErr w:type="spellStart"/>
       <w:r>
         <w:rPr>
           <w:rStyle w:val="md-plain"/>
@@ -29394,7 +28114,6 @@
         </w:rPr>
         <w:t>StockAllotDetail</w:t>
       </w:r>
-      <w:proofErr w:type="spellEnd"/>
       <w:r>
         <w:rPr>
           <w:rStyle w:val="md-plain"/>
@@ -29403,7 +28122,6 @@
         </w:rPr>
         <w:t>类包含</w:t>
       </w:r>
-      <w:proofErr w:type="spellStart"/>
       <w:r>
         <w:rPr>
           <w:rStyle w:val="md-plain"/>
@@ -29412,7 +28130,6 @@
         </w:rPr>
         <w:t>allotNo</w:t>
       </w:r>
-      <w:proofErr w:type="spellEnd"/>
       <w:r>
         <w:rPr>
           <w:rStyle w:val="md-plain"/>
@@ -29421,7 +28138,6 @@
         </w:rPr>
         <w:t>（调拨单号，外键约束，关联调拨单表）、</w:t>
       </w:r>
-      <w:proofErr w:type="spellStart"/>
       <w:r>
         <w:rPr>
           <w:rStyle w:val="md-plain"/>
@@ -29430,7 +28146,6 @@
         </w:rPr>
         <w:t>matCode</w:t>
       </w:r>
-      <w:proofErr w:type="spellEnd"/>
       <w:r>
         <w:rPr>
           <w:rStyle w:val="md-plain"/>
@@ -29439,7 +28154,6 @@
         </w:rPr>
         <w:t>（物料编码，外键约束，关联物料表）、</w:t>
       </w:r>
-      <w:proofErr w:type="spellStart"/>
       <w:r>
         <w:rPr>
           <w:rStyle w:val="md-plain"/>
@@ -29448,7 +28162,6 @@
         </w:rPr>
         <w:t>batchNo</w:t>
       </w:r>
-      <w:proofErr w:type="spellEnd"/>
       <w:r>
         <w:rPr>
           <w:rStyle w:val="md-plain"/>
@@ -29457,7 +28170,6 @@
         </w:rPr>
         <w:t>（批次号）、</w:t>
       </w:r>
-      <w:proofErr w:type="spellStart"/>
       <w:r>
         <w:rPr>
           <w:rStyle w:val="md-plain"/>
@@ -29466,7 +28178,6 @@
         </w:rPr>
         <w:t>allotQuantity</w:t>
       </w:r>
-      <w:proofErr w:type="spellEnd"/>
       <w:r>
         <w:rPr>
           <w:rStyle w:val="md-plain"/>
@@ -29570,7 +28281,6 @@
       <w:r>
         <w:t xml:space="preserve"> </w:t>
       </w:r>
-      <w:proofErr w:type="spellStart"/>
       <w:r>
         <w:rPr>
           <w:rStyle w:val="md-plain"/>
@@ -29580,7 +28290,6 @@
         </w:rPr>
         <w:t>stock_info</w:t>
       </w:r>
-      <w:proofErr w:type="spellEnd"/>
       <w:r>
         <w:t>表</w:t>
       </w:r>
@@ -29697,7 +28406,6 @@
                 <w:rFonts w:hint="default"/>
               </w:rPr>
             </w:pPr>
-            <w:proofErr w:type="spellStart"/>
             <w:r>
               <w:rPr>
                 <w:rStyle w:val="md-plain"/>
@@ -29707,7 +28415,6 @@
               </w:rPr>
               <w:t>info_id</w:t>
             </w:r>
-            <w:proofErr w:type="spellEnd"/>
           </w:p>
         </w:tc>
         <w:tc>
@@ -29729,7 +28436,6 @@
                 <w:rFonts w:hint="default"/>
               </w:rPr>
             </w:pPr>
-            <w:proofErr w:type="spellStart"/>
             <w:r>
               <w:rPr>
                 <w:rStyle w:val="md-plain"/>
@@ -29739,7 +28445,6 @@
               </w:rPr>
               <w:t>bigint</w:t>
             </w:r>
-            <w:proofErr w:type="spellEnd"/>
           </w:p>
         </w:tc>
         <w:tc>
@@ -29796,7 +28501,6 @@
                 <w:rFonts w:hint="default"/>
               </w:rPr>
             </w:pPr>
-            <w:proofErr w:type="spellStart"/>
             <w:r>
               <w:rPr>
                 <w:rStyle w:val="md-plain"/>
@@ -29806,7 +28510,6 @@
               </w:rPr>
               <w:t>warehouse_code</w:t>
             </w:r>
-            <w:proofErr w:type="spellEnd"/>
           </w:p>
         </w:tc>
         <w:tc>
@@ -29893,7 +28596,6 @@
                 <w:rFonts w:hint="default"/>
               </w:rPr>
             </w:pPr>
-            <w:proofErr w:type="spellStart"/>
             <w:r>
               <w:rPr>
                 <w:rStyle w:val="md-plain"/>
@@ -29903,7 +28605,6 @@
               </w:rPr>
               <w:t>location_code</w:t>
             </w:r>
-            <w:proofErr w:type="spellEnd"/>
           </w:p>
         </w:tc>
         <w:tc>
@@ -29993,7 +28694,6 @@
                 <w:szCs w:val="24"/>
               </w:rPr>
             </w:pPr>
-            <w:proofErr w:type="spellStart"/>
             <w:r>
               <w:rPr>
                 <w:rStyle w:val="md-plain"/>
@@ -30003,7 +28703,6 @@
               </w:rPr>
               <w:t>mat_code</w:t>
             </w:r>
-            <w:proofErr w:type="spellEnd"/>
           </w:p>
         </w:tc>
         <w:tc>
@@ -30093,7 +28792,6 @@
                 <w:szCs w:val="24"/>
               </w:rPr>
             </w:pPr>
-            <w:proofErr w:type="spellStart"/>
             <w:r>
               <w:rPr>
                 <w:rStyle w:val="md-plain"/>
@@ -30103,7 +28801,6 @@
               </w:rPr>
               <w:t>mat_name</w:t>
             </w:r>
-            <w:proofErr w:type="spellEnd"/>
           </w:p>
         </w:tc>
         <w:tc>
@@ -30193,7 +28890,6 @@
                 <w:szCs w:val="24"/>
               </w:rPr>
             </w:pPr>
-            <w:proofErr w:type="spellStart"/>
             <w:r>
               <w:rPr>
                 <w:rStyle w:val="md-plain"/>
@@ -30203,7 +28899,6 @@
               </w:rPr>
               <w:t>fd_code</w:t>
             </w:r>
-            <w:proofErr w:type="spellEnd"/>
           </w:p>
         </w:tc>
         <w:tc>
@@ -30299,7 +28994,6 @@
                 <w:szCs w:val="24"/>
               </w:rPr>
             </w:pPr>
-            <w:proofErr w:type="spellStart"/>
             <w:r>
               <w:rPr>
                 <w:rStyle w:val="md-plain"/>
@@ -30309,7 +29003,6 @@
               </w:rPr>
               <w:t>fig_num</w:t>
             </w:r>
-            <w:proofErr w:type="spellEnd"/>
           </w:p>
         </w:tc>
         <w:tc>
@@ -30405,7 +29098,6 @@
                 <w:szCs w:val="24"/>
               </w:rPr>
             </w:pPr>
-            <w:proofErr w:type="spellStart"/>
             <w:r>
               <w:rPr>
                 <w:rStyle w:val="md-plain"/>
@@ -30415,7 +29107,6 @@
               </w:rPr>
               <w:t>mat_group</w:t>
             </w:r>
-            <w:proofErr w:type="spellEnd"/>
           </w:p>
         </w:tc>
         <w:tc>
@@ -30511,7 +29202,6 @@
                 <w:szCs w:val="24"/>
               </w:rPr>
             </w:pPr>
-            <w:proofErr w:type="spellStart"/>
             <w:r>
               <w:rPr>
                 <w:rStyle w:val="md-plain"/>
@@ -30522,7 +29212,6 @@
               <w:lastRenderedPageBreak/>
               <w:t>mat_class</w:t>
             </w:r>
-            <w:proofErr w:type="spellEnd"/>
           </w:p>
         </w:tc>
         <w:tc>
@@ -30618,7 +29307,6 @@
                 <w:szCs w:val="24"/>
               </w:rPr>
             </w:pPr>
-            <w:proofErr w:type="spellStart"/>
             <w:r>
               <w:rPr>
                 <w:rStyle w:val="md-plain"/>
@@ -30628,7 +29316,6 @@
               </w:rPr>
               <w:t>unit_code</w:t>
             </w:r>
-            <w:proofErr w:type="spellEnd"/>
           </w:p>
         </w:tc>
         <w:tc>
@@ -30920,7 +29607,6 @@
                 <w:szCs w:val="24"/>
               </w:rPr>
             </w:pPr>
-            <w:proofErr w:type="spellStart"/>
             <w:r>
               <w:rPr>
                 <w:rStyle w:val="md-plain"/>
@@ -30930,7 +29616,6 @@
               </w:rPr>
               <w:t>supplier_code</w:t>
             </w:r>
-            <w:proofErr w:type="spellEnd"/>
           </w:p>
         </w:tc>
         <w:tc>
@@ -31020,7 +29705,6 @@
                 <w:szCs w:val="24"/>
               </w:rPr>
             </w:pPr>
-            <w:proofErr w:type="spellStart"/>
             <w:r>
               <w:rPr>
                 <w:rStyle w:val="md-plain"/>
@@ -31030,7 +29714,6 @@
               </w:rPr>
               <w:t>supplier_name</w:t>
             </w:r>
-            <w:proofErr w:type="spellEnd"/>
           </w:p>
         </w:tc>
         <w:tc>
@@ -31113,7 +29796,6 @@
           <w:color w:val="000000" w:themeColor="text1"/>
         </w:rPr>
       </w:pPr>
-      <w:proofErr w:type="spellStart"/>
       <w:r>
         <w:rPr>
           <w:rStyle w:val="md-plain"/>
@@ -31122,7 +29804,6 @@
         </w:rPr>
         <w:t>stock_info</w:t>
       </w:r>
-      <w:proofErr w:type="spellEnd"/>
       <w:r>
         <w:rPr>
           <w:rStyle w:val="md-plain"/>
@@ -31131,7 +29812,6 @@
         </w:rPr>
         <w:t>表为库存信息表，字段包含</w:t>
       </w:r>
-      <w:proofErr w:type="spellStart"/>
       <w:r>
         <w:rPr>
           <w:rStyle w:val="md-plain"/>
@@ -31140,7 +29820,6 @@
         </w:rPr>
         <w:t>warehouse_code</w:t>
       </w:r>
-      <w:proofErr w:type="spellEnd"/>
       <w:r>
         <w:rPr>
           <w:rStyle w:val="md-plain"/>
@@ -31149,7 +29828,6 @@
         </w:rPr>
         <w:t>（仓库编码）、</w:t>
       </w:r>
-      <w:proofErr w:type="spellStart"/>
       <w:r>
         <w:rPr>
           <w:rStyle w:val="md-plain"/>
@@ -31158,7 +29836,6 @@
         </w:rPr>
         <w:t>location_code</w:t>
       </w:r>
-      <w:proofErr w:type="spellEnd"/>
       <w:r>
         <w:rPr>
           <w:rStyle w:val="md-plain"/>
@@ -31167,7 +29844,6 @@
         </w:rPr>
         <w:t>（货位编码）、</w:t>
       </w:r>
-      <w:proofErr w:type="spellStart"/>
       <w:r>
         <w:rPr>
           <w:rStyle w:val="md-plain"/>
@@ -31176,7 +29852,6 @@
         </w:rPr>
         <w:t>mat_code</w:t>
       </w:r>
-      <w:proofErr w:type="spellEnd"/>
       <w:r>
         <w:rPr>
           <w:rStyle w:val="md-plain"/>
@@ -31185,7 +29860,6 @@
         </w:rPr>
         <w:t>（物料编码）、</w:t>
       </w:r>
-      <w:proofErr w:type="spellStart"/>
       <w:r>
         <w:rPr>
           <w:rStyle w:val="md-plain"/>
@@ -31194,7 +29868,6 @@
         </w:rPr>
         <w:t>mat_name</w:t>
       </w:r>
-      <w:proofErr w:type="spellEnd"/>
       <w:r>
         <w:rPr>
           <w:rStyle w:val="md-plain"/>
@@ -31203,7 +29876,6 @@
         </w:rPr>
         <w:t>（物料名称）、</w:t>
       </w:r>
-      <w:proofErr w:type="spellStart"/>
       <w:r>
         <w:rPr>
           <w:rStyle w:val="md-plain"/>
@@ -31212,7 +29884,6 @@
         </w:rPr>
         <w:t>fd_code</w:t>
       </w:r>
-      <w:proofErr w:type="spellEnd"/>
       <w:r>
         <w:rPr>
           <w:rStyle w:val="md-plain"/>
@@ -31221,7 +29892,6 @@
         </w:rPr>
         <w:t>（财务编码）、</w:t>
       </w:r>
-      <w:proofErr w:type="spellStart"/>
       <w:r>
         <w:rPr>
           <w:rStyle w:val="md-plain"/>
@@ -31230,7 +29900,6 @@
         </w:rPr>
         <w:t>fig_num</w:t>
       </w:r>
-      <w:proofErr w:type="spellEnd"/>
       <w:r>
         <w:rPr>
           <w:rStyle w:val="md-plain"/>
@@ -31239,7 +29908,6 @@
         </w:rPr>
         <w:t>（图号）、</w:t>
       </w:r>
-      <w:proofErr w:type="spellStart"/>
       <w:r>
         <w:rPr>
           <w:rStyle w:val="md-plain"/>
@@ -31248,7 +29916,6 @@
         </w:rPr>
         <w:t>mat_group</w:t>
       </w:r>
-      <w:proofErr w:type="spellEnd"/>
       <w:r>
         <w:rPr>
           <w:rStyle w:val="md-plain"/>
@@ -31257,7 +29924,6 @@
         </w:rPr>
         <w:t>（物料组）、</w:t>
       </w:r>
-      <w:proofErr w:type="spellStart"/>
       <w:r>
         <w:rPr>
           <w:rStyle w:val="md-plain"/>
@@ -31266,7 +29932,6 @@
         </w:rPr>
         <w:t>mat_class</w:t>
       </w:r>
-      <w:proofErr w:type="spellEnd"/>
       <w:r>
         <w:rPr>
           <w:rStyle w:val="md-plain"/>
@@ -31275,7 +29940,6 @@
         </w:rPr>
         <w:t>（物料分类）、</w:t>
       </w:r>
-      <w:proofErr w:type="spellStart"/>
       <w:r>
         <w:rPr>
           <w:rStyle w:val="md-plain"/>
@@ -31284,7 +29948,6 @@
         </w:rPr>
         <w:t>unit_code</w:t>
       </w:r>
-      <w:proofErr w:type="spellEnd"/>
       <w:r>
         <w:rPr>
           <w:rStyle w:val="md-plain"/>
@@ -31325,7 +29988,6 @@
         </w:rPr>
         <w:t>（数量）、</w:t>
       </w:r>
-      <w:proofErr w:type="spellStart"/>
       <w:r>
         <w:rPr>
           <w:rStyle w:val="md-plain"/>
@@ -31334,7 +29996,6 @@
         </w:rPr>
         <w:t>supplier_code</w:t>
       </w:r>
-      <w:proofErr w:type="spellEnd"/>
       <w:r>
         <w:rPr>
           <w:rStyle w:val="md-plain"/>
@@ -31343,7 +30004,6 @@
         </w:rPr>
         <w:t>（供应商编码）、</w:t>
       </w:r>
-      <w:proofErr w:type="spellStart"/>
       <w:r>
         <w:rPr>
           <w:rStyle w:val="md-plain"/>
@@ -31352,7 +30012,6 @@
         </w:rPr>
         <w:t>supplier_name</w:t>
       </w:r>
-      <w:proofErr w:type="spellEnd"/>
       <w:r>
         <w:rPr>
           <w:rStyle w:val="md-plain"/>
@@ -31397,7 +30056,6 @@
       <w:r>
         <w:t xml:space="preserve">表3-1 </w:t>
       </w:r>
-      <w:proofErr w:type="spellStart"/>
       <w:r>
         <w:rPr>
           <w:rStyle w:val="md-plain"/>
@@ -31407,7 +30065,6 @@
         </w:rPr>
         <w:t>stock_record</w:t>
       </w:r>
-      <w:proofErr w:type="spellEnd"/>
       <w:r>
         <w:t>表</w:t>
       </w:r>
@@ -31524,7 +30181,6 @@
                 <w:rFonts w:hint="default"/>
               </w:rPr>
             </w:pPr>
-            <w:proofErr w:type="spellStart"/>
             <w:r>
               <w:rPr>
                 <w:rStyle w:val="md-plain"/>
@@ -31534,7 +30190,6 @@
               </w:rPr>
               <w:t>record_id</w:t>
             </w:r>
-            <w:proofErr w:type="spellEnd"/>
           </w:p>
         </w:tc>
         <w:tc>
@@ -31556,7 +30211,6 @@
                 <w:rFonts w:hint="default"/>
               </w:rPr>
             </w:pPr>
-            <w:proofErr w:type="spellStart"/>
             <w:r>
               <w:rPr>
                 <w:rStyle w:val="md-plain"/>
@@ -31566,7 +30220,6 @@
               </w:rPr>
               <w:t>bigint</w:t>
             </w:r>
-            <w:proofErr w:type="spellEnd"/>
           </w:p>
         </w:tc>
         <w:tc>
@@ -31623,7 +30276,6 @@
                 <w:rFonts w:hint="default"/>
               </w:rPr>
             </w:pPr>
-            <w:proofErr w:type="spellStart"/>
             <w:r>
               <w:rPr>
                 <w:rStyle w:val="md-plain"/>
@@ -31633,7 +30285,6 @@
               </w:rPr>
               <w:t>warehouse_code</w:t>
             </w:r>
-            <w:proofErr w:type="spellEnd"/>
           </w:p>
         </w:tc>
         <w:tc>
@@ -31720,25 +30371,14 @@
                 <w:rFonts w:hint="default"/>
               </w:rPr>
             </w:pPr>
-            <w:proofErr w:type="spellStart"/>
-            <w:r>
-              <w:rPr>
-                <w:rStyle w:val="md-plain"/>
-                <w:rFonts w:ascii="PT Serif" w:hAnsi="PT Serif"/>
-                <w:color w:val="000000" w:themeColor="text1"/>
-                <w:szCs w:val="24"/>
-              </w:rPr>
-              <w:t>location_code</w:t>
-            </w:r>
-            <w:proofErr w:type="spellEnd"/>
-            <w:r>
-              <w:rPr>
-                <w:rStyle w:val="md-plain"/>
-                <w:rFonts w:ascii="PT Serif" w:hAnsi="PT Serif"/>
-                <w:color w:val="000000" w:themeColor="text1"/>
-                <w:szCs w:val="24"/>
-              </w:rPr>
-              <w:t xml:space="preserve"> |</w:t>
+            <w:r>
+              <w:rPr>
+                <w:rStyle w:val="md-plain"/>
+                <w:rFonts w:ascii="PT Serif" w:hAnsi="PT Serif"/>
+                <w:color w:val="000000" w:themeColor="text1"/>
+                <w:szCs w:val="24"/>
+              </w:rPr>
+              <w:t>location_code |</w:t>
             </w:r>
           </w:p>
         </w:tc>
@@ -31829,7 +30469,6 @@
                 <w:szCs w:val="24"/>
               </w:rPr>
             </w:pPr>
-            <w:proofErr w:type="spellStart"/>
             <w:r>
               <w:rPr>
                 <w:rStyle w:val="md-plain"/>
@@ -31839,7 +30478,6 @@
               </w:rPr>
               <w:t>label_id</w:t>
             </w:r>
-            <w:proofErr w:type="spellEnd"/>
           </w:p>
         </w:tc>
         <w:tc>
@@ -31864,7 +30502,6 @@
                 <w:szCs w:val="24"/>
               </w:rPr>
             </w:pPr>
-            <w:proofErr w:type="spellStart"/>
             <w:r>
               <w:rPr>
                 <w:rStyle w:val="md-plain"/>
@@ -31874,7 +30511,6 @@
               </w:rPr>
               <w:t>bigint</w:t>
             </w:r>
-            <w:proofErr w:type="spellEnd"/>
           </w:p>
         </w:tc>
         <w:tc>
@@ -31946,7 +30582,6 @@
                 <w:szCs w:val="24"/>
               </w:rPr>
             </w:pPr>
-            <w:proofErr w:type="spellStart"/>
             <w:r>
               <w:rPr>
                 <w:rStyle w:val="md-plain"/>
@@ -31956,7 +30591,6 @@
               </w:rPr>
               <w:t>record_type</w:t>
             </w:r>
-            <w:proofErr w:type="spellEnd"/>
           </w:p>
         </w:tc>
         <w:tc>
@@ -32052,7 +30686,6 @@
                 <w:szCs w:val="24"/>
               </w:rPr>
             </w:pPr>
-            <w:proofErr w:type="spellStart"/>
             <w:r>
               <w:rPr>
                 <w:rStyle w:val="md-plain"/>
@@ -32062,7 +30695,6 @@
               </w:rPr>
               <w:t>mat_code</w:t>
             </w:r>
-            <w:proofErr w:type="spellEnd"/>
           </w:p>
         </w:tc>
         <w:tc>
@@ -32158,7 +30790,6 @@
                 <w:szCs w:val="24"/>
               </w:rPr>
             </w:pPr>
-            <w:proofErr w:type="spellStart"/>
             <w:r>
               <w:rPr>
                 <w:rStyle w:val="md-plain"/>
@@ -32168,7 +30799,6 @@
               </w:rPr>
               <w:t>mat_name</w:t>
             </w:r>
-            <w:proofErr w:type="spellEnd"/>
           </w:p>
         </w:tc>
         <w:tc>
@@ -32264,7 +30894,6 @@
                 <w:szCs w:val="24"/>
               </w:rPr>
             </w:pPr>
-            <w:proofErr w:type="spellStart"/>
             <w:r>
               <w:rPr>
                 <w:rStyle w:val="md-plain"/>
@@ -32274,7 +30903,6 @@
               </w:rPr>
               <w:t>fd_code</w:t>
             </w:r>
-            <w:proofErr w:type="spellEnd"/>
           </w:p>
         </w:tc>
         <w:tc>
@@ -32370,7 +30998,6 @@
                 <w:szCs w:val="24"/>
               </w:rPr>
             </w:pPr>
-            <w:proofErr w:type="spellStart"/>
             <w:r>
               <w:rPr>
                 <w:rStyle w:val="md-plain"/>
@@ -32380,7 +31007,6 @@
               </w:rPr>
               <w:t>fig_num</w:t>
             </w:r>
-            <w:proofErr w:type="spellEnd"/>
           </w:p>
         </w:tc>
         <w:tc>
@@ -32470,7 +31096,6 @@
                 <w:szCs w:val="24"/>
               </w:rPr>
             </w:pPr>
-            <w:proofErr w:type="spellStart"/>
             <w:r>
               <w:rPr>
                 <w:rStyle w:val="md-plain"/>
@@ -32480,7 +31105,6 @@
               </w:rPr>
               <w:t>mat_group</w:t>
             </w:r>
-            <w:proofErr w:type="spellEnd"/>
           </w:p>
         </w:tc>
         <w:tc>
@@ -32570,7 +31194,6 @@
                 <w:szCs w:val="24"/>
               </w:rPr>
             </w:pPr>
-            <w:proofErr w:type="spellStart"/>
             <w:r>
               <w:rPr>
                 <w:rStyle w:val="md-plain"/>
@@ -32580,7 +31203,6 @@
               </w:rPr>
               <w:t>mat_class</w:t>
             </w:r>
-            <w:proofErr w:type="spellEnd"/>
           </w:p>
         </w:tc>
         <w:tc>
@@ -32670,7 +31292,6 @@
                 <w:szCs w:val="24"/>
               </w:rPr>
             </w:pPr>
-            <w:proofErr w:type="spellStart"/>
             <w:r>
               <w:rPr>
                 <w:rStyle w:val="md-plain"/>
@@ -32680,7 +31301,6 @@
               </w:rPr>
               <w:t>unit_code</w:t>
             </w:r>
-            <w:proofErr w:type="spellEnd"/>
           </w:p>
         </w:tc>
         <w:tc>
@@ -32978,7 +31598,6 @@
                 <w:szCs w:val="24"/>
               </w:rPr>
             </w:pPr>
-            <w:proofErr w:type="spellStart"/>
             <w:r>
               <w:rPr>
                 <w:rStyle w:val="md-plain"/>
@@ -32988,7 +31607,6 @@
               </w:rPr>
               <w:t>order_no</w:t>
             </w:r>
-            <w:proofErr w:type="spellEnd"/>
           </w:p>
         </w:tc>
         <w:tc>
@@ -33084,7 +31702,6 @@
                 <w:szCs w:val="24"/>
               </w:rPr>
             </w:pPr>
-            <w:proofErr w:type="spellStart"/>
             <w:r>
               <w:rPr>
                 <w:rStyle w:val="md-plain"/>
@@ -33094,7 +31711,6 @@
               </w:rPr>
               <w:t>workshop_code</w:t>
             </w:r>
-            <w:proofErr w:type="spellEnd"/>
           </w:p>
         </w:tc>
         <w:tc>
@@ -33190,7 +31806,6 @@
                 <w:szCs w:val="24"/>
               </w:rPr>
             </w:pPr>
-            <w:proofErr w:type="spellStart"/>
             <w:r>
               <w:rPr>
                 <w:rStyle w:val="md-plain"/>
@@ -33201,7 +31816,6 @@
               <w:lastRenderedPageBreak/>
               <w:t>supplier_code</w:t>
             </w:r>
-            <w:proofErr w:type="spellEnd"/>
           </w:p>
         </w:tc>
         <w:tc>
@@ -33291,7 +31905,6 @@
                 <w:szCs w:val="24"/>
               </w:rPr>
             </w:pPr>
-            <w:proofErr w:type="spellStart"/>
             <w:r>
               <w:rPr>
                 <w:rStyle w:val="md-plain"/>
@@ -33301,7 +31914,6 @@
               </w:rPr>
               <w:t>supplier_name</w:t>
             </w:r>
-            <w:proofErr w:type="spellEnd"/>
           </w:p>
         </w:tc>
         <w:tc>
@@ -33397,7 +32009,6 @@
                 <w:szCs w:val="24"/>
               </w:rPr>
             </w:pPr>
-            <w:proofErr w:type="spellStart"/>
             <w:r>
               <w:rPr>
                 <w:rStyle w:val="md-plain"/>
@@ -33407,7 +32018,6 @@
               </w:rPr>
               <w:t>del_flag</w:t>
             </w:r>
-            <w:proofErr w:type="spellEnd"/>
           </w:p>
         </w:tc>
         <w:tc>
@@ -33490,7 +32100,6 @@
           <w:color w:val="000000" w:themeColor="text1"/>
         </w:rPr>
       </w:pPr>
-      <w:proofErr w:type="spellStart"/>
       <w:r>
         <w:rPr>
           <w:rStyle w:val="md-plain"/>
@@ -33499,7 +32108,6 @@
         </w:rPr>
         <w:t>stock_record</w:t>
       </w:r>
-      <w:proofErr w:type="spellEnd"/>
       <w:r>
         <w:rPr>
           <w:rStyle w:val="md-plain"/>
@@ -33508,7 +32116,6 @@
         </w:rPr>
         <w:t>表为库存流水表，字段包括</w:t>
       </w:r>
-      <w:proofErr w:type="spellStart"/>
       <w:r>
         <w:rPr>
           <w:rStyle w:val="md-plain"/>
@@ -33517,7 +32124,6 @@
         </w:rPr>
         <w:t>warehouse_code</w:t>
       </w:r>
-      <w:proofErr w:type="spellEnd"/>
       <w:r>
         <w:rPr>
           <w:rStyle w:val="md-plain"/>
@@ -33526,7 +32132,6 @@
         </w:rPr>
         <w:t>（仓库编码）、</w:t>
       </w:r>
-      <w:proofErr w:type="spellStart"/>
       <w:r>
         <w:rPr>
           <w:rStyle w:val="md-plain"/>
@@ -33535,7 +32140,6 @@
         </w:rPr>
         <w:t>location_code</w:t>
       </w:r>
-      <w:proofErr w:type="spellEnd"/>
       <w:r>
         <w:rPr>
           <w:rStyle w:val="md-plain"/>
@@ -33544,7 +32148,6 @@
         </w:rPr>
         <w:t>（货位编码）、</w:t>
       </w:r>
-      <w:proofErr w:type="spellStart"/>
       <w:r>
         <w:rPr>
           <w:rStyle w:val="md-plain"/>
@@ -33553,7 +32156,6 @@
         </w:rPr>
         <w:t>label_id</w:t>
       </w:r>
-      <w:proofErr w:type="spellEnd"/>
       <w:r>
         <w:rPr>
           <w:rStyle w:val="md-plain"/>
@@ -33578,7 +32180,6 @@
         </w:rPr>
         <w:t>）、</w:t>
       </w:r>
-      <w:proofErr w:type="spellStart"/>
       <w:r>
         <w:rPr>
           <w:rStyle w:val="md-plain"/>
@@ -33587,7 +32188,6 @@
         </w:rPr>
         <w:t>record_type</w:t>
       </w:r>
-      <w:proofErr w:type="spellEnd"/>
       <w:r>
         <w:rPr>
           <w:rStyle w:val="md-plain"/>
@@ -33596,7 +32196,6 @@
         </w:rPr>
         <w:t>（流水类型）、</w:t>
       </w:r>
-      <w:proofErr w:type="spellStart"/>
       <w:r>
         <w:rPr>
           <w:rStyle w:val="md-plain"/>
@@ -33605,7 +32204,6 @@
         </w:rPr>
         <w:t>mat_code</w:t>
       </w:r>
-      <w:proofErr w:type="spellEnd"/>
       <w:r>
         <w:rPr>
           <w:rStyle w:val="md-plain"/>
@@ -33614,7 +32212,6 @@
         </w:rPr>
         <w:t>（物料编码）、</w:t>
       </w:r>
-      <w:proofErr w:type="spellStart"/>
       <w:r>
         <w:rPr>
           <w:rStyle w:val="md-plain"/>
@@ -33623,7 +32220,6 @@
         </w:rPr>
         <w:t>mat_name</w:t>
       </w:r>
-      <w:proofErr w:type="spellEnd"/>
       <w:r>
         <w:rPr>
           <w:rStyle w:val="md-plain"/>
@@ -33632,7 +32228,6 @@
         </w:rPr>
         <w:t>（物料名称）、</w:t>
       </w:r>
-      <w:proofErr w:type="spellStart"/>
       <w:r>
         <w:rPr>
           <w:rStyle w:val="md-plain"/>
@@ -33641,7 +32236,6 @@
         </w:rPr>
         <w:t>fd_code</w:t>
       </w:r>
-      <w:proofErr w:type="spellEnd"/>
       <w:r>
         <w:rPr>
           <w:rStyle w:val="md-plain"/>
@@ -33650,7 +32244,6 @@
         </w:rPr>
         <w:t>（财务编码）、</w:t>
       </w:r>
-      <w:proofErr w:type="spellStart"/>
       <w:r>
         <w:rPr>
           <w:rStyle w:val="md-plain"/>
@@ -33659,7 +32252,6 @@
         </w:rPr>
         <w:t>fig_num</w:t>
       </w:r>
-      <w:proofErr w:type="spellEnd"/>
       <w:r>
         <w:rPr>
           <w:rStyle w:val="md-plain"/>
@@ -33668,7 +32260,6 @@
         </w:rPr>
         <w:t>（图号）、</w:t>
       </w:r>
-      <w:proofErr w:type="spellStart"/>
       <w:r>
         <w:rPr>
           <w:rStyle w:val="md-plain"/>
@@ -33677,7 +32268,6 @@
         </w:rPr>
         <w:t>mat_group</w:t>
       </w:r>
-      <w:proofErr w:type="spellEnd"/>
       <w:r>
         <w:rPr>
           <w:rStyle w:val="md-plain"/>
@@ -33686,7 +32276,6 @@
         </w:rPr>
         <w:t>（物料组）、</w:t>
       </w:r>
-      <w:proofErr w:type="spellStart"/>
       <w:r>
         <w:rPr>
           <w:rStyle w:val="md-plain"/>
@@ -33695,7 +32284,6 @@
         </w:rPr>
         <w:t>mat_class</w:t>
       </w:r>
-      <w:proofErr w:type="spellEnd"/>
       <w:r>
         <w:rPr>
           <w:rStyle w:val="md-plain"/>
@@ -33704,7 +32292,6 @@
         </w:rPr>
         <w:t>（物料分类）、</w:t>
       </w:r>
-      <w:proofErr w:type="spellStart"/>
       <w:r>
         <w:rPr>
           <w:rStyle w:val="md-plain"/>
@@ -33713,7 +32300,6 @@
         </w:rPr>
         <w:t>unit_code</w:t>
       </w:r>
-      <w:proofErr w:type="spellEnd"/>
       <w:r>
         <w:rPr>
           <w:rStyle w:val="md-plain"/>
@@ -33754,7 +32340,6 @@
         </w:rPr>
         <w:t>（数量）、</w:t>
       </w:r>
-      <w:proofErr w:type="spellStart"/>
       <w:r>
         <w:rPr>
           <w:rStyle w:val="md-plain"/>
@@ -33763,7 +32348,6 @@
         </w:rPr>
         <w:t>order_no</w:t>
       </w:r>
-      <w:proofErr w:type="spellEnd"/>
       <w:r>
         <w:rPr>
           <w:rStyle w:val="md-plain"/>
@@ -33772,7 +32356,6 @@
         </w:rPr>
         <w:t>（单据号）、</w:t>
       </w:r>
-      <w:proofErr w:type="spellStart"/>
       <w:r>
         <w:rPr>
           <w:rStyle w:val="md-plain"/>
@@ -33781,7 +32364,6 @@
         </w:rPr>
         <w:t>workshop_code</w:t>
       </w:r>
-      <w:proofErr w:type="spellEnd"/>
       <w:r>
         <w:rPr>
           <w:rStyle w:val="md-plain"/>
@@ -33790,7 +32372,6 @@
         </w:rPr>
         <w:t>（车间编码）、</w:t>
       </w:r>
-      <w:proofErr w:type="spellStart"/>
       <w:r>
         <w:rPr>
           <w:rStyle w:val="md-plain"/>
@@ -33799,7 +32380,6 @@
         </w:rPr>
         <w:t>supplier_code</w:t>
       </w:r>
-      <w:proofErr w:type="spellEnd"/>
       <w:r>
         <w:rPr>
           <w:rStyle w:val="md-plain"/>
@@ -33808,7 +32388,6 @@
         </w:rPr>
         <w:t>（供应商编码）、</w:t>
       </w:r>
-      <w:proofErr w:type="spellStart"/>
       <w:r>
         <w:rPr>
           <w:rStyle w:val="md-plain"/>
@@ -33817,7 +32396,6 @@
         </w:rPr>
         <w:t>supplier_name</w:t>
       </w:r>
-      <w:proofErr w:type="spellEnd"/>
       <w:r>
         <w:rPr>
           <w:rStyle w:val="md-plain"/>
@@ -33826,7 +32404,6 @@
         </w:rPr>
         <w:t>（供应商名称）等。该表记录每一次库存变动的详细信息，</w:t>
       </w:r>
-      <w:proofErr w:type="spellStart"/>
       <w:r>
         <w:rPr>
           <w:rStyle w:val="md-plain"/>
@@ -33835,7 +32412,6 @@
         </w:rPr>
         <w:t>record_type</w:t>
       </w:r>
-      <w:proofErr w:type="spellEnd"/>
       <w:r>
         <w:rPr>
           <w:rStyle w:val="md-plain"/>
@@ -33860,7 +32436,6 @@
         </w:rPr>
         <w:t>字段记录变动数量（正数表示增加，负数表示减少），</w:t>
       </w:r>
-      <w:proofErr w:type="spellStart"/>
       <w:r>
         <w:rPr>
           <w:rStyle w:val="md-plain"/>
@@ -33869,7 +32444,6 @@
         </w:rPr>
         <w:t>order_no</w:t>
       </w:r>
-      <w:proofErr w:type="spellEnd"/>
       <w:r>
         <w:rPr>
           <w:rStyle w:val="md-plain"/>
@@ -33898,7 +32472,6 @@
       <w:r>
         <w:t xml:space="preserve">表3-1 </w:t>
       </w:r>
-      <w:proofErr w:type="spellStart"/>
       <w:r>
         <w:rPr>
           <w:rStyle w:val="md-plain"/>
@@ -33908,7 +32481,6 @@
         </w:rPr>
         <w:t>stock_allot_order</w:t>
       </w:r>
-      <w:proofErr w:type="spellEnd"/>
       <w:r>
         <w:t>表</w:t>
       </w:r>
@@ -34025,7 +32597,6 @@
                 <w:rFonts w:hint="default"/>
               </w:rPr>
             </w:pPr>
-            <w:proofErr w:type="spellStart"/>
             <w:r>
               <w:rPr>
                 <w:rStyle w:val="md-plain"/>
@@ -34035,7 +32606,6 @@
               </w:rPr>
               <w:t>allot_id</w:t>
             </w:r>
-            <w:proofErr w:type="spellEnd"/>
           </w:p>
         </w:tc>
         <w:tc>
@@ -34057,7 +32627,6 @@
                 <w:rFonts w:hint="default"/>
               </w:rPr>
             </w:pPr>
-            <w:proofErr w:type="spellStart"/>
             <w:r>
               <w:rPr>
                 <w:rStyle w:val="md-plain"/>
@@ -34067,7 +32636,6 @@
               </w:rPr>
               <w:t>bigint</w:t>
             </w:r>
-            <w:proofErr w:type="spellEnd"/>
           </w:p>
         </w:tc>
         <w:tc>
@@ -34124,7 +32692,6 @@
                 <w:rFonts w:hint="default"/>
               </w:rPr>
             </w:pPr>
-            <w:proofErr w:type="spellStart"/>
             <w:r>
               <w:rPr>
                 <w:rStyle w:val="md-plain"/>
@@ -34134,7 +32701,6 @@
               </w:rPr>
               <w:t>allot_no</w:t>
             </w:r>
-            <w:proofErr w:type="spellEnd"/>
           </w:p>
         </w:tc>
         <w:tc>
@@ -34221,7 +32787,6 @@
                 <w:rFonts w:hint="default"/>
               </w:rPr>
             </w:pPr>
-            <w:proofErr w:type="spellStart"/>
             <w:r>
               <w:rPr>
                 <w:rStyle w:val="md-plain"/>
@@ -34231,7 +32796,6 @@
               </w:rPr>
               <w:t>allot_reason</w:t>
             </w:r>
-            <w:proofErr w:type="spellEnd"/>
           </w:p>
         </w:tc>
         <w:tc>
@@ -34321,7 +32885,6 @@
                 <w:szCs w:val="24"/>
               </w:rPr>
             </w:pPr>
-            <w:proofErr w:type="spellStart"/>
             <w:r>
               <w:rPr>
                 <w:rStyle w:val="md-plain"/>
@@ -34331,7 +32894,6 @@
               </w:rPr>
               <w:t>src_warehouse_code</w:t>
             </w:r>
-            <w:proofErr w:type="spellEnd"/>
           </w:p>
         </w:tc>
         <w:tc>
@@ -34421,7 +32983,6 @@
                 <w:szCs w:val="24"/>
               </w:rPr>
             </w:pPr>
-            <w:proofErr w:type="spellStart"/>
             <w:r>
               <w:rPr>
                 <w:rStyle w:val="md-plain"/>
@@ -34431,7 +32992,6 @@
               </w:rPr>
               <w:t>dest_warehouse_code</w:t>
             </w:r>
-            <w:proofErr w:type="spellEnd"/>
           </w:p>
         </w:tc>
         <w:tc>
@@ -34521,7 +33081,6 @@
                 <w:szCs w:val="24"/>
               </w:rPr>
             </w:pPr>
-            <w:proofErr w:type="spellStart"/>
             <w:r>
               <w:rPr>
                 <w:rStyle w:val="md-plain"/>
@@ -34531,7 +33090,6 @@
               </w:rPr>
               <w:t>allot_status</w:t>
             </w:r>
-            <w:proofErr w:type="spellEnd"/>
           </w:p>
         </w:tc>
         <w:tc>
@@ -34621,7 +33179,6 @@
                 <w:szCs w:val="24"/>
               </w:rPr>
             </w:pPr>
-            <w:proofErr w:type="spellStart"/>
             <w:r>
               <w:rPr>
                 <w:rStyle w:val="md-plain"/>
@@ -34631,7 +33188,6 @@
               </w:rPr>
               <w:t>allot_progress</w:t>
             </w:r>
-            <w:proofErr w:type="spellEnd"/>
           </w:p>
         </w:tc>
         <w:tc>
@@ -34721,7 +33277,6 @@
                 <w:szCs w:val="24"/>
               </w:rPr>
             </w:pPr>
-            <w:proofErr w:type="spellStart"/>
             <w:r>
               <w:rPr>
                 <w:rStyle w:val="md-plain"/>
@@ -34731,7 +33286,6 @@
               </w:rPr>
               <w:t>del_flag</w:t>
             </w:r>
-            <w:proofErr w:type="spellEnd"/>
           </w:p>
         </w:tc>
         <w:tc>
@@ -34814,7 +33368,6 @@
           <w:color w:val="000000" w:themeColor="text1"/>
         </w:rPr>
       </w:pPr>
-      <w:proofErr w:type="spellStart"/>
       <w:r>
         <w:rPr>
           <w:rStyle w:val="md-plain"/>
@@ -34823,7 +33376,6 @@
         </w:rPr>
         <w:t>stock_allot_order</w:t>
       </w:r>
-      <w:proofErr w:type="spellEnd"/>
       <w:r>
         <w:rPr>
           <w:rStyle w:val="md-plain"/>
@@ -34832,7 +33384,6 @@
         </w:rPr>
         <w:t>表为调拨单表，字段包括</w:t>
       </w:r>
-      <w:proofErr w:type="spellStart"/>
       <w:r>
         <w:rPr>
           <w:rStyle w:val="md-plain"/>
@@ -34841,7 +33392,6 @@
         </w:rPr>
         <w:t>allot_no</w:t>
       </w:r>
-      <w:proofErr w:type="spellEnd"/>
       <w:r>
         <w:rPr>
           <w:rStyle w:val="md-plain"/>
@@ -34850,7 +33400,6 @@
         </w:rPr>
         <w:t>（调拨单号）、</w:t>
       </w:r>
-      <w:proofErr w:type="spellStart"/>
       <w:r>
         <w:rPr>
           <w:rStyle w:val="md-plain"/>
@@ -34859,7 +33408,6 @@
         </w:rPr>
         <w:t>allot_reason</w:t>
       </w:r>
-      <w:proofErr w:type="spellEnd"/>
       <w:r>
         <w:rPr>
           <w:rStyle w:val="md-plain"/>
@@ -34868,7 +33416,6 @@
         </w:rPr>
         <w:t>（调拨原因）、</w:t>
       </w:r>
-      <w:proofErr w:type="spellStart"/>
       <w:r>
         <w:rPr>
           <w:rStyle w:val="md-plain"/>
@@ -34877,7 +33424,6 @@
         </w:rPr>
         <w:t>src_warehouse_code</w:t>
       </w:r>
-      <w:proofErr w:type="spellEnd"/>
       <w:r>
         <w:rPr>
           <w:rStyle w:val="md-plain"/>
@@ -34886,7 +33432,6 @@
         </w:rPr>
         <w:t>（发起仓库编码）、</w:t>
       </w:r>
-      <w:proofErr w:type="spellStart"/>
       <w:r>
         <w:rPr>
           <w:rStyle w:val="md-plain"/>
@@ -34895,7 +33440,6 @@
         </w:rPr>
         <w:t>dest_warehouse_code</w:t>
       </w:r>
-      <w:proofErr w:type="spellEnd"/>
       <w:r>
         <w:rPr>
           <w:rStyle w:val="md-plain"/>
@@ -34904,7 +33448,6 @@
         </w:rPr>
         <w:t>（目标仓库编码）、</w:t>
       </w:r>
-      <w:proofErr w:type="spellStart"/>
       <w:r>
         <w:rPr>
           <w:rStyle w:val="md-plain"/>
@@ -34913,7 +33456,6 @@
         </w:rPr>
         <w:t>allot_status</w:t>
       </w:r>
-      <w:proofErr w:type="spellEnd"/>
       <w:r>
         <w:rPr>
           <w:rStyle w:val="md-plain"/>
@@ -34922,7 +33464,6 @@
         </w:rPr>
         <w:t>（调拨单状态）、</w:t>
       </w:r>
-      <w:proofErr w:type="spellStart"/>
       <w:r>
         <w:rPr>
           <w:rStyle w:val="md-plain"/>
@@ -34931,7 +33472,6 @@
         </w:rPr>
         <w:t>allot_progress</w:t>
       </w:r>
-      <w:proofErr w:type="spellEnd"/>
       <w:r>
         <w:rPr>
           <w:rStyle w:val="md-plain"/>
@@ -34940,7 +33480,6 @@
         </w:rPr>
         <w:t>（调拨进度）等。该表记录物料跨仓库调拨的主单信息，</w:t>
       </w:r>
-      <w:proofErr w:type="spellStart"/>
       <w:r>
         <w:rPr>
           <w:rStyle w:val="md-plain"/>
@@ -34949,7 +33488,6 @@
         </w:rPr>
         <w:t>allot_status</w:t>
       </w:r>
-      <w:proofErr w:type="spellEnd"/>
       <w:r>
         <w:rPr>
           <w:rStyle w:val="md-plain"/>
@@ -34958,7 +33496,6 @@
         </w:rPr>
         <w:t>字段记录调拨状态（待审核、已审核、已完成、已作废），</w:t>
       </w:r>
-      <w:proofErr w:type="spellStart"/>
       <w:r>
         <w:rPr>
           <w:rStyle w:val="md-plain"/>
@@ -34967,7 +33504,6 @@
         </w:rPr>
         <w:t>allot_progress</w:t>
       </w:r>
-      <w:proofErr w:type="spellEnd"/>
       <w:r>
         <w:rPr>
           <w:rStyle w:val="md-plain"/>
@@ -35150,13 +33686,7 @@
         <w:br w:type="page"/>
       </w:r>
     </w:p>
-    <w:p>
-      <w:pPr>
-        <w:rPr>
-          <w:rFonts w:hint="eastAsia"/>
-        </w:rPr>
-      </w:pPr>
-    </w:p>
+    <w:p/>
     <w:p>
       <w:pPr>
         <w:sectPr>
@@ -35253,55 +33783,7 @@
         <w:ind w:firstLineChars="200" w:firstLine="496"/>
       </w:pPr>
       <w:r>
-        <w:t>管理员点击新增物料按钮，前端页面弹出表单对话框。管理员填写物料编码、名称、规格型号、单位、分类、安全库存等信息后，前端执行表单验证。验证通过后，前端向</w:t>
-      </w:r>
-      <w:proofErr w:type="spellStart"/>
-      <w:r>
-        <w:t>MatController</w:t>
-      </w:r>
-      <w:proofErr w:type="spellEnd"/>
-      <w:r>
-        <w:t>发送POST请求，携带物料信息数据。Controller首先执行权限校验，确认用户具有物料新增权限，然后设置创建人信息为当前登录用户。随后Controller调用</w:t>
-      </w:r>
-      <w:proofErr w:type="spellStart"/>
-      <w:r>
-        <w:t>MatServiceImpl</w:t>
-      </w:r>
-      <w:proofErr w:type="spellEnd"/>
-      <w:r>
-        <w:t>的</w:t>
-      </w:r>
-      <w:proofErr w:type="spellStart"/>
-      <w:r>
-        <w:t>insertBaseMat</w:t>
-      </w:r>
-      <w:proofErr w:type="spellEnd"/>
-      <w:r>
-        <w:t>方法，Service层设置创建时间并进行数据完整性验证，验证通过后调用</w:t>
-      </w:r>
-      <w:proofErr w:type="spellStart"/>
-      <w:r>
-        <w:t>MatMapper</w:t>
-      </w:r>
-      <w:proofErr w:type="spellEnd"/>
-      <w:r>
-        <w:t>的</w:t>
-      </w:r>
-      <w:proofErr w:type="spellStart"/>
-      <w:r>
-        <w:t>insertBaseMat</w:t>
-      </w:r>
-      <w:proofErr w:type="spellEnd"/>
-      <w:r>
-        <w:t>方法。Mapper层执行SQL插入操作，将物料数据写入MySQL数据库的</w:t>
-      </w:r>
-      <w:proofErr w:type="spellStart"/>
-      <w:r>
-        <w:t>base_mat</w:t>
-      </w:r>
-      <w:proofErr w:type="spellEnd"/>
-      <w:r>
-        <w:t>表，数据库返回影响行数。Mapper将结果返回给Service，Service返回给Controller，Controller封装成统一的响应对象返回给前端。前端接收到成功响应后，关闭表单对话框，刷新物料列表，并向管理员显示操作成功提示。</w:t>
+        <w:t>管理员点击新增物料按钮，前端页面弹出表单对话框。管理员填写物料编码、名称、规格型号、单位、分类、安全库存等信息后，前端执行表单验证。验证通过后，前端向MatController发送POST请求，携带物料信息数据。Controller首先执行权限校验，确认用户具有物料新增权限，然后设置创建人信息为当前登录用户。随后Controller调用MatServiceImpl的insertBaseMat方法，Service层设置创建时间并进行数据完整性验证，验证通过后调用MatMapper的insertBaseMat方法。Mapper层执行SQL插入操作，将物料数据写入MySQL数据库的base_mat表，数据库返回影响行数。Mapper将结果返回给Service，Service返回给Controller，Controller封装成统一的响应对象返回给前端。前端接收到成功响应后，关闭表单对话框，刷新物料列表，并向管理员显示操作成功提示。</w:t>
       </w:r>
     </w:p>
     <w:p>
@@ -35314,7 +33796,7 @@
         <w:rPr>
           <w:rFonts w:hint="eastAsia"/>
         </w:rPr>
-        <w:t>程序流程图</w:t>
+        <w:t>数据流图</w:t>
       </w:r>
       <w:bookmarkEnd w:id="43"/>
     </w:p>
@@ -35323,51 +33805,7 @@
         <w:ind w:firstLineChars="200" w:firstLine="496"/>
       </w:pPr>
       <w:r>
-        <w:t>该程序流程图描述了基础数据管理模块的核心操作流程，流程从"开始"节点启动，涵盖查询列表、新增数据、修改数据、删除数据及查询详情五大功能。当执行查询列表操作时，系统接收分页参数current、size及查询条件，通过调用</w:t>
-      </w:r>
-      <w:proofErr w:type="spellStart"/>
-      <w:r>
-        <w:t>service.selectList</w:t>
-      </w:r>
-      <w:proofErr w:type="spellEnd"/>
-      <w:r>
-        <w:t>方法完成分页查询后返回数据列表。当执行新增数据操作时，系统接收数据对象，设置创建人信息和创建时间，调用</w:t>
-      </w:r>
-      <w:proofErr w:type="spellStart"/>
-      <w:r>
-        <w:t>service.insert</w:t>
-      </w:r>
-      <w:proofErr w:type="spellEnd"/>
-      <w:r>
-        <w:t>方法将数据插入数据库，根据插入结果返回成功或失败响应。当执行修改数据操作时，系统接收数据对象并根据ID查询原数据，若数据存在则设置更新人信息和更新时间，调用</w:t>
-      </w:r>
-      <w:proofErr w:type="spellStart"/>
-      <w:r>
-        <w:t>service.update</w:t>
-      </w:r>
-      <w:proofErr w:type="spellEnd"/>
-      <w:r>
-        <w:t>方法更新数据库记录，根据更新结果返回相应响应；若数据不存在则返回错误信息。当执行删除数据操作时，系统接收数据ID数组，首先检查是否存在关联数据，若存在则返回禁止删除提示；若不存在则调用</w:t>
-      </w:r>
-      <w:proofErr w:type="spellStart"/>
-      <w:r>
-        <w:t>service.delete</w:t>
-      </w:r>
-      <w:proofErr w:type="spellEnd"/>
-      <w:r>
-        <w:t>方法删除数据记录，根据删除结果返回相应响应。当执行查询详情操作时，系统接收数据ID，调用</w:t>
-      </w:r>
-      <w:proofErr w:type="spellStart"/>
-      <w:r>
-        <w:t>service.selectById</w:t>
-      </w:r>
-      <w:proofErr w:type="spellEnd"/>
-      <w:r>
-        <w:t>方法返回数据详情。整个流程清晰呈现了模块对基础数据的全生</w:t>
-      </w:r>
-      <w:r>
-        <w:lastRenderedPageBreak/>
-        <w:t>命周期管理，各操作独立执行且均从"开始"启动，经对应业务处理后至"结束"节点，体现了功能的完整性和流程的规范性。</w:t>
+        <w:t>管理员通过前端页面发起数据操作请求，请求数据流入P1权限校验处理过程，P1通过@PreAuthorize注解验证用户权限，权限校验通过后将请求数据传递至P2数据验证处理过程。P2执行BeanValidator后端验证，检查数据完整性和唯一性，验证通过后将实体对象传递至P3业务逻辑处理过程。P3设置审计字段（createBy、createTime等），处理业务规则，记录操作日志至sys_oper_log表，使用@Transactional管理事务，将数据传递至P4数据持久化处理过程。P4通过MyBatis Mapper执行SQL操作，将数据写入base_mat、base_warehouse、base_location、base_mat_bom等数据存储，对于删除操作设置del_flag=1实现软删除。查询操作时，数据从数据存储逐层返回至前端展示；新增和修改操作时，数据从前端逐层传递至数据存储持久化。整个数据流清晰地展示了基础数据管理模块从权限校验、数据验证、业务处理到数据持久化的完整流转过程，体现了分层架构的设计原则，各层职责明确，数据流向清晰。</w:t>
       </w:r>
     </w:p>
     <w:p/>
@@ -35432,47 +33870,7 @@
         <w:ind w:firstLineChars="200" w:firstLine="496"/>
       </w:pPr>
       <w:r>
-        <w:t>仓管员使用扫码设备扫描入库单二维码，前端页面向</w:t>
-      </w:r>
-      <w:proofErr w:type="spellStart"/>
-      <w:r>
-        <w:t>InOrderController</w:t>
-      </w:r>
-      <w:proofErr w:type="spellEnd"/>
-      <w:r>
-        <w:t>发送GET请求获取入库单信息。Controller验证入库单状态，确认质检状态为"已质检"且订单状态不为"已入库"，然后调用Service层的</w:t>
-      </w:r>
-      <w:proofErr w:type="spellStart"/>
-      <w:r>
-        <w:t>selectStockInOrderByOrderNo</w:t>
-      </w:r>
-      <w:proofErr w:type="spellEnd"/>
-      <w:r>
-        <w:t>方法查询入库单详细信息。Service层从数据库查询入库单及其明细列表，返回给Controller，Controller将数据返回给前端。前端页面显示入库明细列表，包括物料编码、名称、应入库数量等信息。仓管员依次扫描物料标签二维码，前端解析标签编号，在入库明细列表中匹配对应的物料，累加扫码数量并实时更新界面显示。所有物料扫码完成后，仓管员点击确认提交按钮，前端向Controller发送POST请求执行入库操作。Controller调用Service层的</w:t>
-      </w:r>
-      <w:proofErr w:type="spellStart"/>
-      <w:r>
-        <w:t>submitStockIn</w:t>
-      </w:r>
-      <w:proofErr w:type="spellEnd"/>
-      <w:r>
-        <w:t>方法，Service开启数据库事务处理。对于每条入库明细，Service首先调用</w:t>
-      </w:r>
-      <w:proofErr w:type="spellStart"/>
-      <w:r>
-        <w:t>MatLabelMapper</w:t>
-      </w:r>
-      <w:proofErr w:type="spellEnd"/>
-      <w:r>
-        <w:t>更新物料标签的可用数量、仓库编码及货位编码；然后调用InfoMapper查询库存信息表，若该物料在指定仓库货位已有库存记录则累加数量并更新，若无记录则新增库存记录；最后调用</w:t>
-      </w:r>
-      <w:proofErr w:type="spellStart"/>
-      <w:r>
-        <w:t>RecordMapper</w:t>
-      </w:r>
-      <w:proofErr w:type="spellEnd"/>
-      <w:r>
-        <w:t>新增库存流水记录，记录类型为入库，记录数量为合格数量。所有明细处理完成后，Service更新入库单状态为"已入库"，提交事务并返回操作结果。Controller将成功响应返回给前端，前端显示操作成功提示并返回入库单列表页面，入库流程结束。</w:t>
+        <w:t>仓管员使用扫码设备扫描入库单二维码，前端页面向InOrderController发送GET请求获取入库单信息。Controller验证入库单状态，确认质检状态为"已质检"且订单状态不为"已入库"，然后调用Service层的selectStockInOrderByOrderNo方法查询入库单详细信息。Service层从数据库查询入库单及其明细列表，返回给Controller，Controller将数据返回给前端。前端页面显示入库明细列表，包括物料编码、名称、应入库数量等信息。仓管员依次扫描物料标签二维码，前端解析标签编号，在入库明细列表中匹配对应的物料，累加扫码数量并实时更新界面显示。所有物料扫码完成后，仓管员点击确认提交按钮，前端向Controller发送POST请求执行入库操作。Controller调用Service层的submitStockIn方法，Service开启数据库事务处理。对于每条入库明细，Service首先调用MatLabelMapper更新物料标签的可用数量、仓库编码及货位编码；然后调用InfoMapper查询库存信息表，若该物料在指定仓库货位已有库存记录则累加数量并更新，若无记录则新增库存记录；最后调用RecordMapper新增库存流水记录，记录类型为入库，记录数量为合格数量。所有明细处理完成后，Service更新入库单状态为"已入库"，提交事务并返回操作结果。Controller将成功响应返回给前端，前端显示操作成功提示并返回入库单列表页面，入库流程结束。</w:t>
       </w:r>
     </w:p>
     <w:p/>
@@ -35487,29 +33885,29 @@
         <w:rPr>
           <w:rFonts w:hint="eastAsia"/>
         </w:rPr>
-        <w:t>程序流程图</w:t>
+        <w:t>数据流图</w:t>
       </w:r>
       <w:bookmarkEnd w:id="47"/>
     </w:p>
-    <w:p/>
     <w:p>
       <w:pPr>
         <w:ind w:firstLineChars="200" w:firstLine="496"/>
       </w:pPr>
       <w:r>
+        <w:t>采购员或仓管员通过前端页面发起入库单创建请求，请求数据流入P1入库单处理过程，P1生成入库单号，设置订单状态为"已创建"、质检状态为"未质检"，将入库单数据写入stock_in_order表和stock_in_detail表，同时关联物料标签。质检员提交</w:t>
+      </w:r>
+      <w:r>
         <w:lastRenderedPageBreak/>
-        <w:t>该程序流程图描述了入库管理模块的核心操作流程，流程从"开始"节点启动，涵盖创建入库单、质检入库单、扫码入库、查询入库单列表、查询入库单详情及打印入库单六大功能。当执行创建入库单操作时，系统接收入库单数据，生成唯一的入库单号，设置订单状态为"已创建"，质检状态为"未质检"，设置创建人和创建时间信息。系统遍历入库明细列表，为每条明细设置行号，将合格数量初始化为入库数量，关联物料标签并更新标签的订单号。所有明细处理完成后，系统批量插入入库明细数据，插入入库单主表记录，返回成功响应。当执行质检入库单操作时，系统接收入库明细列表，获取入库单号。系统遍历明细列表，更新每条明细的合格数量，设置更新人和更新时间。所有明细更新完成后，系统更新入库单的质检状态为"已质检"，设置质检人信息，返回成功响应。当执行扫码入库操作时，系统接收入库单数据，获取入库明细列表和入库类型，根据入库类型确定库存流水记录类型，开启数据库事务处理。系统遍历每条入库明细，获取合格数量、仓库编码和货位编码，首先更新物料标签的可用数量、仓库编码和货位编码；然后更新入库明细的已入库数量；接着查询库存信息表，若库存记录存在则累加库存数量并更新记录，若不存在则复制明细数据并新增库存记录；最后构建库存流水对象，设置流水类型和操作数量，插入库存流水记录。所有明细处理完成后，系统更新入库单状态为"已入库"，提交事务，返回成功响应。当执行查询入库单列表操作时，系统接收分页参数和查询条件，调用service层的</w:t>
-      </w:r>
-      <w:proofErr w:type="spellStart"/>
-      <w:r>
-        <w:t>selectList</w:t>
-      </w:r>
-      <w:proofErr w:type="spellEnd"/>
-      <w:r>
-        <w:t>方法执行分页查询，转换订单类型、订单状态和质检状态的标签显示，返回入库单列表数据。当执行查询入库单详情操作时，系统接收入库单ID，查询入库单主表信息和入库明细列表，关联物料基本信息，返回完整的入库单数据。当执行打印入库单操作时，系统接收入库单ID，查询入库单信息和入库明细列表，生成包含入库单号的二维码（格式为"ORDER:入库单号"），填充PDF模板，生成可打印的PDF文件，返回PDF文件流供用户下载。整个流程清晰呈现了入库管理模块从单据创建、质检确认、扫码入库到库存更新的完整业务链路，各操作独立执行且均从"开始"启动，经对应业务处理后至"结束"节点，体现了功能的完整性和流程的规范性。</w:t>
+        <w:t>质检结果，质检数据流入P2质检处理过程，P2更新stock_in_detail表的合格数量，更新stock_in_order表的质检状态为"已质检"。仓管员使用扫码设备扫描入库单二维码，前端解析入库单号请求入库单数据，后端从stock_in_order表和stock_in_detail表查询数据返回前端显示。仓管员依次扫描物料标签二维码，前端解析标签编号并在本地匹配入库明细、累加扫码数量。扫码完成后确认提交入库，扫码数据流入P3扫码入库处理过程，P3开启数据库事务，调用P4库存更新处理过程。对于每条入库明细，P4更新stock_mat_label表的可用数量、仓库编码和货位编码；查询stock_info表，若存在库存记录则累加数量，若不存在则新增记录；向stock_record表插入库存流水记录。所有明细处理完成后，P3更新stock_in_order表状态为"已入库"，提交事务返回处理结果。整个数据流清晰地展示了入库业务从单据创建、质检确认到扫码入库、库存更新的完整流转过程。</w:t>
       </w:r>
     </w:p>
-    <w:p/>
+    <w:p>
+      <w:pPr>
+        <w:rPr>
+          <w:rFonts w:hint="eastAsia"/>
+        </w:rPr>
+      </w:pPr>
+    </w:p>
     <w:p>
       <w:pPr>
         <w:pStyle w:val="2"/>
@@ -35550,11 +33948,7 @@
         <w:ind w:firstLineChars="200" w:firstLine="496"/>
       </w:pPr>
       <w:r>
-        <w:t>生产计划员登录系统后进入生产订单管理模块，创建生产订单，填写产品类型、规格、数量、交付日期等信息，系统生成唯一的生产订单号并保存至数据库，订单状态设置为"已创建"。基于生产订单，系统自动或手动创建出库单，选择出库类型（生产领料、补领出库或销售出库），填写出库仓库、领料车间等基本信息。系统根据生产订单关联的产品BOM信息展开物料清单，自动生成出库明细，包括所需物料编码、名称、图号及出库数量。出库单创建完成后，状态更新为"已创建"。仓管员进入出库单详情页面，系统为每条出库明细推荐货位，推荐逻辑基于该物料在指定仓库中库存数量最多的货位，若无库存则显示"暂无库存"。仓管员使用扫码设备扫描出库单二维码进入扫码出库界面，依次扫描物料标签二维码，系统自动匹配出库明细并累加扫码数量，同时校验标签的仓库和货位是否与推荐货位一致。确认所有物料扫码完成后，仓管员提交出库操作，系统执行库存扣减逻辑：扣减物料标签的可用数量；扣减库存信息表中对应仓库货位的库存数量；新增库存流水记录，记录类型为出库，记录数量</w:t>
-      </w:r>
-      <w:r>
-        <w:lastRenderedPageBreak/>
-        <w:t>为负值表示库存减少。最后，系统将出库单状态修改为"已出库"，流程结束。若扫码过程中发现标签不匹配或库存不足，系统提示错误信息，仓管员可调整后重新扫码。</w:t>
+        <w:t>生产计划员登录系统后进入生产订单管理模块，创建生产订单，填写产品类型、规格、数量、交付日期等信息，系统生成唯一的生产订单号并保存至数据库，订单状态设置为"已创建"。基于生产订单，系统自动或手动创建出库单，选择出库类型（生产领料、补领出库或销售出库），填写出库仓库、领料车间等基本信息。系统根据生产订单关联的产品BOM信息展开物料清单，自动生成出库明细，包括所需物料编码、名称、图号及出库数量。出库单创建完成后，状态更新为"已创建"。仓管员进入出库单详情页面，系统为每条出库明细推荐货位，推荐逻辑基于该物料在指定仓库中库存数量最多的货位，若无库存则显示"暂无库存"。仓管员使用扫码设备扫描出库单二维码进入扫码出库界面，依次扫描物料标签二维码，系统自动匹配出库明细并累加扫码数量，同时校验标签的仓库和货位是否与推荐货位一致。确认所有物料扫码完成后，仓管员提交出库操作，系统执行库存扣减逻辑：扣减物料标签的可用数量；扣减库存信息表中对应仓库货位的库存数量；新增库存流水记录，记录类型为出库，记录数量为负值表示库存减少。最后，系统将出库单状态修改为"已出库"，流程结束。若扫码过程中发现标签不匹配或库存不足，系统提示错误信息，仓管员可调整后重新扫码。</w:t>
       </w:r>
     </w:p>
     <w:p/>
@@ -35579,55 +33973,11 @@
         <w:ind w:firstLineChars="200" w:firstLine="496"/>
       </w:pPr>
       <w:r>
-        <w:t>仓管员使用扫码设备扫描出库单二维码，前端页面向</w:t>
-      </w:r>
-      <w:proofErr w:type="spellStart"/>
-      <w:r>
-        <w:t>OutOrderController</w:t>
-      </w:r>
-      <w:proofErr w:type="spellEnd"/>
-      <w:r>
-        <w:t>发送GET请求获取出库单信息。Controller调用Service层的</w:t>
-      </w:r>
-      <w:proofErr w:type="spellStart"/>
-      <w:r>
-        <w:t>selectStockOutOrderByOrderNo</w:t>
-      </w:r>
-      <w:proofErr w:type="spellEnd"/>
-      <w:r>
-        <w:t>方法查询出库单详细信息。Service层从数据库查询出库单主表信息和出库明细列表，过滤掉已完成的明细（已出库数量等于应出库数量的明细），只返回未完成或部分完成的明细，Controller将数据返回给前端。前端页面显示出库明细列表，包括物料编码、名称、应出库数量、已出库数量和推荐货位等信息。仓管员依次扫描物料标签二维码，前端解析标签编号，在出库明细列表中匹配对应的物料，校验标签的仓库和货位是否与出库明细一致，校验标签的可用数量是否充足，校验通过后累加扫码数量并实时更新界面显示。所有物料扫码完成后，仓管员点击确认提交按钮，前端向Controller发送POST请求执行出库操作。Controller调用Service层的</w:t>
-      </w:r>
-      <w:proofErr w:type="spellStart"/>
-      <w:r>
-        <w:t>submitStockOut</w:t>
-      </w:r>
-      <w:proofErr w:type="spellEnd"/>
-      <w:r>
-        <w:t>方法，Service开启数据库事务处理，获取出库类型并根据出库类型确定库存流水记录类型。对于每个扫描的物料标签，Service首先调用</w:t>
-      </w:r>
-      <w:proofErr w:type="spellStart"/>
-      <w:r>
-        <w:t>MatLabelMapper</w:t>
-      </w:r>
-      <w:proofErr w:type="spellEnd"/>
-      <w:r>
-        <w:t>扣减物料标签的可用数量；然后调用InfoMapper扣减库存信息表中对应仓库货位的库存数量；接着调用</w:t>
-      </w:r>
-      <w:proofErr w:type="spellStart"/>
-      <w:r>
-        <w:t>RecordMapper</w:t>
-      </w:r>
-      <w:proofErr w:type="spellEnd"/>
-      <w:r>
-        <w:t>新增库存流水记录，记录类型为出库，记录数量为负值表示库存减少；最后调用</w:t>
-      </w:r>
-      <w:proofErr w:type="spellStart"/>
-      <w:r>
-        <w:t>DetailMapper</w:t>
-      </w:r>
-      <w:proofErr w:type="spellEnd"/>
-      <w:r>
-        <w:t>更新出库明细的已出库数量。所有标签处理完成后，Service检查出库单是否完成，若所有明细的已出库数量都等于应出库数量则更新出库单状态为"已出库"，若仍有未完成的明细则更新状态为"部分出库"。Service提交事务并返回操作结果，Controller将成功响应返回给前端，前端显示操作成功提示并返回出库单列表页面，出库流程结束。</w:t>
+        <w:t>仓管员使用扫码设备扫描出库单二维码，前端页面向OutOrderController发送GET请求获取出库单信息。Controller调用Service层的selectStockOutOrderByOrderNo方法查询出库单详细信息。Service层从数据库查询出库单主表信息和出库明细列表，过滤掉已完成的明细（已出库数量等于应出库数量的明细），只返回未完成或部分完成的明细，Controller将数据返回给前端。前端页面显示出库明细列表，包括物料编码、名称、应出库数量、已出库数量和推荐货位等信息。仓管员依次扫描物料标签二维码，前端解析标签编号，在出库明细列表中匹配</w:t>
+      </w:r>
+      <w:r>
+        <w:lastRenderedPageBreak/>
+        <w:t>对应的物料，校验标签的仓库和货位是否与出库明细一致，校验标签的可用数量是否充足，校验通过后累加扫码数量并实时更新界面显示。所有物料扫码完成后，仓管员点击确认提交按钮，前端向Controller发送POST请求执行出库操作。Controller调用Service层的submitStockOut方法，Service开启数据库事务处理，获取出库类型并根据出库类型确定库存流水记录类型。对于每个扫描的物料标签，Service首先调用MatLabelMapper扣减物料标签的可用数量；然后调用InfoMapper扣减库存信息表中对应仓库货位的库存数量；接着调用RecordMapper新增库存流水记录，记录类型为出库，记录数量为负值表示库存减少；最后调用DetailMapper更新出库明细的已出库数量。所有标签处理完成后，Service检查出库单是否完成，若所有明细的已出库数量都等于应出库数量则更新出库单状态为"已出库"，若仍有未完成的明细则更新状态为"部分出库"。Service提交事务并返回操作结果，Controller将成功响应返回给前端，前端显示操作成功提示并返回出库单列表页面，出库流程结束。</w:t>
       </w:r>
     </w:p>
     <w:p>
@@ -35640,102 +33990,36 @@
         <w:rPr>
           <w:rFonts w:hint="eastAsia"/>
         </w:rPr>
-        <w:t>程序流程图</w:t>
+        <w:t>数据流图</w:t>
       </w:r>
       <w:bookmarkEnd w:id="52"/>
     </w:p>
-    <w:p/>
     <w:p>
       <w:pPr>
         <w:ind w:firstLineChars="200" w:firstLine="496"/>
       </w:pPr>
       <w:r>
-        <w:t>该程序流程图描述了出库管理模块的核心操作流程，流程从"开始"节点启动，涵盖创建生产订单、创建出库单、查询出库单详情、扫码出库、查询出库单列表及打印出库单六大功能。当执行创建生产订单操作时，系统接收生产订单数据，生成唯一的生产订单号，设置订单状态为"已创建"，设置创建人和创建时间信息，插入生产订单表，返回成功响应。当执行创建出库单操作时，系统接收出库单数据，生成唯一的出库单号，设置订单状态为"已创建"，设置创建人和创建时间信息。系统判断是否关联生产订单，若关联则获取生产订单信息，根据产品的BOM信息展开物料清单，自动生成出库明细；若不关联则由用户手动添加出库明细。系统批量插入出库明细数据，插入出库单主表记录，返回成功响应。当执行查询出库单详情操作时，系统接收出库单ID，查询出库单主表信息和出库明细列表，获取出库仓库编码。系统遍历每条出库明细，获取明细的物料编码，调用</w:t>
-      </w:r>
-      <w:proofErr w:type="spellStart"/>
-      <w:r>
-        <w:t>selectRecommendLocation</w:t>
-      </w:r>
-      <w:proofErr w:type="spellEnd"/>
-      <w:r>
-        <w:t>方法查询库存信息表，若存在库存则获取库存数量最多的货位并设置为推荐货位，若不存在库存则设置货位为"暂无库存"，更新出库明细的货位信息。所有明细处理完成后，系统返回包含推荐货位</w:t>
-      </w:r>
-      <w:r>
-        <w:lastRenderedPageBreak/>
-        <w:t xml:space="preserve">的完整出库单数据。当执行扫码出库操作时，系统接收出库请求数据，获取物料标签列表、出库单号和出库类型，根据出库类型确定库存流水记录类型，开启数据库事务处理。系统遍历每个扫描的物料标签，获取标签信息和出库数量，首先扣减物料标签的可用数量（执行UPDATE </w:t>
-      </w:r>
-      <w:proofErr w:type="spellStart"/>
-      <w:r>
-        <w:t>stock_mat_label</w:t>
-      </w:r>
-      <w:proofErr w:type="spellEnd"/>
-      <w:r>
-        <w:t xml:space="preserve"> SET </w:t>
-      </w:r>
-      <w:proofErr w:type="spellStart"/>
-      <w:r>
-        <w:t>usable_quantity</w:t>
-      </w:r>
-      <w:proofErr w:type="spellEnd"/>
-      <w:r>
-        <w:t> = </w:t>
-      </w:r>
-      <w:proofErr w:type="spellStart"/>
-      <w:r>
-        <w:t>usable_quantity</w:t>
-      </w:r>
-      <w:proofErr w:type="spellEnd"/>
-      <w:r>
-        <w:t xml:space="preserve"> - ?）；然后扣减库存信息表中对应仓库货位的库存数量（执行UPDATE </w:t>
-      </w:r>
-      <w:proofErr w:type="spellStart"/>
-      <w:r>
-        <w:t>stock_info</w:t>
-      </w:r>
-      <w:proofErr w:type="spellEnd"/>
-      <w:r>
-        <w:t xml:space="preserve"> SET quantity = quantity - ?）；接着构建库存流水对象，设置流水类型为出库，设置操作数量为负值，插入库存流水记录；最后更新出库明细的已出库数量（执行UPDATE </w:t>
-      </w:r>
-      <w:proofErr w:type="spellStart"/>
-      <w:r>
-        <w:t>stock_out_detail</w:t>
-      </w:r>
-      <w:proofErr w:type="spellEnd"/>
-      <w:r>
-        <w:t xml:space="preserve"> SET </w:t>
-      </w:r>
-      <w:proofErr w:type="spellStart"/>
-      <w:r>
-        <w:t>received_quantity</w:t>
-      </w:r>
-      <w:proofErr w:type="spellEnd"/>
-      <w:r>
-        <w:t> = </w:t>
-      </w:r>
-      <w:proofErr w:type="spellStart"/>
-      <w:r>
-        <w:t>received_quantity</w:t>
-      </w:r>
-      <w:proofErr w:type="spellEnd"/>
-      <w:r>
-        <w:t> + ?）。所有标签处理完成后，系统查询出库明细的完成情况，计算总数量和已出库数量，若已出库数量等于总数量则更新出库单状态为"已出库"，否则更新状态为"部分出库"，提交事务，返回成功响应。当执行查询出库单列表操作时，系统接收分页参数和查询条件，调用service层的</w:t>
-      </w:r>
-      <w:proofErr w:type="spellStart"/>
-      <w:r>
-        <w:t>selectList</w:t>
-      </w:r>
-      <w:proofErr w:type="spellEnd"/>
-      <w:r>
-        <w:t>方法执行分页查询，关联仓库名称和车间名称，转换订单类型和订单状态的标签显示，返回出库单列表数据。当执行打印出库单操作时，系统接收出库单ID，查询出库单信息和出库明细列表，生成包含出库单号的二维码（格式为"ORDER:出库单号"），根据出库类型选择对应的PDF模板（生产领料使用production_out_order.pdf，销售出库使用common_out_order.pdf），填充PDF模板，生成可打印的PDF文件，返回PDF文件流供用户下载。整个流程清晰呈现了出库管理模块从生产订单创建、出库单生成、货位推荐、扫码出库到库存扣减的完整业务链路，各操作独立执行且均从"开始"启动，经对应业务处理后至"结束"节点，体现了功能的完整性和流程的规范性。</w:t>
+        <w:t>生产计划员通过前端页面创建生产订单，请求数据流入P1生产订单处理过程，P1生成订单号，设置状态为"已创建"，将订单数据写入prod_order表。计划员基于生产订单创建出库单，出库单数据流入P2出库单处理过程，若关联生产订单则P2从prod_order表查询产品信息，从base_mat_bom表查询BOM清单，展开物料清单自动生成出库明细，将出库单数据写入stock_out_order表和stock_out_detail表。仓管员进入出库单详情页面，货位推荐请求流入P3货位推荐处理过程，P3从stock_out_detail表查询物料信息，从stock_info表查询各货位库存分布，选择库存最多的货位作为推荐货位返回前端显示。仓管员使用扫码设备扫描出库单二维码进入扫码出库界面，依次扫描物料标签二维码，前端解析标签编号并在本地匹配出库明细、校验仓库货位、校验可用数量、累加扫码数量。扫码完成后确认提交出库，扫码数据流入P4扫码出库处理过程，P4开启数据库事务，调用P5库存扣减处理过程执行库存扣减逻辑。对于每个扫描的物料标签，P5从stock_mat_label表扣减可用数量，从stock_info表扣减库存数量，向stock_record表插入出库流水记录，更新stock_out_detail表的已出库数量。所有标签处理完成后，P4检查出库单完成情况，更新stock_out_order表状态为"已出库"或"部分出库"，提交事务返回处理结果。整个数据流清晰地展示了出库业务从生产订单创建、出库单生成、货位推荐到扫码出库、库存扣减的完整流转过程。</w:t>
       </w:r>
     </w:p>
-    <w:bookmarkEnd w:id="49"/>
-    <w:p/>
+    <w:p>
+      <w:pPr>
+        <w:rPr>
+          <w:rFonts w:hint="eastAsia"/>
+        </w:rPr>
+      </w:pPr>
+    </w:p>
+    <w:p>
+      <w:pPr>
+        <w:ind w:firstLineChars="200" w:firstLine="496"/>
+      </w:pPr>
+    </w:p>
     <w:p>
       <w:pPr>
         <w:pStyle w:val="2"/>
       </w:pPr>
       <w:bookmarkStart w:id="53" w:name="_Toc225955406"/>
+      <w:bookmarkEnd w:id="49"/>
       <w:r>
         <w:rPr>
           <w:rFonts w:hint="eastAsia"/>
@@ -35753,6 +34037,12 @@
           <w:rFonts w:hint="eastAsia"/>
         </w:rPr>
         <w:t>管理</w:t>
+      </w:r>
+      <w:r>
+        <w:rPr>
+          <w:rFonts w:hint="eastAsia"/>
+        </w:rPr>
+        <w:t>与调拨</w:t>
       </w:r>
       <w:r>
         <w:rPr>
@@ -35782,23 +34072,11 @@
         <w:ind w:firstLineChars="200" w:firstLine="496"/>
       </w:pPr>
       <w:r>
-        <w:t>管理员或仓管员登录系统后进入库存管理模块，可选择查看库存信息或库存流水。在库存信息查询功能中，用户输入查询条件（物料编码、仓库编码、货位编码等），系统从库存信息表（</w:t>
-      </w:r>
-      <w:proofErr w:type="spellStart"/>
-      <w:r>
-        <w:t>stock_info</w:t>
-      </w:r>
-      <w:proofErr w:type="spellEnd"/>
-      <w:r>
-        <w:t>）中查询符合条件的库存记录，支持按物料、仓库、货位等多维度统计汇总。系统展示每个库存记录的详细信息，包括物料编码、名称、批次号、供应商、仓库、货位、库存数量等。用户可设置安全库存预警阈值，当物料库存低于阈值时系统自动标红提示，便于及时补货。在库存流水查询功能中，用户选择时间范围和查询条件，系统从库存流水表（</w:t>
-      </w:r>
-      <w:proofErr w:type="spellStart"/>
-      <w:r>
-        <w:t>stock_record</w:t>
-      </w:r>
-      <w:proofErr w:type="spellEnd"/>
-      <w:r>
-        <w:t>）中查询历史流水记录，展示每次库存变动的详细信息，包括流水类型、物料信息、仓库货位、变动数量、关联单号、操作人和操作时间等。流水记录按时间倒序排列，支持导出Excel报表。</w:t>
+        <w:t>管理员或仓管员登录系统后进入库存管理模块，可选择查看库存信息或库存流水。在库存信息查询功能中，用户输入查询条件（物料编码、仓库编码、货位编码等），系统从库存信息表（stock_info）中查询符合条件的库存记录，支持按物料、仓库、货位等多维度统计汇总。系统展示每个库存记录的详细信息，包括物料编码、名称、批次号、供应商、仓库、货位、库存数量等。用户可设置安全库存预警阈值，</w:t>
+      </w:r>
+      <w:r>
+        <w:lastRenderedPageBreak/>
+        <w:t>当物料库存低于阈值时系统自动标红提示，便于及时补货。在库存流水查询功能中，用户选择时间范围和查询条件，系统从库存流水表（stock_record）中查询历史流水记录，展示每次库存变动的详细信息，包括流水类型、物料信息、仓库货位、变动数量、关联单号、操作人和操作时间等。流水记录按时间倒序排列，支持导出Excel报表。</w:t>
       </w:r>
     </w:p>
     <w:p>
@@ -35806,11 +34084,7 @@
         <w:ind w:firstLineChars="200" w:firstLine="496"/>
       </w:pPr>
       <w:r>
-        <w:t>对于库存调拨功能，仓管员创建调拨单，选择调出仓库、调出货位、调入仓库、调入货位，添加调拨物料及数量。调拨单创建完成后，状态设置为"待调拨"，调拨进度为"未调出"。仓管员扫描调拨单二维码进入扫码调出界面，扫描物料标签完成调出操作，系统扣减调出仓库货位的库存，新增调拨出库流水记录，调拨进度更新为"已调出"。随后仓管员扫描调拨单二维码进入扫码调入界面，扫描物料标签完成调入操作，</w:t>
-      </w:r>
-      <w:r>
-        <w:lastRenderedPageBreak/>
-        <w:t>系统增加调入仓库货位的库存，新增调拨入库流水记录，调拨进度更新为"已调入"，调拨单状态更新为"已完成"，流程结束。</w:t>
+        <w:t>对于库存调拨功能，仓管员创建调拨单，选择调出仓库、调出货位、调入仓库、调入货位，添加调拨物料及数量。调拨单创建完成后，状态设置为"待调拨"，调拨进度为"未调出"。仓管员扫描调拨单二维码进入扫码调出界面，扫描物料标签完成调出操作，系统扣减调出仓库货位的库存，新增调拨出库流水记录，调拨进度更新为"已调出"。随后仓管员扫描调拨单二维码进入扫码调入界面，扫描物料标签完成调入操作，系统增加调入仓库货位的库存，新增调拨入库流水记录，调拨进度更新为"已调入"，调拨单状态更新为"已完成"，流程结束。</w:t>
       </w:r>
     </w:p>
     <w:p/>
@@ -35834,63 +34108,7 @@
         <w:ind w:firstLineChars="200" w:firstLine="496"/>
       </w:pPr>
       <w:r>
-        <w:t>仓管员点击新增调拨单按钮，前端页面弹出表单对话框。仓管员填写调拨信息，包括调出仓库和货位、调入仓库和货位、调拨物料和数量、调拨原因等。前端向</w:t>
-      </w:r>
-      <w:proofErr w:type="spellStart"/>
-      <w:r>
-        <w:t>AllotOrderController</w:t>
-      </w:r>
-      <w:proofErr w:type="spellEnd"/>
-      <w:r>
-        <w:t>发送POST请求（/stock/</w:t>
-      </w:r>
-      <w:proofErr w:type="spellStart"/>
-      <w:r>
-        <w:t>allotOrder</w:t>
-      </w:r>
-      <w:proofErr w:type="spellEnd"/>
-      <w:r>
-        <w:t>/add），Controller调用Service层的</w:t>
-      </w:r>
-      <w:proofErr w:type="spellStart"/>
-      <w:r>
-        <w:t>insertStockAllotOrder</w:t>
-      </w:r>
-      <w:proofErr w:type="spellEnd"/>
-      <w:r>
-        <w:t xml:space="preserve">方法处理业务逻辑。Service生成唯一的调拨单号，设置调拨状态为"待调拨"，设置调拨进度为"未调出"，向数据库插入调拨单主表记录（INSERT INTO </w:t>
-      </w:r>
-      <w:proofErr w:type="spellStart"/>
-      <w:r>
-        <w:t>stock_allot_order</w:t>
-      </w:r>
-      <w:proofErr w:type="spellEnd"/>
-      <w:r>
-        <w:t>），数据库返回插入结果。随后Service调用</w:t>
-      </w:r>
-      <w:proofErr w:type="spellStart"/>
-      <w:r>
-        <w:t>DetailMapper</w:t>
-      </w:r>
-      <w:proofErr w:type="spellEnd"/>
-      <w:r>
-        <w:t>的</w:t>
-      </w:r>
-      <w:proofErr w:type="spellStart"/>
-      <w:r>
-        <w:t>insertAllotDetailList</w:t>
-      </w:r>
-      <w:proofErr w:type="spellEnd"/>
-      <w:r>
-        <w:t xml:space="preserve">方法批量插入调拨明细数据（INSERT INTO </w:t>
-      </w:r>
-      <w:proofErr w:type="spellStart"/>
-      <w:r>
-        <w:t>stock_allot_detail</w:t>
-      </w:r>
-      <w:proofErr w:type="spellEnd"/>
-      <w:r>
-        <w:t>），数据库返回插入结果。Service将操作结果返回给Controller，Controller将成功响应返回给前端，前端显示创建成功提示。</w:t>
+        <w:t>仓管员点击新增调拨单按钮，前端页面弹出表单对话框。仓管员填写调拨信息，包括调出仓库和货位、调入仓库和货位、调拨物料和数量、调拨原因等。前端向AllotOrderController发送POST请求（/stock/allotOrder/add），Controller调用Service层的insertStockAllotOrder方法处理业务逻辑。Service生成唯一的调拨单号，设置调拨状态为"待调拨"，设置调拨进度为"未调出"，向数据库插入调拨单主表记录（INSERT INTO stock_allot_order），数据库返回插入结果。随后Service调用DetailMapper的insertAllotDetailList方法批量插入调拨明细数据（INSERT INTO stock_allot_detail），数据库返回插入结果。Service将操作结果返回给Controller，Controller将成功响应返回给前端，前端显示创建成功提示。</w:t>
       </w:r>
     </w:p>
     <w:p>
@@ -35898,175 +34116,7 @@
         <w:ind w:firstLineChars="200" w:firstLine="496"/>
       </w:pPr>
       <w:r>
-        <w:t>在扫码调出阶段，仓管员扫描调拨单二维码进入调出界面，前端向Controller发送GET请求（/stock/</w:t>
-      </w:r>
-      <w:proofErr w:type="spellStart"/>
-      <w:r>
-        <w:t>allotOrder</w:t>
-      </w:r>
-      <w:proofErr w:type="spellEnd"/>
-      <w:r>
-        <w:t>/m/{</w:t>
-      </w:r>
-      <w:proofErr w:type="spellStart"/>
-      <w:r>
-        <w:t>allotNo</w:t>
-      </w:r>
-      <w:proofErr w:type="spellEnd"/>
-      <w:r>
-        <w:t>}）获取调拨单信息。Controller调用Service的</w:t>
-      </w:r>
-      <w:proofErr w:type="spellStart"/>
-      <w:r>
-        <w:t>selectStockAllotOrderByAllotNo</w:t>
-      </w:r>
-      <w:proofErr w:type="spellEnd"/>
-      <w:r>
-        <w:t>方法查询调拨单信息，Service从数据库查询调拨单数据，数据库返回调拨单数据，Service将调拨单对象返回给Controller，Controller将调拨单及明细信息返回给前端。前端显示调拨明细列表，仓管员依次扫描物料标签，前端在本地匹配调拨明细并累加扫码数量。仓管员确认提交调出操作，前端向Controller发送POST请求（/stock/</w:t>
-      </w:r>
-      <w:proofErr w:type="spellStart"/>
-      <w:r>
-        <w:t>allotOrder</w:t>
-      </w:r>
-      <w:proofErr w:type="spellEnd"/>
-      <w:r>
-        <w:t>/</w:t>
-      </w:r>
-      <w:proofErr w:type="spellStart"/>
-      <w:r>
-        <w:t>submitAllotOut</w:t>
-      </w:r>
-      <w:proofErr w:type="spellEnd"/>
-      <w:r>
-        <w:t>）。Controller调用Service的</w:t>
-      </w:r>
-      <w:proofErr w:type="spellStart"/>
-      <w:r>
-        <w:t>submitAllotOut</w:t>
-      </w:r>
-      <w:proofErr w:type="spellEnd"/>
-      <w:r>
-        <w:t>方法，Service开启数据库事务处理。Service遍历每个扫描的物料标签，调用InfoMapper的</w:t>
-      </w:r>
-      <w:proofErr w:type="spellStart"/>
-      <w:r>
-        <w:t>updateQuantity</w:t>
-      </w:r>
-      <w:proofErr w:type="spellEnd"/>
-      <w:r>
-        <w:t xml:space="preserve">方法扣减调出仓库的库存数量（UPDATE </w:t>
-      </w:r>
-      <w:proofErr w:type="spellStart"/>
-      <w:r>
-        <w:t>stock_info</w:t>
-      </w:r>
-      <w:proofErr w:type="spellEnd"/>
-      <w:r>
-        <w:t xml:space="preserve"> SET quantity = quantity - ? WHERE </w:t>
-      </w:r>
-      <w:proofErr w:type="spellStart"/>
-      <w:r>
-        <w:t>warehouse_code</w:t>
-      </w:r>
-      <w:proofErr w:type="spellEnd"/>
-      <w:r>
-        <w:t> </w:t>
-      </w:r>
-      <w:proofErr w:type="gramStart"/>
-      <w:r>
-        <w:t>= ?</w:t>
-      </w:r>
-      <w:proofErr w:type="gramEnd"/>
-      <w:r>
-        <w:t xml:space="preserve"> AND </w:t>
-      </w:r>
-      <w:proofErr w:type="spellStart"/>
-      <w:r>
-        <w:t>location_code</w:t>
-      </w:r>
-      <w:proofErr w:type="spellEnd"/>
-      <w:r>
-        <w:t> = ?），调用</w:t>
-      </w:r>
-      <w:proofErr w:type="spellStart"/>
-      <w:r>
-        <w:t>RecordMapper</w:t>
-      </w:r>
-      <w:proofErr w:type="spellEnd"/>
-      <w:r>
-        <w:t>的</w:t>
-      </w:r>
-      <w:proofErr w:type="spellStart"/>
-      <w:r>
-        <w:t>insertStockRecord</w:t>
-      </w:r>
-      <w:proofErr w:type="spellEnd"/>
-      <w:r>
-        <w:t xml:space="preserve">方法新增调拨出库流水记录（INSERT INTO </w:t>
-      </w:r>
-      <w:proofErr w:type="spellStart"/>
-      <w:r>
-        <w:t>stock_record</w:t>
-      </w:r>
-      <w:proofErr w:type="spellEnd"/>
-      <w:r>
-        <w:t>，流水类型为</w:t>
-      </w:r>
-      <w:proofErr w:type="spellStart"/>
-      <w:r>
-        <w:t>allot_out</w:t>
-      </w:r>
-      <w:proofErr w:type="spellEnd"/>
-      <w:r>
-        <w:t>），调用</w:t>
-      </w:r>
-      <w:proofErr w:type="spellStart"/>
-      <w:r>
-        <w:t>DetailMapper</w:t>
-      </w:r>
-      <w:proofErr w:type="spellEnd"/>
-      <w:r>
-        <w:t>的</w:t>
-      </w:r>
-      <w:proofErr w:type="spellStart"/>
-      <w:r>
-        <w:t>updateAllotQuantity</w:t>
-      </w:r>
-      <w:proofErr w:type="spellEnd"/>
-      <w:r>
-        <w:t xml:space="preserve">方法更新调拨明细的已调出数量（UPDATE </w:t>
-      </w:r>
-      <w:proofErr w:type="spellStart"/>
-      <w:r>
-        <w:t>stock_allot_detail</w:t>
-      </w:r>
-      <w:proofErr w:type="spellEnd"/>
-      <w:r>
-        <w:t xml:space="preserve"> SET </w:t>
-      </w:r>
-      <w:proofErr w:type="spellStart"/>
-      <w:r>
-        <w:t>allot_quantity</w:t>
-      </w:r>
-      <w:proofErr w:type="spellEnd"/>
-      <w:r>
-        <w:t xml:space="preserve"> = ?）。所有标签处理完成后，Service更新调拨单的调拨进度为"已调出"（UPDATE </w:t>
-      </w:r>
-      <w:proofErr w:type="spellStart"/>
-      <w:r>
-        <w:t>stock_allot_order</w:t>
-      </w:r>
-      <w:proofErr w:type="spellEnd"/>
-      <w:r>
-        <w:t xml:space="preserve"> SET </w:t>
-      </w:r>
-      <w:proofErr w:type="spellStart"/>
-      <w:r>
-        <w:t>allot_progress</w:t>
-      </w:r>
-      <w:proofErr w:type="spellEnd"/>
-      <w:r>
-        <w:t> = '已调出'），提交事务，将操作结果返回给Controller，Controller将成功响应返回给前端。</w:t>
+        <w:t>在扫码调出阶段，仓管员扫描调拨单二维码进入调出界面，前端向Controller发送GET请求（/stock/allotOrder/m/{allotNo}）获取调拨单信息。Controller调用Service的selectStockAllotOrderByAllotNo方法查询调拨单信息，Service从数据库查询调拨单数据，数据库返回调拨单数据，Service将调拨单对象返回给Controller，Controller将调拨单及明细信息返回给前端。前端显示调拨明细列表，仓管员依次扫描物料标签，前端在本地匹配调拨明细并累加扫码数量。仓管员确认提交调出操作，前端向Controller发送POST请求（/stock/allotOrder/submitAllotOut）。Controller调用Service的submitAllotOut方法，Service开启数据库事务处理。Service遍历每个扫描的物料标签，调用InfoMapper的updateQuantity方法扣减调出仓库的库存数量（UPDATE stock_info SET quantity = quantity - ? WHERE warehouse_code = ? AND location_code = ?），调用RecordMapper的insertStockRecord方法新增调拨出库流水记录（INSERT INTO stock_record，流水类型为allot_out），调用DetailMapper的updateAllotQuantity方法更新调拨明细的已调出数量（UPDATE stock_allot_detail SET allot_quantity = ?）。所有标签处理完成后，Service更新调拨单的调拨进度为"已调出"（UPDATE stock_allot_order SET allot_progress = '已调出'），提交事务，将操作结果返回给Controller，Controller将成功响应返回给前端。</w:t>
       </w:r>
     </w:p>
     <w:p>
@@ -36074,163 +34124,8 @@
         <w:ind w:firstLineChars="200" w:firstLine="496"/>
       </w:pPr>
       <w:r>
-        <w:t>在扫码调入阶段，仓管员再次扫描调拨单二维码进入调入界面，前端向Controller发送GET请求获取调拨单信息。Controller调用Service查询调拨单及明细数据并返回给前端显示。前端显示调拨明细列表，仓管员依次扫描物料标签，前端在本地匹配调拨明细并累加扫码数量。仓管员确认提交调入操作，前端向Controller发送POST请求（/stock/</w:t>
-      </w:r>
-      <w:proofErr w:type="spellStart"/>
-      <w:r>
-        <w:t>allotOrder</w:t>
-      </w:r>
-      <w:proofErr w:type="spellEnd"/>
-      <w:r>
-        <w:t>/</w:t>
-      </w:r>
-      <w:proofErr w:type="spellStart"/>
-      <w:r>
-        <w:t>submitAllotIn</w:t>
-      </w:r>
-      <w:proofErr w:type="spellEnd"/>
-      <w:r>
-        <w:t>）。Controller调用Service的</w:t>
-      </w:r>
-      <w:proofErr w:type="spellStart"/>
-      <w:r>
-        <w:t>submitAllotIn</w:t>
-      </w:r>
-      <w:proofErr w:type="spellEnd"/>
-      <w:r>
-        <w:t xml:space="preserve">方法，Service开启数据库事务处理。Service遍历每个扫描的物料标签，首先调用InfoMapper查询调入仓库货位的库存记录（SELECT * FROM </w:t>
-      </w:r>
-      <w:proofErr w:type="spellStart"/>
-      <w:r>
-        <w:t>stock_info</w:t>
-      </w:r>
-      <w:proofErr w:type="spellEnd"/>
-      <w:r>
-        <w:t>），若库存记录存在则调用InfoMapper的</w:t>
-      </w:r>
-      <w:proofErr w:type="spellStart"/>
-      <w:r>
-        <w:t>updateStockInfo</w:t>
-      </w:r>
-      <w:proofErr w:type="spellEnd"/>
-      <w:r>
-        <w:t xml:space="preserve">方法累加库存数量（UPDATE </w:t>
-      </w:r>
-      <w:proofErr w:type="spellStart"/>
-      <w:r>
-        <w:t>stock_info</w:t>
-      </w:r>
-      <w:proofErr w:type="spellEnd"/>
-      <w:r>
-        <w:t xml:space="preserve"> SET quantity = quantity + ?），若库存记录不存在则调用InfoMapper的</w:t>
-      </w:r>
-      <w:proofErr w:type="spellStart"/>
-      <w:r>
-        <w:t>insertStockInfo</w:t>
-      </w:r>
-      <w:proofErr w:type="spellEnd"/>
-      <w:r>
-        <w:t xml:space="preserve">方法新增库存记录（INSERT INTO </w:t>
-      </w:r>
-      <w:proofErr w:type="spellStart"/>
-      <w:r>
-        <w:t>stock_info</w:t>
-      </w:r>
-      <w:proofErr w:type="spellEnd"/>
-      <w:r>
-        <w:t>）。</w:t>
-      </w:r>
-      <w:r>
         <w:lastRenderedPageBreak/>
-        <w:t>随后调用</w:t>
-      </w:r>
-      <w:proofErr w:type="spellStart"/>
-      <w:r>
-        <w:t>RecordMapper</w:t>
-      </w:r>
-      <w:proofErr w:type="spellEnd"/>
-      <w:r>
-        <w:t>的</w:t>
-      </w:r>
-      <w:proofErr w:type="spellStart"/>
-      <w:r>
-        <w:t>insertStockRecord</w:t>
-      </w:r>
-      <w:proofErr w:type="spellEnd"/>
-      <w:r>
-        <w:t xml:space="preserve">方法新增调拨入库流水记录（INSERT INTO </w:t>
-      </w:r>
-      <w:proofErr w:type="spellStart"/>
-      <w:r>
-        <w:t>stock_record</w:t>
-      </w:r>
-      <w:proofErr w:type="spellEnd"/>
-      <w:r>
-        <w:t>，流水类型为</w:t>
-      </w:r>
-      <w:proofErr w:type="spellStart"/>
-      <w:r>
-        <w:t>allot_in</w:t>
-      </w:r>
-      <w:proofErr w:type="spellEnd"/>
-      <w:r>
-        <w:t>），调用</w:t>
-      </w:r>
-      <w:proofErr w:type="spellStart"/>
-      <w:r>
-        <w:t>DetailMapper</w:t>
-      </w:r>
-      <w:proofErr w:type="spellEnd"/>
-      <w:r>
-        <w:t>的</w:t>
-      </w:r>
-      <w:proofErr w:type="spellStart"/>
-      <w:r>
-        <w:t>updateSignQuantity</w:t>
-      </w:r>
-      <w:proofErr w:type="spellEnd"/>
-      <w:r>
-        <w:t xml:space="preserve">方法更新调拨明细的已调入数量（UPDATE </w:t>
-      </w:r>
-      <w:proofErr w:type="spellStart"/>
-      <w:r>
-        <w:t>stock_allot_detail</w:t>
-      </w:r>
-      <w:proofErr w:type="spellEnd"/>
-      <w:r>
-        <w:t xml:space="preserve"> SET </w:t>
-      </w:r>
-      <w:proofErr w:type="spellStart"/>
-      <w:r>
-        <w:t>sign_quantity</w:t>
-      </w:r>
-      <w:proofErr w:type="spellEnd"/>
-      <w:r>
-        <w:t xml:space="preserve"> = ?）。所有标签处理完成后，Service更新调拨单的调拨进度为"已调入"，调拨状态为"已完成"（UPDATE </w:t>
-      </w:r>
-      <w:proofErr w:type="spellStart"/>
-      <w:r>
-        <w:t>stock_allot_order</w:t>
-      </w:r>
-      <w:proofErr w:type="spellEnd"/>
-      <w:r>
-        <w:t xml:space="preserve"> SET </w:t>
-      </w:r>
-      <w:proofErr w:type="spellStart"/>
-      <w:r>
-        <w:t>allot_progress</w:t>
-      </w:r>
-      <w:proofErr w:type="spellEnd"/>
-      <w:r>
-        <w:t> = '已调入', </w:t>
-      </w:r>
-      <w:proofErr w:type="spellStart"/>
-      <w:r>
-        <w:t>allot_status</w:t>
-      </w:r>
-      <w:proofErr w:type="spellEnd"/>
-      <w:r>
-        <w:t> = '已完成'），提交事务，将操作结果返回给Controller，Controller将成功响应返回给前端，前端显示调拨完成提示，整个调拨流程结束。</w:t>
+        <w:t>在扫码调入阶段，仓管员再次扫描调拨单二维码进入调入界面，前端向Controller发送GET请求获取调拨单信息。Controller调用Service查询调拨单及明细数据并返回给前端显示。前端显示调拨明细列表，仓管员依次扫描物料标签，前端在本地匹配调拨明细并累加扫码数量。仓管员确认提交调入操作，前端向Controller发送POST请求（/stock/allotOrder/submitAllotIn）。Controller调用Service的submitAllotIn方法，Service开启数据库事务处理。Service遍历每个扫描的物料标签，首先调用InfoMapper查询调入仓库货位的库存记录（SELECT * FROM stock_info），若库存记录存在则调用InfoMapper的updateStockInfo方法累加库存数量（UPDATE stock_info SET quantity = quantity + ?），若库存记录不存在则调用InfoMapper的insertStockInfo方法新增库存记录（INSERT INTO stock_info）。随后调用RecordMapper的insertStockRecord方法新增调拨入库流水记录（INSERT INTO stock_record，流水类型为allot_in），调用DetailMapper的updateSignQuantity方法更新调拨明细的已调入数量（UPDATE stock_allot_detail SET sign_quantity = ?）。所有标签处理完成后，Service更新调拨单的调拨进度为"已调入"，调拨状态为"已完成"（UPDATE stock_allot_order SET allot_progress = '已调入', allot_status = '已完成'），提交事务，将操作结果返回给Controller，Controller将成功响应返回给前端，前端显示调拨完成提示，整个调拨流程结束。</w:t>
       </w:r>
     </w:p>
     <w:p/>
@@ -36253,123 +34148,22 @@
       <w:pPr>
         <w:ind w:firstLineChars="200" w:firstLine="496"/>
       </w:pPr>
-      <w:r>
-        <w:t>该程序流程图描述了库存管理与调拨模块的核心操作流程，流程从"开始"节点启动，涵盖查询库存信息、查询库存流水、创建调拨单、扫码调出、扫码调入及查询调拨单列表六大功能。当执行查询库存信息操作时，系统接收查询条件（物料编码、仓库编码、货位编码、批次号等），调用service层的</w:t>
-      </w:r>
-      <w:proofErr w:type="spellStart"/>
-      <w:r>
-        <w:t>selectStockInfoList</w:t>
-      </w:r>
-      <w:proofErr w:type="spellEnd"/>
-      <w:r>
-        <w:t>方法查询库存信息表。系统判断是否需要汇总，若需要则按物料分组统计并计算总库存数量，若不需要则返回明细列表。系统关联物料基本信息和仓库货位信息，返回完整的库存数据。当执行查询库存流水操作时，系统接收查询条件（开始时间、结束时间、物料编码、流水类型等），调用service层的</w:t>
-      </w:r>
-      <w:proofErr w:type="spellStart"/>
-      <w:r>
-        <w:t>selectStockRecordList</w:t>
-      </w:r>
-      <w:proofErr w:type="spellEnd"/>
-      <w:r>
-        <w:t xml:space="preserve">方法查询库存流水表，按创建时间倒序排列，关联物料信息和仓库货位信息，转换流水类型标签显示，返回流水列表数据。当执行创建调拨单操作时，系统接收调拨单数据，生成唯一的调拨单号，设置调拨状态为"待调拨"，设置调拨进度为"未调出"，设置创建人和创建时间信息。系统遍历调拨明细列表，为每条明细设置行号，初始化已调出数量和已调入数量为0。所有明细处理完成后，系统插入调拨单主表记录，批量插入调拨明细数据，返回成功响应。当执行扫码调出操作时，系统接收调出请求数据，获取物料标签列表和调拨单号，开启数据库事务处理。系统遍历每个扫描的物料标签，获取标签信息、调出数量、调出仓库和货位，执行扣减调出仓库库存的SQL操作（UPDATE </w:t>
-      </w:r>
-      <w:proofErr w:type="spellStart"/>
-      <w:r>
-        <w:t>stock_info</w:t>
-      </w:r>
-      <w:proofErr w:type="spellEnd"/>
-      <w:r>
-        <w:t xml:space="preserve"> SET quantity = quantity - ? WHERE </w:t>
-      </w:r>
-      <w:proofErr w:type="spellStart"/>
-      <w:r>
-        <w:t>warehouse_code</w:t>
-      </w:r>
-      <w:proofErr w:type="spellEnd"/>
-      <w:r>
-        <w:t> </w:t>
-      </w:r>
-      <w:proofErr w:type="gramStart"/>
-      <w:r>
-        <w:t>= ?</w:t>
-      </w:r>
-      <w:proofErr w:type="gramEnd"/>
-      <w:r>
-        <w:t xml:space="preserve"> AND </w:t>
-      </w:r>
-      <w:proofErr w:type="spellStart"/>
-      <w:r>
-        <w:t>location_code</w:t>
-      </w:r>
-      <w:proofErr w:type="spellEnd"/>
-      <w:r>
-        <w:t> = ?），构建调出流水对象，设置流水类型为</w:t>
-      </w:r>
-      <w:proofErr w:type="spellStart"/>
-      <w:r>
-        <w:t>allot_out</w:t>
-      </w:r>
-      <w:proofErr w:type="spellEnd"/>
-      <w:r>
-        <w:t xml:space="preserve">，设置操作数量，插入库存流水记录，更新调拨明细的已调出数量（UPDATE </w:t>
-      </w:r>
-      <w:proofErr w:type="spellStart"/>
-      <w:r>
-        <w:t>stock_allot_detail</w:t>
-      </w:r>
-      <w:proofErr w:type="spellEnd"/>
-      <w:r>
-        <w:t xml:space="preserve"> SET </w:t>
-      </w:r>
-      <w:proofErr w:type="spellStart"/>
-      <w:r>
-        <w:t>allot_quantity</w:t>
-      </w:r>
-      <w:proofErr w:type="spellEnd"/>
-      <w:r>
-        <w:t> = ?）。所有标签处理完成后，系统更新调拨单的调拨进度为"已调出"，提交事务，返回成功响应。当执行扫码调入操作时，系统接收调入请求数据，获取物料标签列表和调拨单号，开启数据库事务处理。系统遍历每个扫描的物料标签，获取标签信息、调入数量、调入仓库和货位，查询调入仓库的库存记录，若库存记录存在则累加库存数量并更新记录，若不存在则新增库存记录，构建调入流水对象，设置流水类型为</w:t>
-      </w:r>
-      <w:proofErr w:type="spellStart"/>
-      <w:r>
-        <w:t>allot_in</w:t>
-      </w:r>
-      <w:proofErr w:type="spellEnd"/>
-      <w:r>
-        <w:t xml:space="preserve">，设置操作数量，插入库存流水记录，更新调拨明细的已调入数量（UPDATE </w:t>
-      </w:r>
-      <w:proofErr w:type="spellStart"/>
-      <w:r>
-        <w:t>stock_allot_detail</w:t>
-      </w:r>
-      <w:proofErr w:type="spellEnd"/>
-      <w:r>
-        <w:t xml:space="preserve"> SET </w:t>
-      </w:r>
-      <w:proofErr w:type="spellStart"/>
-      <w:r>
-        <w:t>sign_quantity</w:t>
-      </w:r>
-      <w:proofErr w:type="spellEnd"/>
-      <w:r>
-        <w:t> = ?）。所有标签处理完成后，系统更新调拨单的调拨进度为"已调入"，调拨状态为"已完成"，提交事务，返回成功响应。当执行查询调拨单列表操作时，系统接收分页参数和查询条件，调用service层的</w:t>
-      </w:r>
-      <w:proofErr w:type="spellStart"/>
-      <w:r>
-        <w:t>selectList</w:t>
-      </w:r>
-      <w:proofErr w:type="spellEnd"/>
-      <w:r>
-        <w:t>方法执行分页查询，关联调出仓库名称和调入仓库名称，转换调拨状态和调拨进度的标签显示，返回调拨单列表数据。整个流程清晰呈现了库存管理与调拨模块从库存查询、流水追溯到跨仓库物料转移的完整业务链路，各操作独</w:t>
-      </w:r>
-      <w:r>
-        <w:lastRenderedPageBreak/>
-        <w:t>立执行且均从"开始"启动，经对应业务处理后至"结束"节点，体现了功能的完整性和流程的规范性。</w:t>
-      </w:r>
     </w:p>
-    <w:p/>
     <w:p>
-      <w:r>
-        <w:br w:type="page"/>
-      </w:r>
+      <w:pPr>
+        <w:ind w:firstLineChars="200" w:firstLine="496"/>
+      </w:pPr>
+      <w:r>
+        <w:t>管理员或仓管员通过前端页面发起库存查询请求，请求数据流入P1库存查询处理过程，P1从stock_info表查询库存数据，支持按物料、仓库、货位等多维度查询和汇总统计，查询结果返回前端展示，库存低于安全库存阈值时系统标红预警。管理员发起流水查询请求，请求数据流入P2流水查询处理过程，P2从stock_record表查询库存流水数据，按时间范围和流水类型过滤，按创建时间倒序排列返回流水列表。仓管员创建调拨单，调拨单数据流入P3调拨单处理过程，P3生成调拨单号，设置调拨状态为"待调拨"、调拨进度为"未调出"，将调拨单数据写入stock_allot_order表和stock_allot_detail表。仓管员扫描调拨单二维码进入扫码调出界面，依次扫描物料标签，扫码数据流入P4扫码调出处理过程，P4开启数据库事务，从stock_allot_order表和stock_allot_detail表查询调拨信息，扣减stock_info表中调出仓库的库存数量，向stock_record表插入调拨出库流水记录，更新stock_allot_detail表的已调出数量，更新stock_allot_order表的调拨进度为"已调出"。仓管员再次扫描调拨单二维码进入扫码调入界面，依次扫描物料标签，扫码数据流入P5扫码调入处理过程，P5开启数据库事务，增加或新增stock_info表中调入仓库的库存数量，向stock_record表插入调拨入库流水记录，更新stock_allot_detail表的已调入数量，更新stock_allot_order表的调拨进度为"已调入"、调拨状态为"已完成"，提交事务返回处理结果。整个数据流清晰地展示了库存管理与调拨业务从库存查询、流水追溯到跨仓库物料转移的完整流转过程。</w:t>
+      </w:r>
+    </w:p>
+    <w:p>
+      <w:pPr>
+        <w:ind w:firstLineChars="200" w:firstLine="496"/>
+        <w:rPr>
+          <w:rFonts w:hint="eastAsia"/>
+        </w:rPr>
+      </w:pPr>
     </w:p>
     <w:p>
       <w:pPr>
@@ -36402,6 +34196,7 @@
         <w:rPr>
           <w:rFonts w:hint="eastAsia"/>
         </w:rPr>
+        <w:lastRenderedPageBreak/>
         <w:t>系统测试</w:t>
       </w:r>
       <w:bookmarkEnd w:id="57"/>
@@ -36949,11 +34744,7 @@
               </w:rPr>
             </w:pPr>
             <w:r>
-              <w:t>物料信息显示完整，包括编码、名称、规格型号、单</w:t>
-            </w:r>
-            <w:r>
-              <w:lastRenderedPageBreak/>
-              <w:t>位、分类等</w:t>
+              <w:t>物料信息显示完整，包括编码、名称、规格型号、单位、分类等</w:t>
             </w:r>
           </w:p>
         </w:tc>
@@ -36977,7 +34768,6 @@
               </w:rPr>
             </w:pPr>
             <w:r>
-              <w:lastRenderedPageBreak/>
               <w:t>与预期一致</w:t>
             </w:r>
           </w:p>
@@ -37672,6 +35462,7 @@
         <w:rPr>
           <w:rFonts w:hint="eastAsia"/>
         </w:rPr>
+        <w:lastRenderedPageBreak/>
         <w:t>仓库货位管理功能测试</w:t>
       </w:r>
       <w:bookmarkEnd w:id="64"/>
@@ -38400,7 +36191,6 @@
         <w:rPr>
           <w:rFonts w:hint="eastAsia"/>
         </w:rPr>
-        <w:lastRenderedPageBreak/>
         <w:t>入库管理模块测试</w:t>
       </w:r>
       <w:bookmarkEnd w:id="65"/>
@@ -38428,6 +36218,7 @@
         <w:rPr>
           <w:rFonts w:hint="eastAsia"/>
         </w:rPr>
+        <w:lastRenderedPageBreak/>
         <w:t>采购入库单功能测试</w:t>
       </w:r>
       <w:bookmarkEnd w:id="66"/>
@@ -39140,7 +36931,6 @@
         <w:rPr>
           <w:rFonts w:hint="eastAsia"/>
         </w:rPr>
-        <w:lastRenderedPageBreak/>
         <w:t>生产退料入库功能测试</w:t>
       </w:r>
       <w:bookmarkEnd w:id="67"/>
@@ -39151,6 +36941,7 @@
         <w:ind w:firstLineChars="200" w:firstLine="496"/>
       </w:pPr>
       <w:r>
+        <w:lastRenderedPageBreak/>
         <w:t>生产管理员在生产过程中，若有多余物料需要退回仓库，可以创建生产退料入库单。填写生产订单号、退料物料及数量、目标仓库货位等信息，仓库管理员确认后，系统更新库存并生成退料标签。</w:t>
       </w:r>
     </w:p>
@@ -39651,7 +37442,6 @@
         </w:rPr>
       </w:pPr>
       <w:r>
-        <w:lastRenderedPageBreak/>
         <w:t xml:space="preserve">表5-1 XX表  </w:t>
       </w:r>
     </w:p>
@@ -39818,6 +37608,7 @@
               </w:rPr>
             </w:pPr>
             <w:r>
+              <w:lastRenderedPageBreak/>
               <w:t>1</w:t>
             </w:r>
           </w:p>
@@ -40361,7 +38152,6 @@
         </w:rPr>
       </w:pPr>
       <w:r>
-        <w:lastRenderedPageBreak/>
         <w:t xml:space="preserve">表5-1 XX表  </w:t>
       </w:r>
     </w:p>
@@ -40528,6 +38318,7 @@
               </w:rPr>
             </w:pPr>
             <w:r>
+              <w:lastRenderedPageBreak/>
               <w:t>1</w:t>
             </w:r>
           </w:p>
@@ -41266,6 +39057,7 @@
         <w:rPr>
           <w:rFonts w:hint="eastAsia"/>
         </w:rPr>
+        <w:lastRenderedPageBreak/>
         <w:t>库存信息查询功能测试</w:t>
       </w:r>
       <w:bookmarkEnd w:id="73"/>
@@ -42043,14 +39835,41 @@
               </w:rPr>
             </w:pPr>
             <w:r>
+              <w:t>1</w:t>
+            </w:r>
+          </w:p>
+        </w:tc>
+        <w:tc>
+          <w:tcPr>
+            <w:tcW w:w="1856" w:type="dxa"/>
+            <w:tcBorders>
+              <w:top w:val="single" w:sz="4" w:space="0" w:color="000000"/>
+              <w:left w:val="nil"/>
+              <w:bottom w:val="nil"/>
+              <w:right w:val="nil"/>
+            </w:tcBorders>
+            <w:shd w:val="clear" w:color="auto" w:fill="FFFFFF"/>
+            <w:vAlign w:val="center"/>
+          </w:tcPr>
+          <w:p>
+            <w:pPr>
+              <w:pStyle w:val="af5"/>
+              <w:rPr>
+                <w:rFonts w:hint="default"/>
+              </w:rPr>
+            </w:pPr>
+            <w:r>
+              <w:t>仓库管理员点击库存管理-库存流水，输入</w:t>
+            </w:r>
+            <w:r>
               <w:lastRenderedPageBreak/>
-              <w:t>1</w:t>
-            </w:r>
-          </w:p>
-        </w:tc>
-        <w:tc>
-          <w:tcPr>
-            <w:tcW w:w="1856" w:type="dxa"/>
+              <w:t>查询条件</w:t>
+            </w:r>
+          </w:p>
+        </w:tc>
+        <w:tc>
+          <w:tcPr>
+            <w:tcW w:w="1827" w:type="dxa"/>
             <w:tcBorders>
               <w:top w:val="single" w:sz="4" w:space="0" w:color="000000"/>
               <w:left w:val="nil"/>
@@ -42068,13 +39887,18 @@
               </w:rPr>
             </w:pPr>
             <w:r>
-              <w:t>仓库管理员点击库存管理-库存流水，输入查询条件</w:t>
-            </w:r>
-          </w:p>
-        </w:tc>
-        <w:tc>
-          <w:tcPr>
-            <w:tcW w:w="1827" w:type="dxa"/>
+              <w:lastRenderedPageBreak/>
+              <w:t>系统显示该物料在指定时间范围内的流水</w:t>
+            </w:r>
+            <w:r>
+              <w:lastRenderedPageBreak/>
+              <w:t>记录</w:t>
+            </w:r>
+          </w:p>
+        </w:tc>
+        <w:tc>
+          <w:tcPr>
+            <w:tcW w:w="1818" w:type="dxa"/>
             <w:tcBorders>
               <w:top w:val="single" w:sz="4" w:space="0" w:color="000000"/>
               <w:left w:val="nil"/>
@@ -42092,30 +39916,7 @@
               </w:rPr>
             </w:pPr>
             <w:r>
-              <w:t>系统显示该物料在指定时间范围内的流水记录</w:t>
-            </w:r>
-          </w:p>
-        </w:tc>
-        <w:tc>
-          <w:tcPr>
-            <w:tcW w:w="1818" w:type="dxa"/>
-            <w:tcBorders>
-              <w:top w:val="single" w:sz="4" w:space="0" w:color="000000"/>
-              <w:left w:val="nil"/>
-              <w:bottom w:val="nil"/>
-              <w:right w:val="nil"/>
-            </w:tcBorders>
-            <w:shd w:val="clear" w:color="auto" w:fill="FFFFFF"/>
-            <w:vAlign w:val="center"/>
-          </w:tcPr>
-          <w:p>
-            <w:pPr>
-              <w:pStyle w:val="af5"/>
-              <w:rPr>
-                <w:rFonts w:hint="default"/>
-              </w:rPr>
-            </w:pPr>
-            <w:r>
+              <w:lastRenderedPageBreak/>
               <w:t>与预期一致</w:t>
             </w:r>
           </w:p>
@@ -44200,13 +42001,7 @@
     <w:p/>
     <w:p/>
     <w:p/>
-    <w:p>
-      <w:pPr>
-        <w:rPr>
-          <w:rFonts w:hint="eastAsia"/>
-        </w:rPr>
-      </w:pPr>
-    </w:p>
+    <w:p/>
     <w:bookmarkEnd w:id="8"/>
     <w:p>
       <w:r>
@@ -44571,13 +42366,7 @@
                             <w:rPr>
                               <w:lang w:val="zh-CN"/>
                             </w:rPr>
-                            <w:t>1</w:t>
-                          </w:r>
-                          <w:r>
-                            <w:rPr>
-                              <w:lang w:val="zh-CN"/>
-                            </w:rPr>
-                            <w:t>2</w:t>
+                            <w:t>12</w:t>
                           </w:r>
                           <w:r>
                             <w:rPr>
@@ -44726,13 +42515,7 @@
                             <w:rPr>
                               <w:lang w:val="zh-CN"/>
                             </w:rPr>
-                            <w:t>1</w:t>
-                          </w:r>
-                          <w:r>
-                            <w:rPr>
-                              <w:lang w:val="zh-CN"/>
-                            </w:rPr>
-                            <w:t>3</w:t>
+                            <w:t>13</w:t>
                           </w:r>
                           <w:r>
                             <w:rPr>
@@ -45054,13 +42837,7 @@
                             <w:rPr>
                               <w:lang w:val="zh-CN"/>
                             </w:rPr>
-                            <w:t>I</w:t>
-                          </w:r>
-                          <w:r>
-                            <w:rPr>
-                              <w:lang w:val="zh-CN"/>
-                            </w:rPr>
-                            <w:t>V</w:t>
+                            <w:t>IV</w:t>
                           </w:r>
                           <w:r>
                             <w:rPr>
@@ -45376,13 +43153,7 @@
                             <w:rPr>
                               <w:lang w:val="zh-CN"/>
                             </w:rPr>
-                            <w:t>1</w:t>
-                          </w:r>
-                          <w:r>
-                            <w:rPr>
-                              <w:lang w:val="zh-CN"/>
-                            </w:rPr>
-                            <w:t>2</w:t>
+                            <w:t>12</w:t>
                           </w:r>
                           <w:r>
                             <w:rPr>
@@ -45531,13 +43302,7 @@
                             <w:rPr>
                               <w:lang w:val="zh-CN"/>
                             </w:rPr>
-                            <w:t>1</w:t>
-                          </w:r>
-                          <w:r>
-                            <w:rPr>
-                              <w:lang w:val="zh-CN"/>
-                            </w:rPr>
-                            <w:t>3</w:t>
+                            <w:t>13</w:t>
                           </w:r>
                           <w:r>
                             <w:rPr>
@@ -45886,13 +43651,7 @@
       <w:rPr>
         <w:rFonts w:hint="eastAsia"/>
       </w:rPr>
-      <w:t xml:space="preserve">                             </w:t>
-    </w:r>
-    <w:r>
-      <w:rPr>
-        <w:rFonts w:hint="eastAsia"/>
-      </w:rPr>
-      <w:t>山西大学本科生毕业设计（论文）</w:t>
+      <w:t xml:space="preserve">                             山西大学本科生毕业设计（论文）</w:t>
     </w:r>
   </w:p>
 </w:hdr>
@@ -48282,10 +46041,6 @@
 </file>
 
 <file path=customXml/item1.xml><?xml version="1.0" encoding="utf-8"?>
-<b:Sources xmlns:b="http://schemas.openxmlformats.org/officeDocument/2006/bibliography" xmlns="http://schemas.openxmlformats.org/officeDocument/2006/bibliography" SelectedStyle="\APA.XSL" StyleName="APA"/>
-</file>
-
-<file path=customXml/item2.xml><?xml version="1.0" encoding="utf-8"?>
 <s:customData xmlns="http://www.wps.cn/officeDocument/2013/wpsCustomData" xmlns:s="http://www.wps.cn/officeDocument/2013/wpsCustomData">
   <customSectProps>
     <customSectPr/>
@@ -48308,18 +46063,22 @@
 </s:customData>
 </file>
 
+<file path=customXml/item2.xml><?xml version="1.0" encoding="utf-8"?>
+<b:Sources xmlns:b="http://schemas.openxmlformats.org/officeDocument/2006/bibliography" xmlns="http://schemas.openxmlformats.org/officeDocument/2006/bibliography" SelectedStyle="\APA.XSL" StyleName="APA"/>
+</file>
+
 <file path=customXml/itemProps1.xml><?xml version="1.0" encoding="utf-8"?>
+<ds:datastoreItem xmlns:ds="http://schemas.openxmlformats.org/officeDocument/2006/customXml" ds:itemID="{B1977F7D-205B-4081-913C-38D41E755F92}">
+  <ds:schemaRefs>
+    <ds:schemaRef ds:uri="http://www.wps.cn/officeDocument/2013/wpsCustomData"/>
+  </ds:schemaRefs>
+</ds:datastoreItem>
+</file>
+
+<file path=customXml/itemProps2.xml><?xml version="1.0" encoding="utf-8"?>
 <ds:datastoreItem xmlns:ds="http://schemas.openxmlformats.org/officeDocument/2006/customXml" ds:itemID="{7A6DEDC5-3F26-4EA4-8DA0-6FE301C07E9E}">
   <ds:schemaRefs>
     <ds:schemaRef ds:uri="http://schemas.openxmlformats.org/officeDocument/2006/bibliography"/>
   </ds:schemaRefs>
 </ds:datastoreItem>
-</file>
-
-<file path=customXml/itemProps2.xml><?xml version="1.0" encoding="utf-8"?>
-<ds:datastoreItem xmlns:ds="http://schemas.openxmlformats.org/officeDocument/2006/customXml" ds:itemID="{B1977F7D-205B-4081-913C-38D41E755F92}">
-  <ds:schemaRefs>
-    <ds:schemaRef ds:uri="http://www.wps.cn/officeDocument/2013/wpsCustomData"/>
-  </ds:schemaRefs>
-</ds:datastoreItem>
 </file>